--- a/source/Chapter1.docx
+++ b/source/Chapter1.docx
@@ -1741,7 +1741,27 @@
           <w:u w:val="none"/>
           <w:rtl w:val="0"/>
         </w:rPr>
-        <w:t xml:space="preserve">un North and turn Valve 1 RIGHT, Valve 2 RIGHT, go to the basement of Carnilleans house and use the bottle of poison on the cooking range. Go upstairs and talk to Ceril. Return to Clivet. Turn Valve 3 LEFT, place the white cog in the clocktower (to</w:t>
+        <w:t xml:space="preserve">un North and turn Valve 1 RIGHT, Valve 2 RIGHT, go to the basement of Carnillean</w:t>
+      </w:r>
+      <w:r>
+        <w:rPr>
+          <w:rtl w:val="0"/>
+        </w:rPr>
+        <w:t xml:space="preserve">’</w:t>
+      </w:r>
+      <w:r>
+        <w:rPr>
+          <w:b w:val="0"/>
+          <w:bCs w:val="0"/>
+          <w:i w:val="0"/>
+          <w:iCs w:val="0"/>
+          <w:strike w:val="0"/>
+          <w:sz w:val="24"/>
+          <w:szCs w:val="24"/>
+          <w:u w:val="none"/>
+          <w:rtl w:val="0"/>
+        </w:rPr>
+        <w:t xml:space="preserve">s house and use the bottle of poison on the cooking range. Go upstairs and talk to Ceril. Return to Clivet. Turn Valve 3 LEFT, place the white cog in the clocktower (to</w:t>
       </w:r>
       <w:r>
         <w:rPr>
@@ -2540,7 +2560,27 @@
           <w:u w:val="none"/>
           <w:rtl w:val="0"/>
         </w:rPr>
-        <w:t xml:space="preserve">Take your gp, a small fishing net, knife and more logs (if you are running low: make sure to </w:t>
+        <w:t xml:space="preserve">Take your gp, a small fishing net, knife and </w:t>
+      </w:r>
+      <w:r>
+        <w:rPr>
+          <w:rtl w:val="0"/>
+        </w:rPr>
+        <w:t xml:space="preserve">5 </w:t>
+      </w:r>
+      <w:r>
+        <w:rPr>
+          <w:b w:val="0"/>
+          <w:bCs w:val="0"/>
+          <w:i w:val="0"/>
+          <w:iCs w:val="0"/>
+          <w:strike w:val="0"/>
+          <w:sz w:val="24"/>
+          <w:szCs w:val="24"/>
+          <w:u w:val="none"/>
+          <w:rtl w:val="0"/>
+        </w:rPr>
+        <w:t xml:space="preserve">more logs (if you are running low: make sure to </w:t>
       </w:r>
       <w:r>
         <w:rPr>
@@ -2608,7 +2648,27 @@
           <w:u w:val="none"/>
           <w:rtl w:val="0"/>
         </w:rPr>
-        <w:t xml:space="preserve">Return to Witchhaven and do the Sea Slug quest. Fish a shrimp after the quest for Ardy diary. Buy a raw sardine, two fishing rods, a fly fishing rod, a harpoon, 10 fishing bait and a lobster pot from Lovecraft’s Tackle (Witchhaven). Continue Tribal Totem to the point where you collect the tote</w:t>
+        <w:t xml:space="preserve">Return to Witchhaven and do the Sea Slug quest. Fish an a</w:t>
+      </w:r>
+      <w:r>
+        <w:rPr>
+          <w:rtl w:val="0"/>
+        </w:rPr>
+        <w:t xml:space="preserve">nchovy or</w:t>
+      </w:r>
+      <w:r>
+        <w:rPr>
+          <w:b w:val="0"/>
+          <w:bCs w:val="0"/>
+          <w:i w:val="0"/>
+          <w:iCs w:val="0"/>
+          <w:strike w:val="0"/>
+          <w:sz w:val="24"/>
+          <w:szCs w:val="24"/>
+          <w:u w:val="none"/>
+          <w:rtl w:val="0"/>
+        </w:rPr>
+        <w:t xml:space="preserve"> shrimp after the quest for Ardy diary. Buy a raw sardine, two fishing rods, a fly fishing rod, a harpoon, 10 fishing bait and a lobster pot from Lovecraft’s Tackle (Witchhaven). Continue Tribal Totem to the point where you collect the tote</w:t>
       </w:r>
       <w:r>
         <w:rPr>
@@ -2874,27 +2934,87 @@
           <w:u w:val="none"/>
           <w:rtl w:val="0"/>
         </w:rPr>
-        <w:t xml:space="preserve"> onions. Run to Draynor and progress X Marks the Spot (twice). Buy a Chronicle and </w:t>
-      </w:r>
-      <w:r>
-        <w:rPr>
-          <w:rtl w:val="0"/>
-        </w:rPr>
-        <w:t xml:space="preserve">three</w:t>
-      </w:r>
-      <w:r>
-        <w:rPr>
-          <w:b w:val="0"/>
-          <w:bCs w:val="0"/>
-          <w:i w:val="0"/>
-          <w:iCs w:val="0"/>
-          <w:strike w:val="0"/>
-          <w:sz w:val="24"/>
-          <w:szCs w:val="24"/>
-          <w:u w:val="none"/>
-          <w:rtl w:val="0"/>
-        </w:rPr>
-        <w:t xml:space="preserve"> teleport cards from Diango. Go to the Wizards’ Tower with the air talisman, talk to Wizard Sedridor and trade the air talisman for a research package. Grab the ghost’s skull from the altar for Restless Ghost.</w:t>
+        <w:t xml:space="preserve"> onions. Run to Draynor and progress X Marks the Spot (twice). Buy a Chronicle</w:t>
+      </w:r>
+      <w:r>
+        <w:rPr>
+          <w:rtl w:val="0"/>
+        </w:rPr>
+        <w:t xml:space="preserve">, three</w:t>
+      </w:r>
+      <w:r>
+        <w:rPr>
+          <w:b w:val="0"/>
+          <w:bCs w:val="0"/>
+          <w:i w:val="0"/>
+          <w:iCs w:val="0"/>
+          <w:strike w:val="0"/>
+          <w:sz w:val="24"/>
+          <w:szCs w:val="24"/>
+          <w:u w:val="none"/>
+          <w:rtl w:val="0"/>
+        </w:rPr>
+        <w:t xml:space="preserve"> teleport cards and a rainbow scarf from Diango</w:t>
+      </w:r>
+      <w:r>
+        <w:rPr>
+          <w:rtl w:val="0"/>
+        </w:rPr>
+        <w:t xml:space="preserve">. Put the cards in the chronicle</w:t>
+      </w:r>
+      <w:r>
+        <w:rPr>
+          <w:b w:val="0"/>
+          <w:bCs w:val="0"/>
+          <w:i w:val="0"/>
+          <w:iCs w:val="0"/>
+          <w:strike w:val="0"/>
+          <w:sz w:val="24"/>
+          <w:szCs w:val="24"/>
+          <w:u w:val="none"/>
+          <w:rtl w:val="0"/>
+        </w:rPr>
+        <w:t xml:space="preserve">. Grab </w:t>
+      </w:r>
+      <w:r>
+        <w:rPr>
+          <w:rtl w:val="0"/>
+        </w:rPr>
+        <w:t xml:space="preserve">the air talisman, a knife and </w:t>
+      </w:r>
+      <w:r>
+        <w:rPr>
+          <w:b w:val="0"/>
+          <w:bCs w:val="0"/>
+          <w:i w:val="0"/>
+          <w:iCs w:val="0"/>
+          <w:strike w:val="0"/>
+          <w:sz w:val="24"/>
+          <w:szCs w:val="24"/>
+          <w:u w:val="none"/>
+          <w:rtl w:val="0"/>
+        </w:rPr>
+        <w:t xml:space="preserve">logs (as before</w:t>
+      </w:r>
+      <w:r>
+        <w:rPr>
+          <w:rtl w:val="0"/>
+        </w:rPr>
+        <w:t xml:space="preserve">, make sure to leave 10 in the bank). Fletching as you move, head</w:t>
+      </w:r>
+      <w:r>
+        <w:rPr>
+          <w:b w:val="0"/>
+          <w:bCs w:val="0"/>
+          <w:i w:val="0"/>
+          <w:iCs w:val="0"/>
+          <w:strike w:val="0"/>
+          <w:sz w:val="24"/>
+          <w:szCs w:val="24"/>
+          <w:u w:val="none"/>
+          <w:rtl w:val="0"/>
+        </w:rPr>
+        <w:t xml:space="preserve"> to the Wizards’ Tower with the air talisman, talk to Wizard Sedridor and trade the air talisman for a research package. Grab the ghost’s skull from the altar for Restless Ghost.</w:t>
       </w:r>
       <w:r>
         <w:rPr>
@@ -3108,7 +3228,7 @@
         <w:rPr>
           <w:rtl w:val="0"/>
         </w:rPr>
-        <w:t xml:space="preserve">Go back to Draynor bank. Buy the rainbow scarf from Diango. Read the notice board to start a Porcine of Interest, talk to Morgan to start Vampyre Slayer and take three garlic. G</w:t>
+        <w:t xml:space="preserve">Go back to Draynor bank. Read the notice board to start a Porcine of Interest, talk to Morgan to start Vampyre Slayer and take three garlic. G</w:t>
       </w:r>
       <w:r>
         <w:rPr>
@@ -3244,7 +3364,28 @@
           <w:u w:val="none"/>
           <w:rtl w:val="0"/>
         </w:rPr>
-        <w:t xml:space="preserve">. Open the packs while running north to the range. Use your incredible skill to burn</w:t>
+        <w:t xml:space="preserve">. Open the packs while running north to the range. Use your incredible skill to leave one beef raw (</w:t>
+      </w:r>
+      <w:r>
+        <w:rPr>
+          <w:rtl w:val="0"/>
+        </w:rPr>
+        <w:t xml:space="preserve">no action needed), </w:t>
+      </w:r>
+      <w:r>
+        <w:rPr>
+          <w:b w:val="0"/>
+          <w:bCs w:val="0"/>
+          <w:i w:val="0"/>
+          <w:iCs w:val="0"/>
+          <w:strike w:val="0"/>
+          <w:color w:val="000000"/>
+          <w:sz w:val="24"/>
+          <w:szCs w:val="24"/>
+          <w:u w:val="none"/>
+          <w:rtl w:val="0"/>
+        </w:rPr>
+        <w:t xml:space="preserve">cook one beef and burn</w:t>
       </w:r>
       <w:r>
         <w:rPr>
@@ -3304,7 +3445,28 @@
           <w:u w:val="none"/>
           <w:rtl w:val="0"/>
         </w:rPr>
-        <w:t xml:space="preserve">beef on the range (cook twice if needed), cook one and leave the last one raw. Buy an</w:t>
+        <w:t xml:space="preserve">beef on the range (cook twice if needed)</w:t>
+      </w:r>
+      <w:r>
+        <w:rPr>
+          <w:rtl w:val="0"/>
+        </w:rPr>
+        <w:t xml:space="preserve">.</w:t>
+      </w:r>
+      <w:r>
+        <w:rPr>
+          <w:b w:val="0"/>
+          <w:bCs w:val="0"/>
+          <w:i w:val="0"/>
+          <w:iCs w:val="0"/>
+          <w:strike w:val="0"/>
+          <w:color w:val="000000"/>
+          <w:sz w:val="24"/>
+          <w:szCs w:val="24"/>
+          <w:u w:val="none"/>
+          <w:rtl w:val="0"/>
+        </w:rPr>
+        <w:t xml:space="preserve"> Buy an</w:t>
       </w:r>
       <w:r>
         <w:rPr>
@@ -3700,7 +3862,87 @@
           <w:u w:val="none"/>
           <w:rtl w:val="0"/>
         </w:rPr>
-        <w:t xml:space="preserve"> Sir Prysin downstairs to progress Demon Slayer (and again), King Roald to start Priests in Peril, Reldo to progress The Knight's Sword and start Shield of Arrav (then check the book and speak with Reldo again), Captain Rovin to progress Demon Slayer, grab the pie dish in the kitchen, go upstairs and grab a bucket, go back downstairs and fill the bucket with water, use the bucket of water on the drain outside the kitchen to flush the Demon Slayer key, head east down the manhole and collect the key, go back out and north to the estate agent and collect a saw, start Daddy’s Home.</w:t>
+        <w:t xml:space="preserve"> Sir Prysin downstairs to progress Demon Slayer (and again), </w:t>
+      </w:r>
+      <w:r>
+        <w:rPr>
+          <w:rtl w:val="0"/>
+        </w:rPr>
+        <w:t xml:space="preserve">Captain Rovin to progress Demon Slayer, </w:t>
+      </w:r>
+      <w:r>
+        <w:rPr>
+          <w:b w:val="0"/>
+          <w:bCs w:val="0"/>
+          <w:i w:val="0"/>
+          <w:iCs w:val="0"/>
+          <w:strike w:val="0"/>
+          <w:sz w:val="24"/>
+          <w:szCs w:val="24"/>
+          <w:u w:val="none"/>
+          <w:rtl w:val="0"/>
+        </w:rPr>
+        <w:t xml:space="preserve">Reldo to progress The Knight's Sword and start Shield of Arrav (then check the book and speak with Reldo again), grab the pie dish in the kitchen, fill </w:t>
+      </w:r>
+      <w:r>
+        <w:rPr>
+          <w:rtl w:val="0"/>
+        </w:rPr>
+        <w:t xml:space="preserve">your</w:t>
+      </w:r>
+      <w:r>
+        <w:rPr>
+          <w:b w:val="0"/>
+          <w:bCs w:val="0"/>
+          <w:i w:val="0"/>
+          <w:iCs w:val="0"/>
+          <w:strike w:val="0"/>
+          <w:sz w:val="24"/>
+          <w:szCs w:val="24"/>
+          <w:u w:val="none"/>
+          <w:rtl w:val="0"/>
+        </w:rPr>
+        <w:t xml:space="preserve"> bucket with water</w:t>
+      </w:r>
+      <w:r>
+        <w:rPr>
+          <w:rtl w:val="0"/>
+        </w:rPr>
+        <w:t xml:space="preserve"> and</w:t>
+      </w:r>
+      <w:r>
+        <w:rPr>
+          <w:b w:val="0"/>
+          <w:bCs w:val="0"/>
+          <w:i w:val="0"/>
+          <w:iCs w:val="0"/>
+          <w:strike w:val="0"/>
+          <w:sz w:val="24"/>
+          <w:szCs w:val="24"/>
+          <w:u w:val="none"/>
+          <w:rtl w:val="0"/>
+        </w:rPr>
+        <w:t xml:space="preserve"> use the bucket of water on the drain outside the kitchen to flush the Demon Slayer key, speak with </w:t>
+      </w:r>
+      <w:r>
+        <w:rPr>
+          <w:rtl w:val="0"/>
+        </w:rPr>
+        <w:t xml:space="preserve">King Roald to start Priest in Peril, </w:t>
+      </w:r>
+      <w:r>
+        <w:rPr>
+          <w:b w:val="0"/>
+          <w:bCs w:val="0"/>
+          <w:i w:val="0"/>
+          <w:iCs w:val="0"/>
+          <w:strike w:val="0"/>
+          <w:sz w:val="24"/>
+          <w:szCs w:val="24"/>
+          <w:u w:val="none"/>
+          <w:rtl w:val="0"/>
+        </w:rPr>
+        <w:t xml:space="preserve">head east down the manhole and collect the key, go back out and north to the estate agent and collect a saw, start Daddy’s Home.</w:t>
       </w:r>
       <w:r>
         <w:rPr>
@@ -3804,7 +4046,7 @@
           <w:u w:val="none"/>
           <w:rtl w:val="0"/>
         </w:rPr>
-        <w:t xml:space="preserve">101 gp, Chronicle</w:t>
+        <w:t xml:space="preserve">101 gp, Chronicle, bucket</w:t>
       </w:r>
       <w:r>
         <w:rPr>
@@ -4011,7 +4253,49 @@
           <w:u w:val="none"/>
           <w:rtl w:val="0"/>
         </w:rPr>
-        <w:t xml:space="preserve"> Go to Aubury, give him the research notes and buy 100 mind, 100 air, 50 water, 50 earth, 20 fire runes </w:t>
+        <w:t xml:space="preserve"> Go to Aubury, give him the research notes and continue the dialogue to get offered a cup of tea - this res</w:t>
+      </w:r>
+      <w:r>
+        <w:rPr>
+          <w:rtl w:val="0"/>
+        </w:rPr>
+        <w:t xml:space="preserve">tores your run energy. B</w:t>
+      </w:r>
+      <w:r>
+        <w:rPr>
+          <w:b w:val="0"/>
+          <w:bCs w:val="0"/>
+          <w:i w:val="0"/>
+          <w:iCs w:val="0"/>
+          <w:strike w:val="0"/>
+          <w:color w:val="000000"/>
+          <w:sz w:val="24"/>
+          <w:szCs w:val="24"/>
+          <w:u w:val="none"/>
+          <w:rtl w:val="0"/>
+        </w:rPr>
+        <w:t xml:space="preserve">uy 100 mind, 100 air, 50 water, 50 earth</w:t>
+      </w:r>
+      <w:r>
+        <w:rPr>
+          <w:rtl w:val="0"/>
+        </w:rPr>
+        <w:t xml:space="preserve"> and</w:t>
+      </w:r>
+      <w:r>
+        <w:rPr>
+          <w:b w:val="0"/>
+          <w:bCs w:val="0"/>
+          <w:i w:val="0"/>
+          <w:iCs w:val="0"/>
+          <w:strike w:val="0"/>
+          <w:color w:val="000000"/>
+          <w:sz w:val="24"/>
+          <w:szCs w:val="24"/>
+          <w:u w:val="none"/>
+          <w:rtl w:val="0"/>
+        </w:rPr>
+        <w:t xml:space="preserve"> 20 fire runes </w:t>
       </w:r>
       <w:r>
         <w:rPr>
@@ -4203,19 +4487,22 @@
           <w:u w:val="none"/>
           <w:rtl w:val="0"/>
         </w:rPr>
-        <w:t xml:space="preserve">Go back to Straven, give him the report to get the Weapon store key. Grab half of the Shield of Arrav. From now on every time you are in Varrock you may complete Shield of Arrav with a partner, at your own convenience (sooner is better). </w:t>
-      </w:r>
-      <w:r>
-        <w:rPr>
-          <w:b w:val="0"/>
-          <w:bCs w:val="0"/>
-          <w:strike w:val="0"/>
-          <w:sz w:val="24"/>
-          <w:szCs w:val="24"/>
-          <w:u w:val="none"/>
-          <w:rtl w:val="0"/>
-        </w:rPr>
-        <w:t xml:space="preserve">Use clan chat “osrs soa” to find a partner.</w:t>
+        <w:t xml:space="preserve">Go back to Straven, give him the report to get the Weapon store key. Grab half of the Shield of Arrav. Fro</w:t>
+      </w:r>
+      <w:r>
+        <w:rPr>
+          <w:b w:val="0"/>
+          <w:bCs w:val="0"/>
+          <w:i w:val="1"/>
+          <w:iCs w:val="1"/>
+          <w:strike w:val="0"/>
+          <w:color w:val="ff9900"/>
+          <w:sz w:val="24"/>
+          <w:szCs w:val="24"/>
+          <w:u w:val="none"/>
+          <w:rtl w:val="0"/>
+        </w:rPr>
+        <w:t xml:space="preserve">m now on every time you are in Varrock you may complete Shield of Arrav with a partner, at your own convenience (sooner is better). Use clan chat “osrs soa” to find a partner.</w:t>
       </w:r>
       <w:r>
         <w:rPr>
@@ -5042,7 +5329,28 @@
           <w:u w:val="none"/>
           <w:rtl w:val="0"/>
         </w:rPr>
-        <w:t xml:space="preserve"> and burn them to level 50 firemaking </w:t>
+        <w:t xml:space="preserve"> - world 444</w:t>
+      </w:r>
+      <w:r>
+        <w:rPr>
+          <w:rtl w:val="0"/>
+        </w:rPr>
+        <w:t xml:space="preserve"> is recommended as it is usually the most popular - </w:t>
+      </w:r>
+      <w:r>
+        <w:rPr>
+          <w:b w:val="0"/>
+          <w:bCs w:val="0"/>
+          <w:i w:val="0"/>
+          <w:iCs w:val="0"/>
+          <w:strike w:val="0"/>
+          <w:color w:val="000000"/>
+          <w:sz w:val="24"/>
+          <w:szCs w:val="24"/>
+          <w:u w:val="none"/>
+          <w:rtl w:val="0"/>
+        </w:rPr>
+        <w:t xml:space="preserve">and burn them to level 50 firemaking </w:t>
       </w:r>
       <w:r>
         <w:rPr>
@@ -5378,7 +5686,7 @@
             <w:u w:val="single"/>
             <w:rtl w:val="0"/>
           </w:rPr>
-          <w:t xml:space="preserve">https://oldschool.runescape.wiki/w/Clue_hunter_garb#/media/File:Crack_the_Clue!_-_Week_2_map.png</w:t>
+          <w:t xml:space="preserve">Clue hunter garb - OSRS Wiki</w:t>
         </w:r>
       </w:hyperlink>
       <w:r>
@@ -5419,7 +5727,27 @@
           <w:u w:val="none"/>
           <w:rtl w:val="0"/>
         </w:rPr>
-        <w:t xml:space="preserve">, then head to Wintertodt (again, mine card to Northern Tundras).</w:t>
+        <w:t xml:space="preserve">, then head to Wintertodt (again, mine car</w:t>
+      </w:r>
+      <w:r>
+        <w:rPr>
+          <w:rtl w:val="0"/>
+        </w:rPr>
+        <w:t xml:space="preserve">t</w:t>
+      </w:r>
+      <w:r>
+        <w:rPr>
+          <w:b w:val="0"/>
+          <w:bCs w:val="0"/>
+          <w:i w:val="0"/>
+          <w:iCs w:val="0"/>
+          <w:strike w:val="0"/>
+          <w:sz w:val="24"/>
+          <w:szCs w:val="24"/>
+          <w:u w:val="none"/>
+          <w:rtl w:val="0"/>
+        </w:rPr>
+        <w:t xml:space="preserve"> to Northern Tundras).</w:t>
       </w:r>
       <w:r>
         <w:rPr>
@@ -34072,6 +34400,64 @@
         <w:rPr>
           <w:rtl w:val="0"/>
         </w:rPr>
+        <w:t xml:space="preserve">.</w:t>
+      </w:r>
+    </w:p>
+    <w:p>
+      <w:pPr>
+        <w:numPr>
+          <w:ilvl w:val="1"/>
+          <w:numId w:val="3"/>
+        </w:numPr>
+        <w:ind w:left="1080" w:hanging="360"/>
+        <w:jc w:val="left"/>
+        <w:rPr>
+          <w:u w:val="none"/>
+        </w:rPr>
+      </w:pPr>
+      <w:r>
+        <w:rPr>
+          <w:rtl w:val="0"/>
+        </w:rPr>
+        <w:t xml:space="preserve">The east guard lure method in these videos does not work anymore. The correct (new) method works as follows:</w:t>
+      </w:r>
+    </w:p>
+    <w:p>
+      <w:pPr>
+        <w:numPr>
+          <w:ilvl w:val="2"/>
+          <w:numId w:val="3"/>
+        </w:numPr>
+        <w:ind w:left="1440" w:hanging="360"/>
+        <w:jc w:val="left"/>
+        <w:rPr>
+          <w:u w:val="none"/>
+        </w:rPr>
+      </w:pPr>
+      <w:r>
+        <w:rPr>
+          <w:rtl w:val="0"/>
+        </w:rPr>
+        <w:t xml:space="preserve">Step under the guard.</w:t>
+      </w:r>
+    </w:p>
+    <w:p>
+      <w:pPr>
+        <w:numPr>
+          <w:ilvl w:val="2"/>
+          <w:numId w:val="3"/>
+        </w:numPr>
+        <w:ind w:left="1440" w:hanging="360"/>
+        <w:jc w:val="left"/>
+        <w:rPr>
+          <w:u w:val="none"/>
+        </w:rPr>
+      </w:pPr>
+      <w:r>
+        <w:rPr>
+          <w:rtl w:val="0"/>
+        </w:rPr>
+        <w:t xml:space="preserve">Teleport to Fisher's flute, run south so it faces u, then tp far away to reset aggro</w:t>
       </w:r>
     </w:p>
     <w:p>

--- a/source/Chapter1.docx
+++ b/source/Chapter1.docx
@@ -5593,7 +5593,27 @@
           <w:u w:val="none"/>
           <w:rtl w:val="0"/>
         </w:rPr>
-        <w:t xml:space="preserve">Minigame teleport to Fishing Trawler, grab your leather gloves, spade, hammer, saw, one beer, a house teleport, 1500 a</w:t>
+        <w:t xml:space="preserve">Minigame teleport to Fishing Trawler, grab your</w:t>
+      </w:r>
+      <w:r>
+        <w:rPr>
+          <w:rtl w:val="0"/>
+        </w:rPr>
+        <w:t xml:space="preserve"> gp,</w:t>
+      </w:r>
+      <w:r>
+        <w:rPr>
+          <w:b w:val="0"/>
+          <w:bCs w:val="0"/>
+          <w:i w:val="0"/>
+          <w:iCs w:val="0"/>
+          <w:strike w:val="0"/>
+          <w:sz w:val="24"/>
+          <w:szCs w:val="24"/>
+          <w:u w:val="none"/>
+          <w:rtl w:val="0"/>
+        </w:rPr>
+        <w:t xml:space="preserve"> leather gloves, spade, hammer, saw, one beer, a house teleport, 1500 a</w:t>
       </w:r>
       <w:r>
         <w:rPr>
@@ -5651,7 +5671,27 @@
           <w:u w:val="none"/>
           <w:rtl w:val="0"/>
         </w:rPr>
-        <w:t xml:space="preserve">Adding feathers to arrow shafts as you move, break another POH tab, walk to Port Sarim and talk to Veos to go to Zeah. Do the Client of Kourend quest up to and including the point where you activate the orb at the Dark Altar (use the mine cart system to move around). </w:t>
+        <w:t xml:space="preserve">Adding feathers to arrow shafts as you move, break another POH tab, walk to Port Sarim and talk to Veos to go to Zeah. </w:t>
+      </w:r>
+      <w:r>
+        <w:rPr>
+          <w:rtl w:val="0"/>
+        </w:rPr>
+        <w:t xml:space="preserve">Destroy</w:t>
+      </w:r>
+      <w:r>
+        <w:rPr>
+          <w:b w:val="0"/>
+          <w:bCs w:val="0"/>
+          <w:i w:val="0"/>
+          <w:iCs w:val="0"/>
+          <w:strike w:val="0"/>
+          <w:sz w:val="24"/>
+          <w:szCs w:val="24"/>
+          <w:u w:val="none"/>
+          <w:rtl w:val="0"/>
+        </w:rPr>
+        <w:t xml:space="preserve"> the XP lamp again. Do the Client of Kourend quest up to and including the point where you activate the orb at the Dark Altar (use the mine cart system to move around). </w:t>
       </w:r>
       <w:r>
         <w:rPr>
@@ -34457,7 +34497,45 @@
         <w:rPr>
           <w:rtl w:val="0"/>
         </w:rPr>
-        <w:t xml:space="preserve">Teleport to Fisher's flute, run south so it faces u, then tp far away to reset aggro</w:t>
+        <w:t xml:space="preserve">Teleport to Fisher's Flute with your Kharedst’s memoirs.</w:t>
+      </w:r>
+    </w:p>
+    <w:p>
+      <w:pPr>
+        <w:numPr>
+          <w:ilvl w:val="2"/>
+          <w:numId w:val="3"/>
+        </w:numPr>
+        <w:ind w:left="1440" w:hanging="360"/>
+        <w:jc w:val="left"/>
+        <w:rPr>
+          <w:u w:val="none"/>
+        </w:rPr>
+      </w:pPr>
+      <w:r>
+        <w:rPr>
+          <w:rtl w:val="0"/>
+        </w:rPr>
+        <w:t xml:space="preserve">Run to the south side of the guard so they face you (still aggro’d on you).</w:t>
+      </w:r>
+    </w:p>
+    <w:p>
+      <w:pPr>
+        <w:numPr>
+          <w:ilvl w:val="2"/>
+          <w:numId w:val="3"/>
+        </w:numPr>
+        <w:ind w:left="1440" w:hanging="360"/>
+        <w:jc w:val="left"/>
+        <w:rPr>
+          <w:u w:val="none"/>
+        </w:rPr>
+      </w:pPr>
+      <w:r>
+        <w:rPr>
+          <w:rtl w:val="0"/>
+        </w:rPr>
+        <w:t xml:space="preserve">Teleport far away to reset aggro.</w:t>
       </w:r>
     </w:p>
     <w:p>
@@ -38480,7 +38558,17 @@
     <w:p>
       <w:pPr>
         <w:jc w:val="left"/>
-        <w:rPr/>
+        <w:rPr>
+          <w:b w:val="0"/>
+          <w:bCs w:val="0"/>
+          <w:i w:val="0"/>
+          <w:iCs w:val="0"/>
+          <w:strike w:val="0"/>
+          <w:color w:val="8d1d75"/>
+          <w:sz w:val="24"/>
+          <w:szCs w:val="24"/>
+          <w:u w:val="none"/>
+        </w:rPr>
       </w:pPr>
       <w:r>
         <w:rPr>
@@ -38627,10 +38715,39 @@
         </w:rPr>
         <w:t xml:space="preserve">h</w:t>
       </w:r>
-      <w:r>
-        <w:rPr>
-          <w:rtl w:val="0"/>
-        </w:rPr>
+    </w:p>
+    <w:p>
+      <w:pPr>
+        <w:jc w:val="left"/>
+        <w:rPr>
+          <w:color w:val="8d1d75"/>
+        </w:rPr>
+      </w:pPr>
+      <w:r>
+        <w:rPr>
+          <w:rtl w:val="0"/>
+        </w:rPr>
+      </w:r>
+    </w:p>
+    <w:p>
+      <w:pPr>
+        <w:jc w:val="center"/>
+        <w:rPr>
+          <w:b w:val="1"/>
+          <w:bCs w:val="1"/>
+          <w:sz w:val="36"/>
+          <w:szCs w:val="36"/>
+        </w:rPr>
+      </w:pPr>
+      <w:r>
+        <w:rPr>
+          <w:b w:val="1"/>
+          <w:bCs w:val="1"/>
+          <w:sz w:val="36"/>
+          <w:szCs w:val="36"/>
+          <w:rtl w:val="0"/>
+        </w:rPr>
+        <w:t xml:space="preserve">==END OF CHAPTER 1==</w:t>
       </w:r>
     </w:p>
     <w:p>
@@ -38715,16 +38832,106 @@
           <w:u w:val="none"/>
           <w:rtl w:val="0"/>
         </w:rPr>
-        <w:t xml:space="preserve">Atk: 46, Str: 50, Def: 3</w:t>
-      </w:r>
-      <w:r>
-        <w:rPr>
+        <w:t xml:space="preserve">Atk: 46</w:t>
+      </w:r>
+      <w:r>
+        <w:rPr>
+          <w:rtl w:val="0"/>
+        </w:rPr>
+      </w:r>
+    </w:p>
+    <w:p>
+      <w:pPr>
+        <w:numPr>
+          <w:ilvl w:val="0"/>
+          <w:numId w:val="4"/>
+        </w:numPr>
+        <w:ind w:left="720" w:hanging="360"/>
+        <w:jc w:val="left"/>
+        <w:rPr>
+          <w:b w:val="0"/>
+          <w:bCs w:val="0"/>
+          <w:i w:val="0"/>
+          <w:iCs w:val="0"/>
+          <w:strike w:val="0"/>
           <w:color w:val="069a2e"/>
+          <w:sz w:val="24"/>
+          <w:szCs w:val="24"/>
+          <w:u w:val="none"/>
+        </w:rPr>
+      </w:pPr>
+      <w:r>
+        <w:rPr>
+          <w:b w:val="0"/>
+          <w:bCs w:val="0"/>
+          <w:i w:val="0"/>
+          <w:iCs w:val="0"/>
+          <w:strike w:val="0"/>
+          <w:color w:val="069a2e"/>
+          <w:sz w:val="24"/>
+          <w:szCs w:val="24"/>
+          <w:u w:val="none"/>
+          <w:rtl w:val="0"/>
+        </w:rPr>
+        <w:t xml:space="preserve">Str: 50</w:t>
+      </w:r>
+      <w:r>
+        <w:rPr>
+          <w:rtl w:val="0"/>
+        </w:rPr>
+      </w:r>
+    </w:p>
+    <w:p>
+      <w:pPr>
+        <w:numPr>
+          <w:ilvl w:val="0"/>
+          <w:numId w:val="4"/>
+        </w:numPr>
+        <w:ind w:left="720" w:hanging="360"/>
+        <w:jc w:val="left"/>
+        <w:rPr>
+          <w:b w:val="0"/>
+          <w:bCs w:val="0"/>
+          <w:i w:val="0"/>
+          <w:iCs w:val="0"/>
+          <w:strike w:val="0"/>
+          <w:color w:val="069a2e"/>
+          <w:sz w:val="24"/>
+          <w:szCs w:val="24"/>
+          <w:u w:val="none"/>
+        </w:rPr>
+      </w:pPr>
+      <w:r>
+        <w:rPr>
+          <w:b w:val="0"/>
+          <w:bCs w:val="0"/>
+          <w:i w:val="0"/>
+          <w:iCs w:val="0"/>
+          <w:strike w:val="0"/>
+          <w:color w:val="069a2e"/>
+          <w:sz w:val="24"/>
+          <w:szCs w:val="24"/>
+          <w:u w:val="none"/>
+          <w:rtl w:val="0"/>
+        </w:rPr>
+        <w:t xml:space="preserve">Def: 3</w:t>
+      </w:r>
+      <w:r>
+        <w:rPr>
+          <w:color w:val="069a2e"/>
           <w:rtl w:val="0"/>
         </w:rPr>
         <w:t xml:space="preserve">4</w:t>
       </w:r>
-      <w:r>
+    </w:p>
+    <w:p>
+      <w:pPr>
+        <w:numPr>
+          <w:ilvl w:val="0"/>
+          <w:numId w:val="4"/>
+        </w:numPr>
+        <w:ind w:left="720" w:hanging="360"/>
+        <w:jc w:val="left"/>
         <w:rPr>
           <w:b w:val="0"/>
           <w:bCs w:val="0"/>
@@ -38735,9 +38942,145 @@
           <w:sz w:val="24"/>
           <w:szCs w:val="24"/>
           <w:u w:val="none"/>
-          <w:rtl w:val="0"/>
-        </w:rPr>
-        <w:t xml:space="preserve">, HP: 37, Range: 45, Pray: 43, Magic: 63</w:t>
+        </w:rPr>
+      </w:pPr>
+      <w:r>
+        <w:rPr>
+          <w:b w:val="0"/>
+          <w:bCs w:val="0"/>
+          <w:i w:val="0"/>
+          <w:iCs w:val="0"/>
+          <w:strike w:val="0"/>
+          <w:color w:val="069a2e"/>
+          <w:sz w:val="24"/>
+          <w:szCs w:val="24"/>
+          <w:u w:val="none"/>
+          <w:rtl w:val="0"/>
+        </w:rPr>
+        <w:t xml:space="preserve">HP: 37</w:t>
+      </w:r>
+      <w:r>
+        <w:rPr>
+          <w:rtl w:val="0"/>
+        </w:rPr>
+      </w:r>
+    </w:p>
+    <w:p>
+      <w:pPr>
+        <w:numPr>
+          <w:ilvl w:val="0"/>
+          <w:numId w:val="4"/>
+        </w:numPr>
+        <w:ind w:left="720" w:hanging="360"/>
+        <w:jc w:val="left"/>
+        <w:rPr>
+          <w:b w:val="0"/>
+          <w:bCs w:val="0"/>
+          <w:i w:val="0"/>
+          <w:iCs w:val="0"/>
+          <w:strike w:val="0"/>
+          <w:color w:val="069a2e"/>
+          <w:sz w:val="24"/>
+          <w:szCs w:val="24"/>
+          <w:u w:val="none"/>
+        </w:rPr>
+      </w:pPr>
+      <w:r>
+        <w:rPr>
+          <w:b w:val="0"/>
+          <w:bCs w:val="0"/>
+          <w:i w:val="0"/>
+          <w:iCs w:val="0"/>
+          <w:strike w:val="0"/>
+          <w:color w:val="069a2e"/>
+          <w:sz w:val="24"/>
+          <w:szCs w:val="24"/>
+          <w:u w:val="none"/>
+          <w:rtl w:val="0"/>
+        </w:rPr>
+        <w:t xml:space="preserve">Ranged: 45</w:t>
+      </w:r>
+      <w:r>
+        <w:rPr>
+          <w:rtl w:val="0"/>
+        </w:rPr>
+      </w:r>
+    </w:p>
+    <w:p>
+      <w:pPr>
+        <w:numPr>
+          <w:ilvl w:val="0"/>
+          <w:numId w:val="4"/>
+        </w:numPr>
+        <w:ind w:left="720" w:hanging="360"/>
+        <w:jc w:val="left"/>
+        <w:rPr>
+          <w:b w:val="0"/>
+          <w:bCs w:val="0"/>
+          <w:i w:val="0"/>
+          <w:iCs w:val="0"/>
+          <w:strike w:val="0"/>
+          <w:color w:val="069a2e"/>
+          <w:sz w:val="24"/>
+          <w:szCs w:val="24"/>
+          <w:u w:val="none"/>
+        </w:rPr>
+      </w:pPr>
+      <w:r>
+        <w:rPr>
+          <w:b w:val="0"/>
+          <w:bCs w:val="0"/>
+          <w:i w:val="0"/>
+          <w:iCs w:val="0"/>
+          <w:strike w:val="0"/>
+          <w:color w:val="069a2e"/>
+          <w:sz w:val="24"/>
+          <w:szCs w:val="24"/>
+          <w:u w:val="none"/>
+          <w:rtl w:val="0"/>
+        </w:rPr>
+        <w:t xml:space="preserve">Pray: 43</w:t>
+      </w:r>
+      <w:r>
+        <w:rPr>
+          <w:rtl w:val="0"/>
+        </w:rPr>
+      </w:r>
+    </w:p>
+    <w:p>
+      <w:pPr>
+        <w:numPr>
+          <w:ilvl w:val="0"/>
+          <w:numId w:val="4"/>
+        </w:numPr>
+        <w:ind w:left="720" w:hanging="360"/>
+        <w:jc w:val="left"/>
+        <w:rPr>
+          <w:b w:val="0"/>
+          <w:bCs w:val="0"/>
+          <w:i w:val="0"/>
+          <w:iCs w:val="0"/>
+          <w:strike w:val="0"/>
+          <w:color w:val="069a2e"/>
+          <w:sz w:val="24"/>
+          <w:szCs w:val="24"/>
+          <w:u w:val="none"/>
+        </w:rPr>
+      </w:pPr>
+      <w:r>
+        <w:rPr>
+          <w:b w:val="0"/>
+          <w:bCs w:val="0"/>
+          <w:i w:val="0"/>
+          <w:iCs w:val="0"/>
+          <w:strike w:val="0"/>
+          <w:color w:val="069a2e"/>
+          <w:sz w:val="24"/>
+          <w:szCs w:val="24"/>
+          <w:u w:val="none"/>
+          <w:rtl w:val="0"/>
+        </w:rPr>
+        <w:t xml:space="preserve">Magic: 63</w:t>
       </w:r>
       <w:r>
         <w:rPr>
@@ -39613,7 +39956,7 @@
             <w:u w:val="single"/>
             <w:rtl w:val="0"/>
           </w:rPr>
-          <w:t xml:space="preserve">20260525Chapter1</w:t>
+          <w:t xml:space="preserve">20260607Chapter1</w:t>
         </w:r>
       </w:hyperlink>
       <w:r>
@@ -39640,7 +39983,7 @@
             <w:u w:val="single"/>
             <w:rtl w:val="0"/>
           </w:rPr>
-          <w:t xml:space="preserve">20260525Chapter2</w:t>
+          <w:t xml:space="preserve">20260607Chapter2</w:t>
         </w:r>
       </w:hyperlink>
       <w:r>
@@ -39667,7 +40010,7 @@
             <w:u w:val="single"/>
             <w:rtl w:val="0"/>
           </w:rPr>
-          <w:t xml:space="preserve">20260525Chapter3</w:t>
+          <w:t xml:space="preserve">20260607Chapter3</w:t>
         </w:r>
       </w:hyperlink>
       <w:r>
@@ -39694,7 +40037,7 @@
             <w:u w:val="single"/>
             <w:rtl w:val="0"/>
           </w:rPr>
-          <w:t xml:space="preserve">20260525DetailedStepsGuide</w:t>
+          <w:t xml:space="preserve">20260607DetailedStepsGuide</w:t>
         </w:r>
       </w:hyperlink>
       <w:r>
@@ -39741,7 +40084,7 @@
           <w:rFonts w:ascii="Arial" w:cs="Arial" w:eastAsia="Arial" w:hAnsi="Arial"/>
           <w:rtl w:val="0"/>
         </w:rPr>
-        <w:t xml:space="preserve">Tool for comparing Landlubber to current: </w:t>
+        <w:t xml:space="preserve">Tool for comparing Landlubber and immediately-after-sailing: </w:t>
       </w:r>
       <w:hyperlink r:id="rId45">
         <w:r>
@@ -40279,10 +40622,7 @@
     <w:p>
       <w:pPr>
         <w:spacing w:line="276" w:lineRule="auto"/>
-        <w:rPr>
-          <w:i w:val="1"/>
-          <w:iCs w:val="1"/>
-        </w:rPr>
+        <w:rPr/>
       </w:pPr>
       <w:hyperlink r:id="rId63">
         <w:r>
@@ -40306,6 +40646,27 @@
         <w:spacing w:line="276" w:lineRule="auto"/>
         <w:rPr/>
       </w:pPr>
+      <w:hyperlink r:id="rId64">
+        <w:r>
+          <w:rPr>
+            <w:color w:val="1155cc"/>
+            <w:u w:val="single"/>
+            <w:rtl w:val="0"/>
+          </w:rPr>
+          <w:t xml:space="preserve">20260607BRUHsailerChangelog.txt</w:t>
+        </w:r>
+      </w:hyperlink>
+      <w:r>
+        <w:rPr>
+          <w:rtl w:val="0"/>
+        </w:rPr>
+      </w:r>
+    </w:p>
+    <w:p>
+      <w:pPr>
+        <w:spacing w:line="276" w:lineRule="auto"/>
+        <w:rPr/>
+      </w:pPr>
       <w:r>
         <w:rPr>
           <w:rtl w:val="0"/>
@@ -40313,7 +40674,7 @@
       </w:r>
     </w:p>
     <w:sectPr>
-      <w:footerReference r:id="rId64" w:type="default"/>
+      <w:footerReference r:id="rId65" w:type="default"/>
       <w:pgSz w:h="15840" w:w="12240" w:orient="portrait"/>
       <w:pgMar w:bottom="1693" w:top="1134" w:left="1134" w:right="1134" w:header="0" w:footer="1134"/>
       <w:pgNumType w:start="1"/>

--- a/source/Chapter1.docx
+++ b/source/Chapter1.docx
@@ -6054,7 +6054,7 @@
         <w:rPr>
           <w:rtl w:val="0"/>
         </w:rPr>
-        <w:t xml:space="preserve">it is a goal to get to level 46 fletching, if you do hoptodt (instead of no-fletch single world or multiskilling in the bank between games) you will get most of this fletching xp from todt but if not you will need more gp for fletching supplies. </w:t>
+        <w:t xml:space="preserve">it is a goal to get to level 46 fletching, if you do hoptodt (instead of no-fletch single world or multiskilling in the bank between games) you will get way higher fletching from todt (hitting the mid 60’s fletching if you go all the way to 99 firemaking). If you do not get at least 46 fletching from wintertodt, get some extra gp (explained below) for steel arrowtips to train fletching after. </w:t>
       </w:r>
       <w:r>
         <w:rPr>
@@ -6843,6 +6843,11 @@
         </w:rPr>
         <w:t xml:space="preserve">Some silver and gold ore (~50 silver, ~100 gold is sufficient, more is better. If you don’t get enough you may have to buy some at the blast furnace later).</w:t>
       </w:r>
+      <w:r>
+        <w:rPr>
+          <w:rtl w:val="0"/>
+        </w:rPr>
+      </w:r>
     </w:p>
     <w:p>
       <w:pPr>
@@ -6852,22 +6857,24 @@
         </w:numPr>
         <w:ind w:left="1080" w:hanging="360"/>
         <w:jc w:val="left"/>
-        <w:rPr/>
-      </w:pPr>
-      <w:r>
-        <w:rPr>
-          <w:b w:val="0"/>
-          <w:bCs w:val="0"/>
-          <w:i w:val="0"/>
-          <w:iCs w:val="0"/>
-          <w:strike w:val="0"/>
-          <w:color w:val="000000"/>
-          <w:sz w:val="24"/>
-          <w:szCs w:val="24"/>
-          <w:u w:val="none"/>
-          <w:rtl w:val="0"/>
-        </w:rPr>
-        <w:t xml:space="preserve">Some fletching levels along the way (the guide will assume level 31, 15,500 xp, after this step, if you are over/under you can adjust your future plans for making steel arrows to 46 fletching accordingly).</w:t>
+        <w:rPr>
+          <w:i w:val="1"/>
+          <w:iCs w:val="1"/>
+          <w:u w:val="none"/>
+        </w:rPr>
+      </w:pPr>
+      <w:r>
+        <w:rPr>
+          <w:i w:val="1"/>
+          <w:iCs w:val="1"/>
+          <w:rtl w:val="0"/>
+        </w:rPr>
+        <w:t xml:space="preserve">Optionally: do a small group kill on a separate world for 3000 or more points in one game for the Combat Achievement.</w:t>
+      </w:r>
+      <w:r>
+        <w:rPr>
+          <w:rtl w:val="0"/>
+        </w:rPr>
       </w:r>
     </w:p>
     <w:p>
@@ -6879,23 +6886,110 @@
         <w:ind w:left="1080" w:hanging="360"/>
         <w:jc w:val="left"/>
         <w:rPr>
+          <w:b w:val="1"/>
+          <w:bCs w:val="1"/>
+          <w:u w:val="none"/>
+        </w:rPr>
+      </w:pPr>
+      <w:r>
+        <w:rPr>
+          <w:b w:val="1"/>
+          <w:bCs w:val="1"/>
+          <w:rtl w:val="0"/>
+        </w:rPr>
+        <w:t xml:space="preserve">Quite a few people worry about minmaxing the loot. It doesn’t matter that much, training skills up for better loot is </w:t>
+      </w:r>
+      <w:r>
+        <w:rPr>
+          <w:b w:val="1"/>
+          <w:bCs w:val="1"/>
+          <w:u w:val="single"/>
+          <w:rtl w:val="0"/>
+        </w:rPr>
+        <w:t xml:space="preserve">not</w:t>
+      </w:r>
+      <w:r>
+        <w:rPr>
+          <w:b w:val="1"/>
+          <w:bCs w:val="1"/>
+          <w:rtl w:val="0"/>
+        </w:rPr>
+        <w:t xml:space="preserve"> worth it. The optimal way to open reward carts is:</w:t>
+      </w:r>
+    </w:p>
+    <w:p>
+      <w:pPr>
+        <w:numPr>
+          <w:ilvl w:val="2"/>
+          <w:numId w:val="1"/>
+        </w:numPr>
+        <w:ind w:left="1440" w:hanging="360"/>
+        <w:rPr>
+          <w:u w:val="none"/>
+        </w:rPr>
+      </w:pPr>
+      <w:r>
+        <w:rPr>
+          <w:u w:val="single"/>
+          <w:rtl w:val="0"/>
+        </w:rPr>
+        <w:t xml:space="preserve">Wait until 60 woodcutting to open any rewards</w:t>
+      </w:r>
+      <w:r>
+        <w:rPr>
+          <w:rtl w:val="0"/>
+        </w:rPr>
+        <w:t xml:space="preserve">. If you are not staying at todt until 60wc instead open them as late as possible (when you leave todt). If you do wait until 60wc, open all but 30-50 of them.</w:t>
+      </w:r>
+    </w:p>
+    <w:p>
+      <w:pPr>
+        <w:numPr>
+          <w:ilvl w:val="2"/>
+          <w:numId w:val="1"/>
+        </w:numPr>
+        <w:ind w:left="1440" w:hanging="360"/>
+        <w:rPr>
+          <w:u w:val="none"/>
+        </w:rPr>
+      </w:pPr>
+      <w:r>
+        <w:rPr>
+          <w:rtl w:val="0"/>
+        </w:rPr>
+        <w:t xml:space="preserve">If you have remaining reward cart pulls after the above step, wait until you have completed the Digsite quest to open the rest.</w:t>
+      </w:r>
+    </w:p>
+    <w:p>
+      <w:pPr>
+        <w:numPr>
+          <w:ilvl w:val="2"/>
+          <w:numId w:val="1"/>
+        </w:numPr>
+        <w:ind w:left="1440" w:hanging="360"/>
+        <w:rPr>
+          <w:u w:val="none"/>
+        </w:rPr>
+      </w:pPr>
+      <w:r>
+        <w:rPr>
+          <w:rtl w:val="0"/>
+        </w:rPr>
+        <w:t xml:space="preserve">Do not wait for other levels (herblore, farming, etc.) with collecting the rewards. If you have more rewards then collect them </w:t>
+      </w:r>
+      <w:r>
+        <w:rPr>
           <w:i w:val="1"/>
           <w:iCs w:val="1"/>
-          <w:u w:val="none"/>
-        </w:rPr>
-      </w:pPr>
-      <w:r>
-        <w:rPr>
-          <w:i w:val="1"/>
-          <w:iCs w:val="1"/>
-          <w:rtl w:val="0"/>
-        </w:rPr>
-        <w:t xml:space="preserve">Optionally: do a small group kill on a separate world for 3000 or more points in one game for the Combat Achievement.</w:t>
-      </w:r>
-      <w:r>
-        <w:rPr>
-          <w:rtl w:val="0"/>
-        </w:rPr>
+          <w:rtl w:val="0"/>
+        </w:rPr>
+        <w:t xml:space="preserve">as soon as you can use the loot</w:t>
+      </w:r>
+      <w:r>
+        <w:rPr>
+          <w:rtl w:val="0"/>
+        </w:rPr>
+        <w:t xml:space="preserve">. In particular, do not wait for ‘breakpoints’ in levels to increase your loot, just open them for money to reduce time spent blackjacking. You can optionally decide to wait for completion of step 93 (tithe farming) to increase the seed yield, but this is not best.</w:t>
       </w:r>
     </w:p>
     <w:p>
@@ -6905,128 +6999,13 @@
           <w:numId w:val="1"/>
         </w:numPr>
         <w:ind w:left="1080" w:hanging="360"/>
-        <w:jc w:val="left"/>
-        <w:rPr>
-          <w:b w:val="1"/>
-          <w:bCs w:val="1"/>
-          <w:u w:val="none"/>
-        </w:rPr>
-      </w:pPr>
-      <w:r>
-        <w:rPr>
-          <w:b w:val="1"/>
-          <w:bCs w:val="1"/>
-          <w:rtl w:val="0"/>
-        </w:rPr>
-        <w:t xml:space="preserve">Quite a few people worry about minmaxing the loot. It doesn’t matter that much, training skills up for better loot is </w:t>
-      </w:r>
-      <w:r>
-        <w:rPr>
-          <w:b w:val="1"/>
-          <w:bCs w:val="1"/>
-          <w:u w:val="single"/>
-          <w:rtl w:val="0"/>
-        </w:rPr>
-        <w:t xml:space="preserve">not</w:t>
-      </w:r>
-      <w:r>
-        <w:rPr>
-          <w:b w:val="1"/>
-          <w:bCs w:val="1"/>
-          <w:rtl w:val="0"/>
-        </w:rPr>
-        <w:t xml:space="preserve"> worth it. The optimal way to open reward carts is:</w:t>
-      </w:r>
-    </w:p>
-    <w:p>
-      <w:pPr>
-        <w:numPr>
-          <w:ilvl w:val="2"/>
-          <w:numId w:val="1"/>
-        </w:numPr>
-        <w:ind w:left="1440" w:hanging="360"/>
-        <w:rPr>
-          <w:u w:val="none"/>
-        </w:rPr>
-      </w:pPr>
-      <w:r>
-        <w:rPr>
-          <w:u w:val="single"/>
-          <w:rtl w:val="0"/>
-        </w:rPr>
-        <w:t xml:space="preserve">Wait until 60 woodcutting to open any rewards</w:t>
-      </w:r>
-      <w:r>
-        <w:rPr>
-          <w:rtl w:val="0"/>
-        </w:rPr>
-        <w:t xml:space="preserve">. If you are not staying at todt until 60wc instead open them as late as possible (when you leave todt). If you do wait until 60wc, open all but 30-50 of them.</w:t>
-      </w:r>
-    </w:p>
-    <w:p>
-      <w:pPr>
-        <w:numPr>
-          <w:ilvl w:val="2"/>
-          <w:numId w:val="1"/>
-        </w:numPr>
-        <w:ind w:left="1440" w:hanging="360"/>
-        <w:rPr>
-          <w:u w:val="none"/>
-        </w:rPr>
-      </w:pPr>
-      <w:r>
-        <w:rPr>
-          <w:rtl w:val="0"/>
-        </w:rPr>
-        <w:t xml:space="preserve">If you have remaining reward cart pulls after the above step, wait until you have completed the Digsite quest to open the rest.</w:t>
-      </w:r>
-    </w:p>
-    <w:p>
-      <w:pPr>
-        <w:numPr>
-          <w:ilvl w:val="2"/>
-          <w:numId w:val="1"/>
-        </w:numPr>
-        <w:ind w:left="1440" w:hanging="360"/>
-        <w:rPr>
-          <w:u w:val="none"/>
-        </w:rPr>
-      </w:pPr>
-      <w:r>
-        <w:rPr>
-          <w:rtl w:val="0"/>
-        </w:rPr>
-        <w:t xml:space="preserve">Do not wait for other levels (herblore, farming, etc.) with collecting the rewards. If you have more rewards then collect them </w:t>
-      </w:r>
-      <w:r>
-        <w:rPr>
-          <w:i w:val="1"/>
-          <w:iCs w:val="1"/>
-          <w:rtl w:val="0"/>
-        </w:rPr>
-        <w:t xml:space="preserve">as soon as you can use the loot</w:t>
-      </w:r>
-      <w:r>
-        <w:rPr>
-          <w:rtl w:val="0"/>
-        </w:rPr>
-        <w:t xml:space="preserve">. In particular, do not wait for ‘breakpoints’ in levels to increase your loot, just open them for money to reduce time spent blackjacking. You can optionally decide to wait for completion of step 93 (tithe farming) to increase the seed yield, but this is not best.</w:t>
-      </w:r>
-    </w:p>
-    <w:p>
-      <w:pPr>
-        <w:numPr>
-          <w:ilvl w:val="1"/>
-          <w:numId w:val="1"/>
-        </w:numPr>
-        <w:ind w:left="1080" w:hanging="360"/>
       </w:pPr>
       <w:r>
         <w:rPr>
           <w:color w:val="ff3838"/>
           <w:rtl w:val="0"/>
         </w:rPr>
-        <w:t xml:space="preserve">After opening all of the rewards, we assume that you have exactly 128k GP as a baseline, as well as the money for 46 fletching. HCIM will need a bit more (get 200k to be safe).</w:t>
+        <w:t xml:space="preserve">After opening all of the rewards, we assume that you have exactly 128k GP as a baseline, as well as 46 fletching. In actuality you will likely have a (much) higher fletching level - that is fine. HCIM will need a bit more gp - get 200k to be safe.</w:t>
       </w:r>
       <w:r>
         <w:rPr>
@@ -11139,7 +11118,7 @@
         <w:rPr>
           <w:rtl w:val="0"/>
         </w:rPr>
-        <w:t xml:space="preserve">Fishing trawler teleport, do the fishing trawler minigame for a complete Angler’s outfit (48 games average, you can use an axe+hammer instead of needing swamp paste, bailing bucket optional for more activity. Chopping at tentacles/repairing railings is usually competitive so stay close to the railing and spam click). Make sure to collect a rusty sword along the way, and have the Tindel Marchant identify it. Also save polished buttons (if you get them). Note that once you hit 50 activity inside the minigame it will not go back down, so you can afk for the rest of the game and you will get the reward rolls. Buy two swamp paste, a hammer and four tinderboxes at the general store. Soul</w:t>
+        <w:t xml:space="preserve">Fishing trawler teleport, do the fishing trawler minigame for a complete Angler’s outfit (48 games average, you can use an axe+hammer instead of needing swamp paste, bailing bucket optional for more activity. Chopping at tentacles/repairing railings is usually competitive so stay close to the railing and spam click). Make sure to collect a rusty sword along the way, and have the Tindel Marchant identify it. Also save polished buttons (if you get them). Note that once you hit 50 activity inside the minigame it will not go back down, so you can afk for the rest of the game and you will get the reward rolls, or bring logs, a tinderbox and raw fish to cook th. Buy two swamp paste, a hammer and four tinderboxes at the general store. Soul</w:t>
       </w:r>
       <w:r>
         <w:rPr>

--- a/source/Chapter1.docx
+++ b/source/Chapter1.docx
@@ -11118,7 +11118,7 @@
         <w:rPr>
           <w:rtl w:val="0"/>
         </w:rPr>
-        <w:t xml:space="preserve">Fishing trawler teleport, do the fishing trawler minigame for a complete Angler’s outfit (48 games average, you can use an axe+hammer instead of needing swamp paste, bailing bucket optional for more activity. Chopping at tentacles/repairing railings is usually competitive so stay close to the railing and spam click). Make sure to collect a rusty sword along the way, and have the Tindel Marchant identify it. Also save polished buttons (if you get them). Note that once you hit 50 activity inside the minigame it will not go back down, so you can afk for the rest of the game and you will get the reward rolls, or bring logs, a tinderbox and raw fish to cook th. Buy two swamp paste, a hammer and four tinderboxes at the general store. Soul</w:t>
+        <w:t xml:space="preserve">Fishing trawler teleport, do the fishing trawler minigame for a complete Angler’s outfit (48 games average, you can use an axe+hammer instead of needing swamp paste, bailing bucket optional for more activity. Chopping at tentacles/repairing railings is usually competitive so stay close to the railing and spam click). Make sure to collect a rusty sword along the way, and have the Tindel Marchant identify it. Also save polished buttons (if you get them). Note that once you hit 50 activity inside the minigame it will not go back down, so you can afk for the rest of the game and you will get the reward rolls, or bring logs, a tinderbox and raw fish to cook this instead of afking. Buy two swamp paste, a hammer and four tinderboxes at the general store. Soul</w:t>
       </w:r>
       <w:r>
         <w:rPr>
@@ -26798,13 +26798,34 @@
           <w:u w:val="none"/>
           <w:rtl w:val="0"/>
         </w:rPr>
-        <w:t xml:space="preserve">ALS (McGrubor’s Wood, diary step, run out and plant jute seeds for the diary, return to the fairy ring), BIS (Ardougne zoo, diary step), AIR (diary step), optional AIR to Auburnvale to purchase an addy axe (only if you do </w:t>
-      </w:r>
-      <w:r>
-        <w:rPr>
-          <w:rtl w:val="0"/>
-        </w:rPr>
-        <w:t xml:space="preserve">not have 60 woodcutting yet), </w:t>
+        <w:t xml:space="preserve">ALS (McGrubor’s Wood, diary step, run out and plant jute seeds for the diary, return to the fairy ring), BIS (Ardougne zoo, diary step), AIR (diary step), optional AI</w:t>
+      </w:r>
+      <w:r>
+        <w:rPr>
+          <w:rtl w:val="0"/>
+        </w:rPr>
+        <w:t xml:space="preserve">S</w:t>
+      </w:r>
+      <w:r>
+        <w:rPr>
+          <w:b w:val="0"/>
+          <w:bCs w:val="0"/>
+          <w:i w:val="0"/>
+          <w:iCs w:val="0"/>
+          <w:strike w:val="0"/>
+          <w:color w:val="000000"/>
+          <w:sz w:val="24"/>
+          <w:szCs w:val="24"/>
+          <w:u w:val="none"/>
+          <w:rtl w:val="0"/>
+        </w:rPr>
+        <w:t xml:space="preserve"> to Auburnvale to purchase an addy axe (only if you do </w:t>
+      </w:r>
+      <w:r>
+        <w:rPr>
+          <w:rtl w:val="0"/>
+        </w:rPr>
+        <w:t xml:space="preserve">not have 60 woodcutting yet), optional to Zanaris to buy more slayer gems from Chaeldar, </w:t>
       </w:r>
       <w:r>
         <w:rPr>
@@ -27180,28 +27201,49 @@
           <w:u w:val="none"/>
           <w:rtl w:val="0"/>
         </w:rPr>
-        <w:t xml:space="preserve">Chronicle teleport and harvest your barley, cook it along the way in the Tree Gnome Stronghold steps below. Run south and craft a coif in the Lumbridge cow pen for the diary. Continue The Grand Tree (Varrock teleport for spirit tree)</w:t>
-      </w:r>
-      <w:r>
-        <w:rPr>
-          <w:rtl w:val="0"/>
-        </w:rPr>
-        <w:t xml:space="preserve">, then go up the stairs and buy 4 inventories of food from the Gnome Waiter (each inventory consists of 3x Premade veg batta, 3x Premade w’m batta, 3x Premade t’d batta, 3x Premade fr’t batta, 3x Premade c+t batta, 3x Premade worm hole, 3x Premade ttl, 3x Premade veg ball, 3x Premade choc bomb). </w:t>
-      </w:r>
-      <w:r>
-        <w:rPr>
-          <w:b w:val="0"/>
-          <w:bCs w:val="0"/>
-          <w:i w:val="0"/>
-          <w:iCs w:val="0"/>
-          <w:strike w:val="0"/>
-          <w:color w:val="000000"/>
-          <w:sz w:val="24"/>
-          <w:szCs w:val="24"/>
-          <w:u w:val="none"/>
-          <w:rtl w:val="0"/>
-        </w:rPr>
-        <w:t xml:space="preserve">At the Karamja Shipyard step of this quest charter to Port Sarim, speak with Veos and go to Kourend, then take the shi</w:t>
+        <w:t xml:space="preserve">Chronicle teleport and harvest your barley, cook it along the way in the Tree Gnome Stronghold steps below. Run south and craft a coif in the Lumbridge cow pen for the diary. Teleport to Varrock, take the spi</w:t>
+      </w:r>
+      <w:r>
+        <w:rPr>
+          <w:rtl w:val="0"/>
+        </w:rPr>
+        <w:t xml:space="preserve">rit tree to the Grand Tree. </w:t>
+      </w:r>
+      <w:r>
+        <w:rPr>
+          <w:b w:val="0"/>
+          <w:bCs w:val="0"/>
+          <w:i w:val="0"/>
+          <w:iCs w:val="0"/>
+          <w:strike w:val="0"/>
+          <w:color w:val="000000"/>
+          <w:sz w:val="24"/>
+          <w:szCs w:val="24"/>
+          <w:u w:val="none"/>
+          <w:rtl w:val="0"/>
+        </w:rPr>
+        <w:t xml:space="preserve">Continue The Grand Tree qu</w:t>
+      </w:r>
+      <w:r>
+        <w:rPr>
+          <w:rtl w:val="0"/>
+        </w:rPr>
+        <w:t xml:space="preserve">est by speaking with King Shareen, then go up the stairs and buy 4 inventories of food from the Gnome Waiter (each inventory consists of 3x Premade veg batta, 3x Premade w’m batta, 3x Premade t’d batta, 3x Premade fr’t batta, 3x Premade c+t batta, 3x Premade worm hole, 3x Premade ttl, 3x Premade veg ball, 3x Premade choc bomb). Resume The Grand Tree quest until you get the lumber order from the Foreman. Then</w:t>
+      </w:r>
+      <w:r>
+        <w:rPr>
+          <w:b w:val="0"/>
+          <w:bCs w:val="0"/>
+          <w:i w:val="0"/>
+          <w:iCs w:val="0"/>
+          <w:strike w:val="0"/>
+          <w:color w:val="000000"/>
+          <w:sz w:val="24"/>
+          <w:szCs w:val="24"/>
+          <w:u w:val="none"/>
+          <w:rtl w:val="0"/>
+        </w:rPr>
+        <w:t xml:space="preserve"> charter to Port Sarim, speak with Veos and go to Kourend, then take the shi</w:t>
       </w:r>
       <w:r>
         <w:rPr>
@@ -27553,7 +27595,7 @@
         <w:rPr>
           <w:rtl w:val="0"/>
         </w:rPr>
-        <w:t xml:space="preserve">Buy 20 Lizardkickers in the Cloak and Stagger and bank them. Start the Tale</w:t>
+        <w:t xml:space="preserve">Buy 45 Lizardkickers in the Cloak and Stagger and bank them. Start the Tale</w:t>
       </w:r>
       <w:r>
         <w:rPr>
@@ -28939,7 +28981,7 @@
           <w:u w:val="none"/>
           <w:rtl w:val="0"/>
         </w:rPr>
-        <w:t xml:space="preserve">Complete The Grand Tree (Varrock teleport again for the spirit tree), speak with King Narnode Shareen again to start Monkey Madness I. Mine a gold ore in the mine under the Grand Tree for the diary. Leave and right click teleport with Brimstail to load the scrying orb (third scrying orb charge) and start The Eyes of Glouphrie to the step where you need to speak with Hazelmere. </w:t>
+        <w:t xml:space="preserve">Complete The Grand Tree quest (Varrock teleport again for the spirit tree) using water strike, speak with King Narnode Shareen again to start Monkey Madness I. Mine a gold ore in the mine under the Grand Tree for the diary. Leave and right click teleport with Brimstail to load the scrying orb (third scrying orb charge) and start The Eyes of Glouphrie to the step where you need to speak with Hazelmere. </w:t>
       </w:r>
       <w:r>
         <w:rPr>
@@ -29060,7 +29102,7 @@
           <w:u w:val="none"/>
           <w:rtl w:val="0"/>
         </w:rPr>
-        <w:t xml:space="preserve">lumber order, rune sword, sc</w:t>
+        <w:t xml:space="preserve">lumber order, water staff, air runes, mind runes, rune sword, sc</w:t>
       </w:r>
       <w:r>
         <w:rPr>
@@ -29683,7 +29725,7 @@
         <w:rPr>
           <w:rtl w:val="0"/>
         </w:rPr>
-        <w:t xml:space="preserve">Run back to the Catherby docks, c</w:t>
+        <w:t xml:space="preserve">Run back to the bank, grab a raw swordfish and raw chicken. Go to the Catherby docks, c</w:t>
       </w:r>
       <w:r>
         <w:rPr>
@@ -29704,7 +29746,7 @@
         <w:rPr>
           <w:rtl w:val="0"/>
         </w:rPr>
-        <w:t xml:space="preserve">n and grab a raw swordfish and raw chicken.</w:t>
+        <w:t xml:space="preserve">n.</w:t>
       </w:r>
       <w:r>
         <w:rPr>
@@ -33204,7 +33246,23 @@
         <w:rPr>
           <w:rtl w:val="0"/>
         </w:rPr>
-        <w:t xml:space="preserve">Equip your best ranging gear, a ring of dueling, and your knives. Grab your lizardkickers and food. Go to the Tower of Life (Fishing Trawler minigame teleport) and kill imps outside there to collect all required beads for Imp Catcher. After killing the imps use the fairy ring to Zanaris to buy jars from Elnock if you haven’t yet, then fairy ring DIS to start and complete Imp Catcher. Minigame teleport to Shades of Mort’ton. Kill Loar Shades until at least 51,012 ranged xp (level 43). You can safespot them on obstacles in the village itself. Make sure to pick up your knives to throw them multiple times. Prioritise using the steel knives first, then iron, then bronze. </w:t>
+        <w:t xml:space="preserve">Equip your best ranging gear, a ring of dueling, and your knives. Grab your lizardkickers and food. Go to the Tower of Life (Fishing Trawler minigame teleport) and kill imps outside there to collect all required beads for Imp Catcher. After killing the imps use the fairy ring to Zanaris to buy jars from Elnock if you haven’t yet, then fairy ring DIS to start and complete Imp Catcher. Minigame teleport to Shades of Mort’ton. Kill Loar Shades until at least 51,012 ranged xp (level 43). You can safespot them on obstacles in the village itself, such as here </w:t>
+      </w:r>
+      <w:hyperlink r:id="rId28">
+        <w:r>
+          <w:rPr>
+            <w:color w:val="0000ee"/>
+            <w:u w:val="single"/>
+            <w:rtl w:val="0"/>
+          </w:rPr>
+          <w:t xml:space="preserve">SafespotLoarShades.png</w:t>
+        </w:r>
+      </w:hyperlink>
+      <w:r>
+        <w:rPr>
+          <w:rtl w:val="0"/>
+        </w:rPr>
+        <w:t xml:space="preserve">. Make sure to pick up your knives to throw them multiple times. Prioritise using the steel knives first, then iron, then bronze. </w:t>
       </w:r>
     </w:p>
     <w:p>
@@ -34389,7 +34447,7 @@
         </w:rPr>
         <w:t xml:space="preserve">Here is the best arteglass guide </w:t>
       </w:r>
-      <w:hyperlink r:id="rId28">
+      <w:hyperlink r:id="rId29">
         <w:r>
           <w:rPr>
             <w:color w:val="0000ee"/>
@@ -34405,7 +34463,7 @@
         </w:rPr>
         <w:t xml:space="preserve">, with a low level alternative here </w:t>
       </w:r>
-      <w:hyperlink r:id="rId29">
+      <w:hyperlink r:id="rId30">
         <w:r>
           <w:rPr>
             <w:color w:val="0000ee"/>
@@ -34818,7 +34876,7 @@
           <w:u w:val="none"/>
           <w:rtl w:val="0"/>
         </w:rPr>
-        <w:t xml:space="preserve">. Complete My Arm’s Big Adventure.</w:t>
+        <w:t xml:space="preserve">. Bring wind bolt for the Giant Roc. Complete My Arm’s Big Adventure.</w:t>
       </w:r>
       <w:r>
         <w:rPr>
@@ -35014,7 +35072,73 @@
           <w:u w:val="none"/>
           <w:rtl w:val="0"/>
         </w:rPr>
-        <w:t xml:space="preserve">143 gp, games necklace, amulet of accuracy, fire staff, rune sword, fire staff, chaos runes </w:t>
+        <w:t xml:space="preserve">143 gp, dramen staff, </w:t>
+      </w:r>
+      <w:r>
+        <w:rPr>
+          <w:color w:val="8d1d75"/>
+          <w:rtl w:val="0"/>
+        </w:rPr>
+        <w:t xml:space="preserve">soul runes, law runes, </w:t>
+      </w:r>
+      <w:r>
+        <w:rPr>
+          <w:b w:val="0"/>
+          <w:bCs w:val="0"/>
+          <w:i w:val="0"/>
+          <w:iCs w:val="0"/>
+          <w:strike w:val="0"/>
+          <w:color w:val="8d1d75"/>
+          <w:sz w:val="24"/>
+          <w:szCs w:val="24"/>
+          <w:u w:val="none"/>
+          <w:rtl w:val="0"/>
+        </w:rPr>
+        <w:t xml:space="preserve">games necklace, amulet of accuracy, fire staff, rune sword, </w:t>
+      </w:r>
+      <w:r>
+        <w:rPr>
+          <w:color w:val="8d1d75"/>
+          <w:rtl w:val="0"/>
+        </w:rPr>
+        <w:t xml:space="preserve">air</w:t>
+      </w:r>
+      <w:r>
+        <w:rPr>
+          <w:b w:val="0"/>
+          <w:bCs w:val="0"/>
+          <w:i w:val="0"/>
+          <w:iCs w:val="0"/>
+          <w:strike w:val="0"/>
+          <w:color w:val="8d1d75"/>
+          <w:sz w:val="24"/>
+          <w:szCs w:val="24"/>
+          <w:u w:val="none"/>
+          <w:rtl w:val="0"/>
+        </w:rPr>
+        <w:t xml:space="preserve"> staff, chaos runes, </w:t>
+      </w:r>
+      <w:r>
+        <w:rPr>
+          <w:color w:val="8d1d75"/>
+          <w:rtl w:val="0"/>
+        </w:rPr>
+        <w:t xml:space="preserve">climbing bars, gold bar, dragon bones, pickaxe, 2 ropes, guam leaf, vial of water, light source, </w:t>
+      </w:r>
+      <w:r>
+        <w:rPr>
+          <w:b w:val="0"/>
+          <w:bCs w:val="0"/>
+          <w:i w:val="0"/>
+          <w:iCs w:val="0"/>
+          <w:strike w:val="0"/>
+          <w:color w:val="8d1d75"/>
+          <w:sz w:val="24"/>
+          <w:szCs w:val="24"/>
+          <w:u w:val="none"/>
+          <w:rtl w:val="0"/>
+        </w:rPr>
+        <w:t xml:space="preserve">tinderbox, pestle and mortar, 8 supercompost </w:t>
       </w:r>
       <w:r>
         <w:rPr>
@@ -35029,58 +35153,6 @@
           <w:u w:val="none"/>
           <w:rtl w:val="0"/>
         </w:rPr>
-        <w:t xml:space="preserve">(buy more?)</w:t>
-      </w:r>
-      <w:r>
-        <w:rPr>
-          <w:b w:val="0"/>
-          <w:bCs w:val="0"/>
-          <w:i w:val="0"/>
-          <w:iCs w:val="0"/>
-          <w:strike w:val="0"/>
-          <w:color w:val="8d1d75"/>
-          <w:sz w:val="24"/>
-          <w:szCs w:val="24"/>
-          <w:u w:val="none"/>
-          <w:rtl w:val="0"/>
-        </w:rPr>
-        <w:t xml:space="preserve">, </w:t>
-      </w:r>
-      <w:r>
-        <w:rPr>
-          <w:color w:val="8d1d75"/>
-          <w:rtl w:val="0"/>
-        </w:rPr>
-        <w:t xml:space="preserve">gold bar, dragon bones, pickaxe, 2 ropes, guam leaf, vial of water, light source, </w:t>
-      </w:r>
-      <w:r>
-        <w:rPr>
-          <w:b w:val="0"/>
-          <w:bCs w:val="0"/>
-          <w:i w:val="0"/>
-          <w:iCs w:val="0"/>
-          <w:strike w:val="0"/>
-          <w:color w:val="8d1d75"/>
-          <w:sz w:val="24"/>
-          <w:szCs w:val="24"/>
-          <w:u w:val="none"/>
-          <w:rtl w:val="0"/>
-        </w:rPr>
-        <w:t xml:space="preserve">tinderbox, pestle and mortar, 8 supercompost </w:t>
-      </w:r>
-      <w:r>
-        <w:rPr>
-          <w:b w:val="0"/>
-          <w:bCs w:val="0"/>
-          <w:i w:val="0"/>
-          <w:iCs w:val="0"/>
-          <w:strike w:val="0"/>
-          <w:color w:val="ff3838"/>
-          <w:sz w:val="24"/>
-          <w:szCs w:val="24"/>
-          <w:u w:val="none"/>
-          <w:rtl w:val="0"/>
-        </w:rPr>
         <w:t xml:space="preserve">(note that ultra doesn’t work)</w:t>
       </w:r>
       <w:r>
@@ -35096,7 +35168,95 @@
           <w:u w:val="none"/>
           <w:rtl w:val="0"/>
         </w:rPr>
-        <w:t xml:space="preserve">, spade, rake, seed dibber, plant cure (buy it in Trollheim), 3 Ugthanki dung, empty bucket, jangerberry</w:t>
+        <w:t xml:space="preserve">, spade</w:t>
+      </w:r>
+      <w:r>
+        <w:rPr>
+          <w:color w:val="8d1d75"/>
+          <w:rtl w:val="0"/>
+        </w:rPr>
+        <w:t xml:space="preserve"> + </w:t>
+      </w:r>
+      <w:r>
+        <w:rPr>
+          <w:b w:val="0"/>
+          <w:bCs w:val="0"/>
+          <w:i w:val="0"/>
+          <w:iCs w:val="0"/>
+          <w:strike w:val="0"/>
+          <w:color w:val="8d1d75"/>
+          <w:sz w:val="24"/>
+          <w:szCs w:val="24"/>
+          <w:u w:val="none"/>
+          <w:rtl w:val="0"/>
+        </w:rPr>
+        <w:t xml:space="preserve">rake</w:t>
+      </w:r>
+      <w:r>
+        <w:rPr>
+          <w:color w:val="8d1d75"/>
+          <w:rtl w:val="0"/>
+        </w:rPr>
+        <w:t xml:space="preserve"> +</w:t>
+      </w:r>
+      <w:r>
+        <w:rPr>
+          <w:b w:val="0"/>
+          <w:bCs w:val="0"/>
+          <w:i w:val="0"/>
+          <w:iCs w:val="0"/>
+          <w:strike w:val="0"/>
+          <w:color w:val="8d1d75"/>
+          <w:sz w:val="24"/>
+          <w:szCs w:val="24"/>
+          <w:u w:val="none"/>
+          <w:rtl w:val="0"/>
+        </w:rPr>
+        <w:t xml:space="preserve"> seed dibbe</w:t>
+      </w:r>
+      <w:r>
+        <w:rPr>
+          <w:color w:val="8d1d75"/>
+          <w:rtl w:val="0"/>
+        </w:rPr>
+        <w:t xml:space="preserve"> +</w:t>
+      </w:r>
+      <w:r>
+        <w:rPr>
+          <w:b w:val="0"/>
+          <w:bCs w:val="0"/>
+          <w:i w:val="0"/>
+          <w:iCs w:val="0"/>
+          <w:strike w:val="0"/>
+          <w:color w:val="8d1d75"/>
+          <w:sz w:val="24"/>
+          <w:szCs w:val="24"/>
+          <w:u w:val="none"/>
+          <w:rtl w:val="0"/>
+        </w:rPr>
+        <w:t xml:space="preserve"> plant cure (buy</w:t>
+      </w:r>
+      <w:r>
+        <w:rPr>
+          <w:color w:val="8d1d75"/>
+          <w:rtl w:val="0"/>
+        </w:rPr>
+        <w:t xml:space="preserve"> these four</w:t>
+      </w:r>
+      <w:r>
+        <w:rPr>
+          <w:b w:val="0"/>
+          <w:bCs w:val="0"/>
+          <w:i w:val="0"/>
+          <w:iCs w:val="0"/>
+          <w:strike w:val="0"/>
+          <w:color w:val="8d1d75"/>
+          <w:sz w:val="24"/>
+          <w:szCs w:val="24"/>
+          <w:u w:val="none"/>
+          <w:rtl w:val="0"/>
+        </w:rPr>
+        <w:t xml:space="preserve"> in Trollheim), 3 Ugthanki dung, empty bucket, jangerberry</w:t>
       </w:r>
       <w:r>
         <w:rPr>
@@ -35918,7 +36078,7 @@
         </w:rPr>
         <w:t xml:space="preserve">If you are asked to complete a contract that you would like to do but for which you don’t have the seeds it is worth to pickpocket master farmers for a bit (for example in Draynor or north of Ardougne) to get it. The loot scales with your farming level (and the failure chance with your thieving level), but according to this Mod Ash tweet the farming scaling only has an impact on the ranarr, snapdragon and torstol rates so the other seeds are fine. </w:t>
       </w:r>
-      <w:hyperlink r:id="rId30">
+      <w:hyperlink r:id="rId31">
         <w:r>
           <w:rPr>
             <w:i w:val="1"/>
@@ -36116,7 +36276,7 @@
         </w:rPr>
         <w:t xml:space="preserve">The best method to do Tithe farming at this level is </w:t>
       </w:r>
-      <w:hyperlink r:id="rId31">
+      <w:hyperlink r:id="rId32">
         <w:r>
           <w:rPr>
             <w:color w:val="0000ee"/>
@@ -36146,7 +36306,7 @@
         </w:rPr>
         <w:t xml:space="preserve">. This may use energy potions at your agility level, despite the agility rework making it much more doable. As an alternative there is 20x5: </w:t>
       </w:r>
-      <w:hyperlink r:id="rId32">
+      <w:hyperlink r:id="rId33">
         <w:r>
           <w:rPr>
             <w:color w:val="0000ee"/>
@@ -36184,7 +36344,7 @@
         </w:rPr>
         <w:t xml:space="preserve">You can find a complete farming guide here: </w:t>
       </w:r>
-      <w:hyperlink r:id="rId33">
+      <w:hyperlink r:id="rId34">
         <w:r>
           <w:rPr>
             <w:b w:val="1"/>
@@ -36195,7 +36355,7 @@
             <w:u w:val="single"/>
             <w:rtl w:val="0"/>
           </w:rPr>
-          <w:t xml:space="preserve">20260525FarmingGuide</w:t>
+          <w:t xml:space="preserve">20260717FarmingGuide</w:t>
         </w:r>
       </w:hyperlink>
       <w:r>
@@ -36966,7 +37126,7 @@
         </w:rPr>
         <w:t xml:space="preserve">Dessous is harmless if you alternate between ranged and melee protection prayer every tick (</w:t>
       </w:r>
-      <w:hyperlink r:id="rId34">
+      <w:hyperlink r:id="rId35">
         <w:r>
           <w:rPr>
             <w:b w:val="0"/>
@@ -37456,566 +37616,6 @@
         </w:numPr>
         <w:ind w:left="1080" w:hanging="360"/>
       </w:pPr>
-      <w:hyperlink r:id="rId35">
-        <w:r>
-          <w:rPr>
-            <w:color w:val="0000ee"/>
-            <w:u w:val="single"/>
-            <w:rtl w:val="0"/>
-          </w:rPr>
-          <w:t xml:space="preserve">Low level earth orbs</w:t>
-        </w:r>
-      </w:hyperlink>
-      <w:r>
-        <w:rPr>
-          <w:rtl w:val="0"/>
-        </w:rPr>
-        <w:t xml:space="preserve"> shows a video guide with all the steps for charging orbs. Buy Shantay passes to get into the desert from the Ruins of Unkah (you won’t be able to pass freely unlike in the video):</w:t>
-      </w:r>
-    </w:p>
-    <w:p>
-      <w:pPr>
-        <w:numPr>
-          <w:ilvl w:val="2"/>
-          <w:numId w:val="3"/>
-        </w:numPr>
-        <w:ind w:left="1440" w:hanging="360"/>
-        <w:jc w:val="left"/>
-        <w:rPr/>
-      </w:pPr>
-      <w:r>
-        <w:rPr>
-          <w:rtl w:val="0"/>
-        </w:rPr>
-        <w:t xml:space="preserve">S</w:t>
-      </w:r>
-      <w:r>
-        <w:rPr>
-          <w:b w:val="0"/>
-          <w:bCs w:val="0"/>
-          <w:i w:val="0"/>
-          <w:iCs w:val="0"/>
-          <w:strike w:val="0"/>
-          <w:color w:val="000000"/>
-          <w:sz w:val="24"/>
-          <w:szCs w:val="24"/>
-          <w:u w:val="none"/>
-          <w:rtl w:val="0"/>
-        </w:rPr>
-        <w:t xml:space="preserve">wap to </w:t>
-      </w:r>
-      <w:r>
-        <w:rPr>
-          <w:rtl w:val="0"/>
-        </w:rPr>
-        <w:t xml:space="preserve">the Ancient spellbook</w:t>
-      </w:r>
-    </w:p>
-    <w:p>
-      <w:pPr>
-        <w:numPr>
-          <w:ilvl w:val="2"/>
-          <w:numId w:val="3"/>
-        </w:numPr>
-        <w:ind w:left="1440" w:hanging="360"/>
-        <w:jc w:val="left"/>
-        <w:rPr/>
-      </w:pPr>
-      <w:r>
-        <w:rPr>
-          <w:rtl w:val="0"/>
-        </w:rPr>
-        <w:t xml:space="preserve">M</w:t>
-      </w:r>
-      <w:r>
-        <w:rPr>
-          <w:b w:val="0"/>
-          <w:bCs w:val="0"/>
-          <w:i w:val="0"/>
-          <w:iCs w:val="0"/>
-          <w:strike w:val="0"/>
-          <w:color w:val="000000"/>
-          <w:sz w:val="24"/>
-          <w:szCs w:val="24"/>
-          <w:u w:val="none"/>
-          <w:rtl w:val="0"/>
-        </w:rPr>
-        <w:t xml:space="preserve">ake an inv, suicide outside the door of the final room inside the pyramid to an npc</w:t>
-      </w:r>
-      <w:r>
-        <w:rPr>
-          <w:rtl w:val="0"/>
-        </w:rPr>
-      </w:r>
-    </w:p>
-    <w:p>
-      <w:pPr>
-        <w:numPr>
-          <w:ilvl w:val="2"/>
-          <w:numId w:val="3"/>
-        </w:numPr>
-        <w:ind w:left="1440" w:hanging="360"/>
-        <w:jc w:val="left"/>
-        <w:rPr/>
-      </w:pPr>
-      <w:r>
-        <w:rPr>
-          <w:rtl w:val="0"/>
-        </w:rPr>
-        <w:t xml:space="preserve">Teleport to Paddewwa for the diary.</w:t>
-      </w:r>
-    </w:p>
-    <w:p>
-      <w:pPr>
-        <w:numPr>
-          <w:ilvl w:val="2"/>
-          <w:numId w:val="3"/>
-        </w:numPr>
-        <w:ind w:left="1440" w:hanging="360"/>
-        <w:jc w:val="left"/>
-        <w:rPr/>
-      </w:pPr>
-      <w:r>
-        <w:rPr>
-          <w:rtl w:val="0"/>
-        </w:rPr>
-        <w:t xml:space="preserve">S</w:t>
-      </w:r>
-      <w:r>
-        <w:rPr>
-          <w:b w:val="0"/>
-          <w:bCs w:val="0"/>
-          <w:i w:val="0"/>
-          <w:iCs w:val="0"/>
-          <w:strike w:val="0"/>
-          <w:color w:val="000000"/>
-          <w:sz w:val="24"/>
-          <w:szCs w:val="24"/>
-          <w:u w:val="none"/>
-          <w:rtl w:val="0"/>
-        </w:rPr>
-        <w:t xml:space="preserve">uicide at corp twice with 27 soft clay each</w:t>
-      </w:r>
-      <w:r>
-        <w:rPr>
-          <w:rtl w:val="0"/>
-        </w:rPr>
-      </w:r>
-    </w:p>
-    <w:p>
-      <w:pPr>
-        <w:numPr>
-          <w:ilvl w:val="3"/>
-          <w:numId w:val="3"/>
-        </w:numPr>
-        <w:ind w:left="1800" w:hanging="360"/>
-        <w:jc w:val="left"/>
-        <w:rPr>
-          <w:u w:val="none"/>
-        </w:rPr>
-      </w:pPr>
-      <w:r>
-        <w:rPr>
-          <w:rtl w:val="0"/>
-        </w:rPr>
-        <w:t xml:space="preserve">Save 6 soft clay for later use in the bank.</w:t>
-      </w:r>
-    </w:p>
-    <w:p>
-      <w:pPr>
-        <w:numPr>
-          <w:ilvl w:val="2"/>
-          <w:numId w:val="3"/>
-        </w:numPr>
-        <w:ind w:left="1440" w:hanging="360"/>
-        <w:jc w:val="left"/>
-        <w:rPr/>
-      </w:pPr>
-      <w:r>
-        <w:rPr>
-          <w:rtl w:val="0"/>
-        </w:rPr>
-        <w:t xml:space="preserve">Go back to the room under the pyramid, </w:t>
-      </w:r>
-      <w:r>
-        <w:rPr>
-          <w:b w:val="0"/>
-          <w:bCs w:val="0"/>
-          <w:i w:val="0"/>
-          <w:iCs w:val="0"/>
-          <w:strike w:val="0"/>
-          <w:color w:val="000000"/>
-          <w:sz w:val="24"/>
-          <w:szCs w:val="24"/>
-          <w:u w:val="none"/>
-          <w:rtl w:val="0"/>
-        </w:rPr>
-        <w:t xml:space="preserve">make three invs at once, collect all.</w:t>
-      </w:r>
-      <w:r>
-        <w:rPr>
-          <w:rtl w:val="0"/>
-        </w:rPr>
-      </w:r>
-    </w:p>
-    <w:p>
-      <w:pPr>
-        <w:numPr>
-          <w:ilvl w:val="2"/>
-          <w:numId w:val="3"/>
-        </w:numPr>
-        <w:ind w:left="1440" w:hanging="360"/>
-        <w:jc w:val="left"/>
-        <w:rPr>
-          <w:b w:val="1"/>
-          <w:bCs w:val="1"/>
-        </w:rPr>
-      </w:pPr>
-      <w:r>
-        <w:rPr>
-          <w:b w:val="1"/>
-          <w:bCs w:val="1"/>
-          <w:rtl w:val="0"/>
-        </w:rPr>
-        <w:t xml:space="preserve">Revert to the normal spellbook when you have made the last tab.</w:t>
-      </w:r>
-      <w:r>
-        <w:rPr>
-          <w:rtl w:val="0"/>
-        </w:rPr>
-      </w:r>
-    </w:p>
-    <w:p>
-      <w:pPr>
-        <w:numPr>
-          <w:ilvl w:val="2"/>
-          <w:numId w:val="3"/>
-        </w:numPr>
-        <w:ind w:left="1440" w:hanging="360"/>
-      </w:pPr>
-      <w:r>
-        <w:rPr>
-          <w:i w:val="1"/>
-          <w:iCs w:val="1"/>
-          <w:color w:val="ff4000"/>
-          <w:rtl w:val="0"/>
-        </w:rPr>
-        <w:t xml:space="preserve">HCIMs: unfortunately you have to run for all four inventories of tabs.</w:t>
-      </w:r>
-    </w:p>
-    <w:p>
-      <w:pPr>
-        <w:ind w:left="0" w:firstLine="0"/>
-        <w:rPr/>
-      </w:pPr>
-      <w:r>
-        <w:rPr>
-          <w:b w:val="1"/>
-          <w:bCs w:val="1"/>
-          <w:i w:val="0"/>
-          <w:iCs w:val="0"/>
-          <w:strike w:val="0"/>
-          <w:color w:val="8d1d75"/>
-          <w:sz w:val="24"/>
-          <w:szCs w:val="24"/>
-          <w:u w:val="none"/>
-          <w:rtl w:val="0"/>
-        </w:rPr>
-        <w:t xml:space="preserve">GP stack: </w:t>
-      </w:r>
-      <w:r>
-        <w:rPr>
-          <w:color w:val="8d1d75"/>
-          <w:rtl w:val="0"/>
-        </w:rPr>
-        <w:t xml:space="preserve">236201</w:t>
-      </w:r>
-      <w:r>
-        <w:rPr>
-          <w:b w:val="0"/>
-          <w:bCs w:val="0"/>
-          <w:i w:val="0"/>
-          <w:iCs w:val="0"/>
-          <w:strike w:val="0"/>
-          <w:color w:val="8d1d75"/>
-          <w:sz w:val="24"/>
-          <w:szCs w:val="24"/>
-          <w:u w:val="none"/>
-          <w:rtl w:val="0"/>
-        </w:rPr>
-        <w:t xml:space="preserve"> gp</w:t>
-      </w:r>
-      <w:r>
-        <w:rPr>
-          <w:rtl w:val="0"/>
-        </w:rPr>
-      </w:r>
-    </w:p>
-    <w:p>
-      <w:pPr>
-        <w:jc w:val="left"/>
-        <w:rPr/>
-      </w:pPr>
-      <w:r>
-        <w:rPr>
-          <w:b w:val="1"/>
-          <w:bCs w:val="1"/>
-          <w:i w:val="0"/>
-          <w:iCs w:val="0"/>
-          <w:strike w:val="0"/>
-          <w:color w:val="8d1d75"/>
-          <w:sz w:val="24"/>
-          <w:szCs w:val="24"/>
-          <w:u w:val="none"/>
-          <w:rtl w:val="0"/>
-        </w:rPr>
-        <w:t xml:space="preserve">Items needed: </w:t>
-      </w:r>
-      <w:r>
-        <w:rPr>
-          <w:b w:val="0"/>
-          <w:bCs w:val="0"/>
-          <w:i w:val="0"/>
-          <w:iCs w:val="0"/>
-          <w:strike w:val="0"/>
-          <w:color w:val="8d1d75"/>
-          <w:sz w:val="24"/>
-          <w:szCs w:val="24"/>
-          <w:u w:val="none"/>
-          <w:rtl w:val="0"/>
-        </w:rPr>
-        <w:t xml:space="preserve">108 soft clay, 108 air runes, 216 law runes, fire staff</w:t>
-      </w:r>
-      <w:r>
-        <w:rPr>
-          <w:rtl w:val="0"/>
-        </w:rPr>
-      </w:r>
-    </w:p>
-    <w:p>
-      <w:pPr>
-        <w:jc w:val="left"/>
-        <w:rPr/>
-      </w:pPr>
-      <w:r>
-        <w:rPr>
-          <w:b w:val="1"/>
-          <w:bCs w:val="1"/>
-          <w:i w:val="0"/>
-          <w:iCs w:val="0"/>
-          <w:strike w:val="0"/>
-          <w:color w:val="8d1d75"/>
-          <w:sz w:val="24"/>
-          <w:szCs w:val="24"/>
-          <w:u w:val="none"/>
-          <w:rtl w:val="0"/>
-        </w:rPr>
-        <w:t xml:space="preserve">Skills/quests met?:</w:t>
-      </w:r>
-      <w:r>
-        <w:rPr>
-          <w:b w:val="0"/>
-          <w:bCs w:val="0"/>
-          <w:i w:val="0"/>
-          <w:iCs w:val="0"/>
-          <w:strike w:val="0"/>
-          <w:color w:val="8d1d75"/>
-          <w:sz w:val="24"/>
-          <w:szCs w:val="24"/>
-          <w:u w:val="none"/>
-          <w:rtl w:val="0"/>
-        </w:rPr>
-        <w:t xml:space="preserve"> </w:t>
-      </w:r>
-      <w:r>
-        <w:rPr>
-          <w:b w:val="0"/>
-          <w:bCs w:val="0"/>
-          <w:i w:val="0"/>
-          <w:iCs w:val="0"/>
-          <w:strike w:val="0"/>
-          <w:color w:val="ffff00"/>
-          <w:sz w:val="24"/>
-          <w:szCs w:val="24"/>
-          <w:u w:val="none"/>
-          <w:rtl w:val="0"/>
-        </w:rPr>
-        <w:t xml:space="preserve">yes</w:t>
-      </w:r>
-      <w:r>
-        <w:rPr>
-          <w:rtl w:val="0"/>
-        </w:rPr>
-      </w:r>
-    </w:p>
-    <w:p>
-      <w:pPr>
-        <w:jc w:val="left"/>
-        <w:rPr>
-          <w:b w:val="0"/>
-          <w:bCs w:val="0"/>
-          <w:i w:val="0"/>
-          <w:iCs w:val="0"/>
-          <w:strike w:val="0"/>
-          <w:color w:val="8d1d75"/>
-          <w:sz w:val="24"/>
-          <w:szCs w:val="24"/>
-          <w:u w:val="none"/>
-        </w:rPr>
-      </w:pPr>
-      <w:r>
-        <w:rPr>
-          <w:b w:val="0"/>
-          <w:bCs w:val="0"/>
-          <w:i w:val="0"/>
-          <w:iCs w:val="0"/>
-          <w:strike w:val="0"/>
-          <w:color w:val="8d1d75"/>
-          <w:sz w:val="24"/>
-          <w:szCs w:val="24"/>
-          <w:u w:val="none"/>
-          <w:rtl w:val="0"/>
-        </w:rPr>
-        <w:t xml:space="preserve">Total time: </w:t>
-      </w:r>
-      <w:r>
-        <w:rPr>
-          <w:color w:val="8d1d75"/>
-          <w:rtl w:val="0"/>
-        </w:rPr>
-        <w:t xml:space="preserve">8d14h</w:t>
-      </w:r>
-      <w:r>
-        <w:rPr>
-          <w:rtl w:val="0"/>
-        </w:rPr>
-      </w:r>
-    </w:p>
-    <w:p>
-      <w:pPr>
-        <w:numPr>
-          <w:ilvl w:val="0"/>
-          <w:numId w:val="3"/>
-        </w:numPr>
-        <w:ind w:left="720" w:hanging="360"/>
-        <w:jc w:val="left"/>
-        <w:rPr/>
-      </w:pPr>
-      <w:r>
-        <w:rPr>
-          <w:rtl w:val="0"/>
-        </w:rPr>
-        <w:t xml:space="preserve">Teleport to Varrock, then run to the quetzal to travel to Civitas illa Fortis. Start and complete Twilight’s Promise - this requires two combat styles (mage and melee recommended). From this point on you can include the Kastori fruit tree and calquat tree patch in your tree runs (if you have the appropriate farming level and spare seeds). Travel to Tal Teklan by quetzal. If you have at least 37 construction, start and complete Scrambled!. </w:t>
-      </w:r>
-      <w:r>
-        <w:rPr>
-          <w:b w:val="0"/>
-          <w:bCs w:val="0"/>
-          <w:i w:val="0"/>
-          <w:iCs w:val="0"/>
-          <w:strike w:val="0"/>
-          <w:sz w:val="24"/>
-          <w:szCs w:val="24"/>
-          <w:u w:val="none"/>
-          <w:rtl w:val="0"/>
-        </w:rPr>
-        <w:t xml:space="preserve">Buy cosmic runes at t</w:t>
-      </w:r>
-      <w:r>
-        <w:rPr>
-          <w:rtl w:val="0"/>
-        </w:rPr>
-        <w:t xml:space="preserve">he Tal Teklan Rune Shop </w:t>
-      </w:r>
-      <w:r>
-        <w:rPr>
-          <w:b w:val="0"/>
-          <w:bCs w:val="0"/>
-          <w:i w:val="0"/>
-          <w:iCs w:val="0"/>
-          <w:strike w:val="0"/>
-          <w:sz w:val="24"/>
-          <w:szCs w:val="24"/>
-          <w:u w:val="none"/>
-          <w:rtl w:val="0"/>
-        </w:rPr>
-        <w:t xml:space="preserve">until you have 4900 total. Charge 1590 earth orbs (with corp suicide method. This costs ~33 tabs, 7 games necklaces and </w:t>
-      </w:r>
-      <w:r>
-        <w:rPr>
-          <w:rtl w:val="0"/>
-        </w:rPr>
-        <w:t xml:space="preserve">9</w:t>
-      </w:r>
-      <w:r>
-        <w:rPr>
-          <w:b w:val="0"/>
-          <w:bCs w:val="0"/>
-          <w:i w:val="0"/>
-          <w:iCs w:val="0"/>
-          <w:strike w:val="0"/>
-          <w:sz w:val="24"/>
-          <w:szCs w:val="24"/>
-          <w:u w:val="none"/>
-          <w:rtl w:val="0"/>
-        </w:rPr>
-        <w:t xml:space="preserve"> rings of dueling). If you (somehow?) aren</w:t>
-      </w:r>
-      <w:r>
-        <w:rPr>
-          <w:rtl w:val="0"/>
-        </w:rPr>
-        <w:t xml:space="preserve">’t 60 magic yet </w:t>
-      </w:r>
-      <w:r>
-        <w:rPr>
-          <w:b w:val="0"/>
-          <w:bCs w:val="0"/>
-          <w:i w:val="0"/>
-          <w:iCs w:val="0"/>
-          <w:strike w:val="0"/>
-          <w:sz w:val="24"/>
-          <w:szCs w:val="24"/>
-          <w:u w:val="none"/>
-          <w:rtl w:val="0"/>
-        </w:rPr>
-        <w:t xml:space="preserve">use your Wizard’s Mind Bombs to boost</w:t>
-      </w:r>
-      <w:r>
-        <w:rPr>
-          <w:rtl w:val="0"/>
-        </w:rPr>
-        <w:t xml:space="preserve"> </w:t>
-      </w:r>
-      <w:r>
-        <w:rPr>
-          <w:b w:val="0"/>
-          <w:bCs w:val="0"/>
-          <w:i w:val="0"/>
-          <w:iCs w:val="0"/>
-          <w:strike w:val="0"/>
-          <w:sz w:val="24"/>
-          <w:szCs w:val="24"/>
-          <w:u w:val="none"/>
-          <w:rtl w:val="0"/>
-        </w:rPr>
-        <w:t xml:space="preserve">at first.</w:t>
-      </w:r>
-      <w:r>
-        <w:rPr>
-          <w:rtl w:val="0"/>
-        </w:rPr>
-      </w:r>
-    </w:p>
-    <w:p>
-      <w:pPr>
-        <w:numPr>
-          <w:ilvl w:val="1"/>
-          <w:numId w:val="3"/>
-        </w:numPr>
-        <w:ind w:left="1080" w:hanging="360"/>
-        <w:rPr/>
-      </w:pPr>
       <w:hyperlink r:id="rId36">
         <w:r>
           <w:rPr>
@@ -38030,7 +37630,536 @@
         <w:rPr>
           <w:rtl w:val="0"/>
         </w:rPr>
-        <w:t xml:space="preserve"> shows a video guide with all the steps for charging orbs.</w:t>
+        <w:t xml:space="preserve"> shows a video guide with all the steps for charging orbs. Buy Shantay passes to get into the desert from the Ruins of Unkah (you won’t be able to pass freely unlike in the video):</w:t>
+      </w:r>
+    </w:p>
+    <w:p>
+      <w:pPr>
+        <w:numPr>
+          <w:ilvl w:val="2"/>
+          <w:numId w:val="3"/>
+        </w:numPr>
+        <w:ind w:left="1440" w:hanging="360"/>
+        <w:jc w:val="left"/>
+        <w:rPr/>
+      </w:pPr>
+      <w:r>
+        <w:rPr>
+          <w:rtl w:val="0"/>
+        </w:rPr>
+        <w:t xml:space="preserve">S</w:t>
+      </w:r>
+      <w:r>
+        <w:rPr>
+          <w:b w:val="0"/>
+          <w:bCs w:val="0"/>
+          <w:i w:val="0"/>
+          <w:iCs w:val="0"/>
+          <w:strike w:val="0"/>
+          <w:color w:val="000000"/>
+          <w:sz w:val="24"/>
+          <w:szCs w:val="24"/>
+          <w:u w:val="none"/>
+          <w:rtl w:val="0"/>
+        </w:rPr>
+        <w:t xml:space="preserve">wap to </w:t>
+      </w:r>
+      <w:r>
+        <w:rPr>
+          <w:rtl w:val="0"/>
+        </w:rPr>
+        <w:t xml:space="preserve">the Ancient spellbook</w:t>
+      </w:r>
+    </w:p>
+    <w:p>
+      <w:pPr>
+        <w:numPr>
+          <w:ilvl w:val="2"/>
+          <w:numId w:val="3"/>
+        </w:numPr>
+        <w:ind w:left="1440" w:hanging="360"/>
+        <w:jc w:val="left"/>
+        <w:rPr/>
+      </w:pPr>
+      <w:r>
+        <w:rPr>
+          <w:rtl w:val="0"/>
+        </w:rPr>
+        <w:t xml:space="preserve">M</w:t>
+      </w:r>
+      <w:r>
+        <w:rPr>
+          <w:b w:val="0"/>
+          <w:bCs w:val="0"/>
+          <w:i w:val="0"/>
+          <w:iCs w:val="0"/>
+          <w:strike w:val="0"/>
+          <w:color w:val="000000"/>
+          <w:sz w:val="24"/>
+          <w:szCs w:val="24"/>
+          <w:u w:val="none"/>
+          <w:rtl w:val="0"/>
+        </w:rPr>
+        <w:t xml:space="preserve">ake an inv, suicide outside the door of the final room inside the pyramid to an npc</w:t>
+      </w:r>
+      <w:r>
+        <w:rPr>
+          <w:rtl w:val="0"/>
+        </w:rPr>
+      </w:r>
+    </w:p>
+    <w:p>
+      <w:pPr>
+        <w:numPr>
+          <w:ilvl w:val="2"/>
+          <w:numId w:val="3"/>
+        </w:numPr>
+        <w:ind w:left="1440" w:hanging="360"/>
+        <w:jc w:val="left"/>
+        <w:rPr/>
+      </w:pPr>
+      <w:r>
+        <w:rPr>
+          <w:rtl w:val="0"/>
+        </w:rPr>
+        <w:t xml:space="preserve">Teleport to Paddewwa for the diary.</w:t>
+      </w:r>
+    </w:p>
+    <w:p>
+      <w:pPr>
+        <w:numPr>
+          <w:ilvl w:val="2"/>
+          <w:numId w:val="3"/>
+        </w:numPr>
+        <w:ind w:left="1440" w:hanging="360"/>
+        <w:jc w:val="left"/>
+        <w:rPr/>
+      </w:pPr>
+      <w:r>
+        <w:rPr>
+          <w:rtl w:val="0"/>
+        </w:rPr>
+        <w:t xml:space="preserve">S</w:t>
+      </w:r>
+      <w:r>
+        <w:rPr>
+          <w:b w:val="0"/>
+          <w:bCs w:val="0"/>
+          <w:i w:val="0"/>
+          <w:iCs w:val="0"/>
+          <w:strike w:val="0"/>
+          <w:color w:val="000000"/>
+          <w:sz w:val="24"/>
+          <w:szCs w:val="24"/>
+          <w:u w:val="none"/>
+          <w:rtl w:val="0"/>
+        </w:rPr>
+        <w:t xml:space="preserve">uicide at corp twice with 27 soft clay each</w:t>
+      </w:r>
+      <w:r>
+        <w:rPr>
+          <w:rtl w:val="0"/>
+        </w:rPr>
+      </w:r>
+    </w:p>
+    <w:p>
+      <w:pPr>
+        <w:numPr>
+          <w:ilvl w:val="3"/>
+          <w:numId w:val="3"/>
+        </w:numPr>
+        <w:ind w:left="1800" w:hanging="360"/>
+        <w:jc w:val="left"/>
+        <w:rPr>
+          <w:u w:val="none"/>
+        </w:rPr>
+      </w:pPr>
+      <w:r>
+        <w:rPr>
+          <w:rtl w:val="0"/>
+        </w:rPr>
+        <w:t xml:space="preserve">Save 6 soft clay for later use in the bank.</w:t>
+      </w:r>
+    </w:p>
+    <w:p>
+      <w:pPr>
+        <w:numPr>
+          <w:ilvl w:val="2"/>
+          <w:numId w:val="3"/>
+        </w:numPr>
+        <w:ind w:left="1440" w:hanging="360"/>
+        <w:jc w:val="left"/>
+        <w:rPr/>
+      </w:pPr>
+      <w:r>
+        <w:rPr>
+          <w:rtl w:val="0"/>
+        </w:rPr>
+        <w:t xml:space="preserve">Go back to the room under the pyramid, </w:t>
+      </w:r>
+      <w:r>
+        <w:rPr>
+          <w:b w:val="0"/>
+          <w:bCs w:val="0"/>
+          <w:i w:val="0"/>
+          <w:iCs w:val="0"/>
+          <w:strike w:val="0"/>
+          <w:color w:val="000000"/>
+          <w:sz w:val="24"/>
+          <w:szCs w:val="24"/>
+          <w:u w:val="none"/>
+          <w:rtl w:val="0"/>
+        </w:rPr>
+        <w:t xml:space="preserve">make three invs at once, collect all.</w:t>
+      </w:r>
+      <w:r>
+        <w:rPr>
+          <w:rtl w:val="0"/>
+        </w:rPr>
+      </w:r>
+    </w:p>
+    <w:p>
+      <w:pPr>
+        <w:numPr>
+          <w:ilvl w:val="2"/>
+          <w:numId w:val="3"/>
+        </w:numPr>
+        <w:ind w:left="1440" w:hanging="360"/>
+        <w:jc w:val="left"/>
+        <w:rPr>
+          <w:b w:val="1"/>
+          <w:bCs w:val="1"/>
+        </w:rPr>
+      </w:pPr>
+      <w:r>
+        <w:rPr>
+          <w:b w:val="1"/>
+          <w:bCs w:val="1"/>
+          <w:rtl w:val="0"/>
+        </w:rPr>
+        <w:t xml:space="preserve">Revert to the normal spellbook when you have made the last tab.</w:t>
+      </w:r>
+      <w:r>
+        <w:rPr>
+          <w:rtl w:val="0"/>
+        </w:rPr>
+      </w:r>
+    </w:p>
+    <w:p>
+      <w:pPr>
+        <w:numPr>
+          <w:ilvl w:val="2"/>
+          <w:numId w:val="3"/>
+        </w:numPr>
+        <w:ind w:left="1440" w:hanging="360"/>
+      </w:pPr>
+      <w:r>
+        <w:rPr>
+          <w:i w:val="1"/>
+          <w:iCs w:val="1"/>
+          <w:color w:val="ff4000"/>
+          <w:rtl w:val="0"/>
+        </w:rPr>
+        <w:t xml:space="preserve">HCIMs: unfortunately you have to run for all four inventories of tabs.</w:t>
+      </w:r>
+    </w:p>
+    <w:p>
+      <w:pPr>
+        <w:ind w:left="0" w:firstLine="0"/>
+        <w:rPr/>
+      </w:pPr>
+      <w:r>
+        <w:rPr>
+          <w:b w:val="1"/>
+          <w:bCs w:val="1"/>
+          <w:i w:val="0"/>
+          <w:iCs w:val="0"/>
+          <w:strike w:val="0"/>
+          <w:color w:val="8d1d75"/>
+          <w:sz w:val="24"/>
+          <w:szCs w:val="24"/>
+          <w:u w:val="none"/>
+          <w:rtl w:val="0"/>
+        </w:rPr>
+        <w:t xml:space="preserve">GP stack: </w:t>
+      </w:r>
+      <w:r>
+        <w:rPr>
+          <w:color w:val="8d1d75"/>
+          <w:rtl w:val="0"/>
+        </w:rPr>
+        <w:t xml:space="preserve">236201</w:t>
+      </w:r>
+      <w:r>
+        <w:rPr>
+          <w:b w:val="0"/>
+          <w:bCs w:val="0"/>
+          <w:i w:val="0"/>
+          <w:iCs w:val="0"/>
+          <w:strike w:val="0"/>
+          <w:color w:val="8d1d75"/>
+          <w:sz w:val="24"/>
+          <w:szCs w:val="24"/>
+          <w:u w:val="none"/>
+          <w:rtl w:val="0"/>
+        </w:rPr>
+        <w:t xml:space="preserve"> gp</w:t>
+      </w:r>
+      <w:r>
+        <w:rPr>
+          <w:rtl w:val="0"/>
+        </w:rPr>
+      </w:r>
+    </w:p>
+    <w:p>
+      <w:pPr>
+        <w:jc w:val="left"/>
+        <w:rPr/>
+      </w:pPr>
+      <w:r>
+        <w:rPr>
+          <w:b w:val="1"/>
+          <w:bCs w:val="1"/>
+          <w:i w:val="0"/>
+          <w:iCs w:val="0"/>
+          <w:strike w:val="0"/>
+          <w:color w:val="8d1d75"/>
+          <w:sz w:val="24"/>
+          <w:szCs w:val="24"/>
+          <w:u w:val="none"/>
+          <w:rtl w:val="0"/>
+        </w:rPr>
+        <w:t xml:space="preserve">Items needed: </w:t>
+      </w:r>
+      <w:r>
+        <w:rPr>
+          <w:b w:val="0"/>
+          <w:bCs w:val="0"/>
+          <w:i w:val="0"/>
+          <w:iCs w:val="0"/>
+          <w:strike w:val="0"/>
+          <w:color w:val="8d1d75"/>
+          <w:sz w:val="24"/>
+          <w:szCs w:val="24"/>
+          <w:u w:val="none"/>
+          <w:rtl w:val="0"/>
+        </w:rPr>
+        <w:t xml:space="preserve">108 soft clay, 108 air runes, 216 law runes, fire staff</w:t>
+      </w:r>
+      <w:r>
+        <w:rPr>
+          <w:rtl w:val="0"/>
+        </w:rPr>
+      </w:r>
+    </w:p>
+    <w:p>
+      <w:pPr>
+        <w:jc w:val="left"/>
+        <w:rPr/>
+      </w:pPr>
+      <w:r>
+        <w:rPr>
+          <w:b w:val="1"/>
+          <w:bCs w:val="1"/>
+          <w:i w:val="0"/>
+          <w:iCs w:val="0"/>
+          <w:strike w:val="0"/>
+          <w:color w:val="8d1d75"/>
+          <w:sz w:val="24"/>
+          <w:szCs w:val="24"/>
+          <w:u w:val="none"/>
+          <w:rtl w:val="0"/>
+        </w:rPr>
+        <w:t xml:space="preserve">Skills/quests met?:</w:t>
+      </w:r>
+      <w:r>
+        <w:rPr>
+          <w:b w:val="0"/>
+          <w:bCs w:val="0"/>
+          <w:i w:val="0"/>
+          <w:iCs w:val="0"/>
+          <w:strike w:val="0"/>
+          <w:color w:val="8d1d75"/>
+          <w:sz w:val="24"/>
+          <w:szCs w:val="24"/>
+          <w:u w:val="none"/>
+          <w:rtl w:val="0"/>
+        </w:rPr>
+        <w:t xml:space="preserve"> </w:t>
+      </w:r>
+      <w:r>
+        <w:rPr>
+          <w:b w:val="0"/>
+          <w:bCs w:val="0"/>
+          <w:i w:val="0"/>
+          <w:iCs w:val="0"/>
+          <w:strike w:val="0"/>
+          <w:color w:val="ffff00"/>
+          <w:sz w:val="24"/>
+          <w:szCs w:val="24"/>
+          <w:u w:val="none"/>
+          <w:rtl w:val="0"/>
+        </w:rPr>
+        <w:t xml:space="preserve">yes</w:t>
+      </w:r>
+      <w:r>
+        <w:rPr>
+          <w:rtl w:val="0"/>
+        </w:rPr>
+      </w:r>
+    </w:p>
+    <w:p>
+      <w:pPr>
+        <w:jc w:val="left"/>
+        <w:rPr>
+          <w:b w:val="0"/>
+          <w:bCs w:val="0"/>
+          <w:i w:val="0"/>
+          <w:iCs w:val="0"/>
+          <w:strike w:val="0"/>
+          <w:color w:val="8d1d75"/>
+          <w:sz w:val="24"/>
+          <w:szCs w:val="24"/>
+          <w:u w:val="none"/>
+        </w:rPr>
+      </w:pPr>
+      <w:r>
+        <w:rPr>
+          <w:b w:val="0"/>
+          <w:bCs w:val="0"/>
+          <w:i w:val="0"/>
+          <w:iCs w:val="0"/>
+          <w:strike w:val="0"/>
+          <w:color w:val="8d1d75"/>
+          <w:sz w:val="24"/>
+          <w:szCs w:val="24"/>
+          <w:u w:val="none"/>
+          <w:rtl w:val="0"/>
+        </w:rPr>
+        <w:t xml:space="preserve">Total time: </w:t>
+      </w:r>
+      <w:r>
+        <w:rPr>
+          <w:color w:val="8d1d75"/>
+          <w:rtl w:val="0"/>
+        </w:rPr>
+        <w:t xml:space="preserve">8d14h</w:t>
+      </w:r>
+      <w:r>
+        <w:rPr>
+          <w:rtl w:val="0"/>
+        </w:rPr>
+      </w:r>
+    </w:p>
+    <w:p>
+      <w:pPr>
+        <w:numPr>
+          <w:ilvl w:val="0"/>
+          <w:numId w:val="3"/>
+        </w:numPr>
+        <w:ind w:left="720" w:hanging="360"/>
+        <w:jc w:val="left"/>
+        <w:rPr/>
+      </w:pPr>
+      <w:r>
+        <w:rPr>
+          <w:rtl w:val="0"/>
+        </w:rPr>
+        <w:t xml:space="preserve">Teleport to Varrock, then run to the quetzal to travel to Civitas illa Fortis. Start and complete Twilight’s Promise - this requires two combat styles (mage and melee recommended). From this point on you can include the Kastori fruit tree and calquat tree patch in your tree runs (if you have the appropriate farming level and spare seeds). Travel to Tal Teklan by quetzal. If you have at least 37 construction, start and complete Scrambled!. </w:t>
+      </w:r>
+      <w:r>
+        <w:rPr>
+          <w:b w:val="0"/>
+          <w:bCs w:val="0"/>
+          <w:i w:val="0"/>
+          <w:iCs w:val="0"/>
+          <w:strike w:val="0"/>
+          <w:sz w:val="24"/>
+          <w:szCs w:val="24"/>
+          <w:u w:val="none"/>
+          <w:rtl w:val="0"/>
+        </w:rPr>
+        <w:t xml:space="preserve">Buy cosmic runes at t</w:t>
+      </w:r>
+      <w:r>
+        <w:rPr>
+          <w:rtl w:val="0"/>
+        </w:rPr>
+        <w:t xml:space="preserve">he Tal Teklan Rune Shop </w:t>
+      </w:r>
+      <w:r>
+        <w:rPr>
+          <w:b w:val="0"/>
+          <w:bCs w:val="0"/>
+          <w:i w:val="0"/>
+          <w:iCs w:val="0"/>
+          <w:strike w:val="0"/>
+          <w:sz w:val="24"/>
+          <w:szCs w:val="24"/>
+          <w:u w:val="none"/>
+          <w:rtl w:val="0"/>
+        </w:rPr>
+        <w:t xml:space="preserve">until you have 4900 total. Charge 1590 earth orbs (with corp suicide method. This costs ~33 tabs, 7 games necklaces and </w:t>
+      </w:r>
+      <w:r>
+        <w:rPr>
+          <w:rtl w:val="0"/>
+        </w:rPr>
+        <w:t xml:space="preserve">9</w:t>
+      </w:r>
+      <w:r>
+        <w:rPr>
+          <w:b w:val="0"/>
+          <w:bCs w:val="0"/>
+          <w:i w:val="0"/>
+          <w:iCs w:val="0"/>
+          <w:strike w:val="0"/>
+          <w:sz w:val="24"/>
+          <w:szCs w:val="24"/>
+          <w:u w:val="none"/>
+          <w:rtl w:val="0"/>
+        </w:rPr>
+        <w:t xml:space="preserve"> rings of dueling). If you (somehow?) aren</w:t>
+      </w:r>
+      <w:r>
+        <w:rPr>
+          <w:rtl w:val="0"/>
+        </w:rPr>
+        <w:t xml:space="preserve">’t 60 magic yet </w:t>
+      </w:r>
+      <w:r>
+        <w:rPr>
+          <w:b w:val="0"/>
+          <w:bCs w:val="0"/>
+          <w:i w:val="0"/>
+          <w:iCs w:val="0"/>
+          <w:strike w:val="0"/>
+          <w:sz w:val="24"/>
+          <w:szCs w:val="24"/>
+          <w:u w:val="none"/>
+          <w:rtl w:val="0"/>
+        </w:rPr>
+        <w:t xml:space="preserve">use your Wizard’s Mind Bombs to boost</w:t>
+      </w:r>
+      <w:r>
+        <w:rPr>
+          <w:rtl w:val="0"/>
+        </w:rPr>
+        <w:t xml:space="preserve"> </w:t>
+      </w:r>
+      <w:r>
+        <w:rPr>
+          <w:b w:val="0"/>
+          <w:bCs w:val="0"/>
+          <w:i w:val="0"/>
+          <w:iCs w:val="0"/>
+          <w:strike w:val="0"/>
+          <w:sz w:val="24"/>
+          <w:szCs w:val="24"/>
+          <w:u w:val="none"/>
+          <w:rtl w:val="0"/>
+        </w:rPr>
+        <w:t xml:space="preserve">at first.</w:t>
       </w:r>
       <w:r>
         <w:rPr>
@@ -38047,6 +38176,37 @@
         <w:ind w:left="1080" w:hanging="360"/>
         <w:rPr/>
       </w:pPr>
+      <w:hyperlink r:id="rId37">
+        <w:r>
+          <w:rPr>
+            <w:color w:val="0000ee"/>
+            <w:u w:val="single"/>
+            <w:rtl w:val="0"/>
+          </w:rPr>
+          <w:t xml:space="preserve">Low level earth orbs</w:t>
+        </w:r>
+      </w:hyperlink>
+      <w:r>
+        <w:rPr>
+          <w:rtl w:val="0"/>
+        </w:rPr>
+        <w:t xml:space="preserve"> shows a video guide with all the steps for charging orbs.</w:t>
+      </w:r>
+      <w:r>
+        <w:rPr>
+          <w:rtl w:val="0"/>
+        </w:rPr>
+      </w:r>
+    </w:p>
+    <w:p>
+      <w:pPr>
+        <w:numPr>
+          <w:ilvl w:val="1"/>
+          <w:numId w:val="3"/>
+        </w:numPr>
+        <w:ind w:left="1080" w:hanging="360"/>
+        <w:rPr/>
+      </w:pPr>
       <w:r>
         <w:rPr>
           <w:u w:val="single"/>
@@ -38201,7 +38361,7 @@
         </w:rPr>
         <w:t xml:space="preserve"> high level method with an edgeville respawn point, the above is a low-level alternative</w:t>
       </w:r>
-      <w:hyperlink r:id="rId37">
+      <w:hyperlink r:id="rId38">
         <w:r>
           <w:rPr>
             <w:color w:val="0000ee"/>
@@ -38936,12 +39096,14 @@
           <w:u w:val="none"/>
           <w:rtl w:val="0"/>
         </w:rPr>
-        <w:t xml:space="preserve">HP: 37</w:t>
-      </w:r>
-      <w:r>
-        <w:rPr>
-          <w:rtl w:val="0"/>
-        </w:rPr>
+        <w:t xml:space="preserve">HP: 3</w:t>
+      </w:r>
+      <w:r>
+        <w:rPr>
+          <w:color w:val="069a2e"/>
+          <w:rtl w:val="0"/>
+        </w:rPr>
+        <w:t xml:space="preserve">9</w:t>
       </w:r>
     </w:p>
     <w:p>
@@ -39155,7 +39317,7 @@
           <w:color w:val="069a2e"/>
           <w:rtl w:val="0"/>
         </w:rPr>
-        <w:t xml:space="preserve">8</w:t>
+        <w:t xml:space="preserve">9</w:t>
       </w:r>
       <w:r>
         <w:rPr>
@@ -39297,7 +39459,7 @@
           <w:color w:val="069a2e"/>
           <w:rtl w:val="0"/>
         </w:rPr>
-        <w:t xml:space="preserve">78</w:t>
+        <w:t xml:space="preserve">77</w:t>
       </w:r>
       <w:r>
         <w:rPr>
@@ -39370,12 +39532,14 @@
           <w:u w:val="none"/>
           <w:rtl w:val="0"/>
         </w:rPr>
-        <w:t xml:space="preserve">Craft: 55</w:t>
-      </w:r>
-      <w:r>
-        <w:rPr>
-          <w:rtl w:val="0"/>
-        </w:rPr>
+        <w:t xml:space="preserve">Craft: 5</w:t>
+      </w:r>
+      <w:r>
+        <w:rPr>
+          <w:color w:val="069a2e"/>
+          <w:rtl w:val="0"/>
+        </w:rPr>
+        <w:t xml:space="preserve">6</w:t>
       </w:r>
     </w:p>
     <w:p>
@@ -39598,7 +39762,7 @@
           <w:color w:val="069a2e"/>
           <w:rtl w:val="0"/>
         </w:rPr>
-        <w:t xml:space="preserve">41</w:t>
+        <w:t xml:space="preserve">42</w:t>
       </w:r>
       <w:r>
         <w:rPr>
@@ -39871,7 +40035,7 @@
         </w:rPr>
         <w:t xml:space="preserve">Overview document: </w:t>
       </w:r>
-      <w:hyperlink r:id="rId38">
+      <w:hyperlink r:id="rId39">
         <w:r>
           <w:rPr>
             <w:color w:val="0000ee"/>
@@ -39898,7 +40062,7 @@
         </w:rPr>
         <w:t xml:space="preserve">Interactive version with checkboxes: </w:t>
       </w:r>
-      <w:hyperlink r:id="rId39">
+      <w:hyperlink r:id="rId40">
         <w:r>
           <w:rPr>
             <w:color w:val="1155cc"/>
@@ -39928,33 +40092,6 @@
         </w:rPr>
         <w:t xml:space="preserve">Chapter 1: </w:t>
       </w:r>
-      <w:hyperlink r:id="rId40">
-        <w:r>
-          <w:rPr>
-            <w:color w:val="0000ee"/>
-            <w:u w:val="single"/>
-            <w:rtl w:val="0"/>
-          </w:rPr>
-          <w:t xml:space="preserve">20260607Chapter1</w:t>
-        </w:r>
-      </w:hyperlink>
-      <w:r>
-        <w:rPr>
-          <w:rtl w:val="0"/>
-        </w:rPr>
-      </w:r>
-    </w:p>
-    <w:p>
-      <w:pPr>
-        <w:jc w:val="left"/>
-        <w:rPr/>
-      </w:pPr>
-      <w:r>
-        <w:rPr>
-          <w:rtl w:val="0"/>
-        </w:rPr>
-        <w:t xml:space="preserve">Chapter 2: </w:t>
-      </w:r>
       <w:hyperlink r:id="rId41">
         <w:r>
           <w:rPr>
@@ -39962,7 +40099,7 @@
             <w:u w:val="single"/>
             <w:rtl w:val="0"/>
           </w:rPr>
-          <w:t xml:space="preserve">20260607Chapter2</w:t>
+          <w:t xml:space="preserve">20260717Chapter1</w:t>
         </w:r>
       </w:hyperlink>
       <w:r>
@@ -39980,7 +40117,7 @@
         <w:rPr>
           <w:rtl w:val="0"/>
         </w:rPr>
-        <w:t xml:space="preserve">Chapter 3: </w:t>
+        <w:t xml:space="preserve">Chapter 2: </w:t>
       </w:r>
       <w:hyperlink r:id="rId42">
         <w:r>
@@ -39989,7 +40126,7 @@
             <w:u w:val="single"/>
             <w:rtl w:val="0"/>
           </w:rPr>
-          <w:t xml:space="preserve">20260607Chapter3</w:t>
+          <w:t xml:space="preserve">20260717Chapter2</w:t>
         </w:r>
       </w:hyperlink>
       <w:r>
@@ -40007,7 +40144,7 @@
         <w:rPr>
           <w:rtl w:val="0"/>
         </w:rPr>
-        <w:t xml:space="preserve">Detailed math on every single step: </w:t>
+        <w:t xml:space="preserve">Chapter 3: </w:t>
       </w:r>
       <w:hyperlink r:id="rId43">
         <w:r>
@@ -40016,7 +40153,7 @@
             <w:u w:val="single"/>
             <w:rtl w:val="0"/>
           </w:rPr>
-          <w:t xml:space="preserve">20260607DetailedStepsGuide</w:t>
+          <w:t xml:space="preserve">20260717Chapter3</w:t>
         </w:r>
       </w:hyperlink>
       <w:r>
@@ -40028,6 +40165,33 @@
     <w:p>
       <w:pPr>
         <w:jc w:val="left"/>
+        <w:rPr/>
+      </w:pPr>
+      <w:r>
+        <w:rPr>
+          <w:rtl w:val="0"/>
+        </w:rPr>
+        <w:t xml:space="preserve">Detailed math on every single step: </w:t>
+      </w:r>
+      <w:hyperlink r:id="rId44">
+        <w:r>
+          <w:rPr>
+            <w:color w:val="0000ee"/>
+            <w:u w:val="single"/>
+            <w:rtl w:val="0"/>
+          </w:rPr>
+          <w:t xml:space="preserve">20260717DetailedStepsGuide</w:t>
+        </w:r>
+      </w:hyperlink>
+      <w:r>
+        <w:rPr>
+          <w:rtl w:val="0"/>
+        </w:rPr>
+      </w:r>
+    </w:p>
+    <w:p>
+      <w:pPr>
+        <w:jc w:val="left"/>
         <w:rPr>
           <w:rFonts w:ascii="Arial" w:cs="Arial" w:eastAsia="Arial" w:hAnsi="Arial"/>
         </w:rPr>
@@ -40038,7 +40202,7 @@
         </w:rPr>
         <w:t xml:space="preserve">Parasailer’s image folder: </w:t>
       </w:r>
-      <w:hyperlink r:id="rId44">
+      <w:hyperlink r:id="rId45">
         <w:r>
           <w:rPr>
             <w:color w:val="1155cc"/>
@@ -40065,7 +40229,7 @@
         </w:rPr>
         <w:t xml:space="preserve">Tool for comparing Landlubber and immediately-after-sailing: </w:t>
       </w:r>
-      <w:hyperlink r:id="rId45">
+      <w:hyperlink r:id="rId46">
         <w:r>
           <w:rPr>
             <w:rFonts w:ascii="Arial" w:cs="Arial" w:eastAsia="Arial" w:hAnsi="Arial"/>
@@ -40119,7 +40283,7 @@
           <w:rFonts w:ascii="Arial" w:cs="Arial" w:eastAsia="Arial" w:hAnsi="Arial"/>
         </w:rPr>
       </w:pPr>
-      <w:hyperlink r:id="rId46">
+      <w:hyperlink r:id="rId47">
         <w:r>
           <w:rPr>
             <w:rFonts w:ascii="Arial" w:cs="Arial" w:eastAsia="Arial" w:hAnsi="Arial"/>
@@ -40143,7 +40307,7 @@
           <w:rFonts w:ascii="Arial" w:cs="Arial" w:eastAsia="Arial" w:hAnsi="Arial"/>
         </w:rPr>
       </w:pPr>
-      <w:hyperlink r:id="rId47">
+      <w:hyperlink r:id="rId48">
         <w:r>
           <w:rPr>
             <w:rFonts w:ascii="Arial" w:cs="Arial" w:eastAsia="Arial" w:hAnsi="Arial"/>
@@ -40167,7 +40331,7 @@
           <w:rFonts w:ascii="Arial" w:cs="Arial" w:eastAsia="Arial" w:hAnsi="Arial"/>
         </w:rPr>
       </w:pPr>
-      <w:hyperlink r:id="rId48">
+      <w:hyperlink r:id="rId49">
         <w:r>
           <w:rPr>
             <w:rFonts w:ascii="Arial" w:cs="Arial" w:eastAsia="Arial" w:hAnsi="Arial"/>
@@ -40189,7 +40353,7 @@
         <w:spacing w:line="276" w:lineRule="auto"/>
         <w:rPr/>
       </w:pPr>
-      <w:hyperlink r:id="rId49">
+      <w:hyperlink r:id="rId50">
         <w:r>
           <w:rPr>
             <w:rFonts w:ascii="Arial" w:cs="Arial" w:eastAsia="Arial" w:hAnsi="Arial"/>
@@ -40244,7 +40408,7 @@
         </w:rPr>
         <w:t xml:space="preserve">Chapter 1: </w:t>
       </w:r>
-      <w:hyperlink r:id="rId50">
+      <w:hyperlink r:id="rId51">
         <w:r>
           <w:rPr>
             <w:color w:val="0000ee"/>
@@ -40270,7 +40434,7 @@
         </w:rPr>
         <w:t xml:space="preserve">Chapter 2: </w:t>
       </w:r>
-      <w:hyperlink r:id="rId51">
+      <w:hyperlink r:id="rId52">
         <w:r>
           <w:rPr>
             <w:color w:val="0000ee"/>
@@ -40296,7 +40460,7 @@
         </w:rPr>
         <w:t xml:space="preserve">Chapter 3: </w:t>
       </w:r>
-      <w:hyperlink r:id="rId52">
+      <w:hyperlink r:id="rId53">
         <w:r>
           <w:rPr>
             <w:color w:val="0000ee"/>
@@ -40322,7 +40486,7 @@
         </w:rPr>
         <w:t xml:space="preserve">Detailed math on every single step: </w:t>
       </w:r>
-      <w:hyperlink r:id="rId53">
+      <w:hyperlink r:id="rId54">
         <w:r>
           <w:rPr>
             <w:color w:val="0000ee"/>
@@ -40364,7 +40528,7 @@
           <w:szCs w:val="22"/>
         </w:rPr>
       </w:pPr>
-      <w:hyperlink r:id="rId54">
+      <w:hyperlink r:id="rId55">
         <w:r>
           <w:rPr>
             <w:color w:val="1155cc"/>
@@ -40388,7 +40552,7 @@
           <w:szCs w:val="28"/>
         </w:rPr>
       </w:pPr>
-      <w:hyperlink r:id="rId55">
+      <w:hyperlink r:id="rId56">
         <w:r>
           <w:rPr>
             <w:rFonts w:ascii="Arial" w:cs="Arial" w:eastAsia="Arial" w:hAnsi="Arial"/>
@@ -40410,7 +40574,7 @@
         <w:spacing w:line="276" w:lineRule="auto"/>
         <w:rPr/>
       </w:pPr>
-      <w:hyperlink r:id="rId56">
+      <w:hyperlink r:id="rId57">
         <w:r>
           <w:rPr>
             <w:rFonts w:ascii="Arial" w:cs="Arial" w:eastAsia="Arial" w:hAnsi="Arial"/>
@@ -40432,7 +40596,7 @@
         <w:spacing w:line="276" w:lineRule="auto"/>
         <w:rPr/>
       </w:pPr>
-      <w:hyperlink r:id="rId57">
+      <w:hyperlink r:id="rId58">
         <w:r>
           <w:rPr>
             <w:color w:val="1155cc"/>
@@ -40459,7 +40623,7 @@
           <w:szCs w:val="22"/>
         </w:rPr>
       </w:pPr>
-      <w:hyperlink r:id="rId58">
+      <w:hyperlink r:id="rId59">
         <w:r>
           <w:rPr>
             <w:rFonts w:ascii="Arial" w:cs="Arial" w:eastAsia="Arial" w:hAnsi="Arial"/>
@@ -40487,7 +40651,7 @@
           <w:szCs w:val="22"/>
         </w:rPr>
       </w:pPr>
-      <w:hyperlink r:id="rId59">
+      <w:hyperlink r:id="rId60">
         <w:r>
           <w:rPr>
             <w:rFonts w:ascii="Arial" w:cs="Arial" w:eastAsia="Arial" w:hAnsi="Arial"/>
@@ -40512,7 +40676,7 @@
           <w:szCs w:val="26"/>
         </w:rPr>
       </w:pPr>
-      <w:hyperlink r:id="rId60">
+      <w:hyperlink r:id="rId61">
         <w:r>
           <w:rPr>
             <w:rFonts w:ascii="Arial" w:cs="Arial" w:eastAsia="Arial" w:hAnsi="Arial"/>
@@ -40558,7 +40722,7 @@
           <w:iCs w:val="1"/>
         </w:rPr>
       </w:pPr>
-      <w:hyperlink r:id="rId61">
+      <w:hyperlink r:id="rId62">
         <w:r>
           <w:rPr>
             <w:rFonts w:ascii="Arial" w:cs="Arial" w:eastAsia="Arial" w:hAnsi="Arial"/>
@@ -40582,7 +40746,7 @@
           <w:rFonts w:ascii="Arial" w:cs="Arial" w:eastAsia="Arial" w:hAnsi="Arial"/>
         </w:rPr>
       </w:pPr>
-      <w:hyperlink r:id="rId62">
+      <w:hyperlink r:id="rId63">
         <w:r>
           <w:rPr>
             <w:color w:val="1155cc"/>
@@ -40603,7 +40767,7 @@
         <w:spacing w:line="276" w:lineRule="auto"/>
         <w:rPr/>
       </w:pPr>
-      <w:hyperlink r:id="rId63">
+      <w:hyperlink r:id="rId64">
         <w:r>
           <w:rPr>
             <w:rFonts w:ascii="Arial" w:cs="Arial" w:eastAsia="Arial" w:hAnsi="Arial"/>
@@ -40625,7 +40789,7 @@
         <w:spacing w:line="276" w:lineRule="auto"/>
         <w:rPr/>
       </w:pPr>
-      <w:hyperlink r:id="rId64">
+      <w:hyperlink r:id="rId65">
         <w:r>
           <w:rPr>
             <w:color w:val="1155cc"/>
@@ -40646,6 +40810,28 @@
         <w:spacing w:line="276" w:lineRule="auto"/>
         <w:rPr/>
       </w:pPr>
+      <w:hyperlink r:id="rId66">
+        <w:r>
+          <w:rPr>
+            <w:rFonts w:ascii="Arial" w:cs="Arial" w:eastAsia="Arial" w:hAnsi="Arial"/>
+            <w:color w:val="1155cc"/>
+            <w:u w:val="single"/>
+            <w:rtl w:val="0"/>
+          </w:rPr>
+          <w:t xml:space="preserve">20260717BRUHsailerChangelog.txt</w:t>
+        </w:r>
+      </w:hyperlink>
+      <w:r>
+        <w:rPr>
+          <w:rtl w:val="0"/>
+        </w:rPr>
+      </w:r>
+    </w:p>
+    <w:p>
+      <w:pPr>
+        <w:spacing w:line="276" w:lineRule="auto"/>
+        <w:rPr/>
+      </w:pPr>
       <w:r>
         <w:rPr>
           <w:rtl w:val="0"/>
@@ -40653,7 +40839,7 @@
       </w:r>
     </w:p>
     <w:sectPr>
-      <w:footerReference r:id="rId65" w:type="default"/>
+      <w:footerReference r:id="rId67" w:type="default"/>
       <w:pgSz w:h="15840" w:w="12240" w:orient="portrait"/>
       <w:pgMar w:bottom="1693" w:top="1134" w:left="1134" w:right="1134" w:header="0" w:footer="1134"/>
       <w:pgNumType w:start="1"/>

--- a/source/Chapter1.docx
+++ b/source/Chapter1.docx
@@ -8249,22 +8249,22 @@
         <w:rPr>
           <w:rtl w:val="0"/>
         </w:rPr>
-        <w:t xml:space="preserve">east of Hosidius square </w:t>
-      </w:r>
-      <w:r>
-        <w:rPr>
-          <w:b w:val="0"/>
-          <w:bCs w:val="0"/>
-          <w:i w:val="0"/>
-          <w:iCs w:val="0"/>
-          <w:strike w:val="0"/>
-          <w:color w:val="000000"/>
-          <w:sz w:val="24"/>
-          <w:szCs w:val="24"/>
-          <w:u w:val="none"/>
-          <w:rtl w:val="0"/>
-        </w:rPr>
-        <w:t xml:space="preserve">to level 36 thieving. </w:t>
+        <w:t xml:space="preserve">east of Hosidius square to a bit over level 42 thieving (46,512 xp!)</w:t>
+      </w:r>
+      <w:r>
+        <w:rPr>
+          <w:b w:val="0"/>
+          <w:bCs w:val="0"/>
+          <w:i w:val="0"/>
+          <w:iCs w:val="0"/>
+          <w:strike w:val="0"/>
+          <w:color w:val="000000"/>
+          <w:sz w:val="24"/>
+          <w:szCs w:val="24"/>
+          <w:u w:val="none"/>
+          <w:rtl w:val="0"/>
+        </w:rPr>
+        <w:t xml:space="preserve">. </w:t>
       </w:r>
       <w:r>
         <w:rPr>
@@ -8324,23 +8324,7 @@
         <w:rPr>
           <w:rtl w:val="0"/>
         </w:rPr>
-        <w:t xml:space="preserve">, then run to Land’s End and charter a ship to Aldarin. There thieve the upstairs chest in the western villa (</w:t>
-      </w:r>
-      <w:hyperlink r:id="rId11">
-        <w:r>
-          <w:rPr>
-            <w:color w:val="1155cc"/>
-            <w:u w:val="single"/>
-            <w:rtl w:val="0"/>
-          </w:rPr>
-          <w:t xml:space="preserve">Chest (Aldarin Villas) - OSRS Wiki</w:t>
-        </w:r>
-      </w:hyperlink>
-      <w:r>
-        <w:rPr>
-          <w:rtl w:val="0"/>
-        </w:rPr>
-        <w:t xml:space="preserve">) to a bit over level 42 thieving (46,512 xp!).</w:t>
+        <w:t xml:space="preserve">, then use your chronicle to teleport to Varrock.</w:t>
       </w:r>
       <w:r>
         <w:rPr>
@@ -8566,17 +8550,23 @@
       </w:pPr>
       <w:r>
         <w:rPr>
-          <w:b w:val="0"/>
-          <w:bCs w:val="0"/>
-          <w:i w:val="0"/>
-          <w:iCs w:val="0"/>
-          <w:strike w:val="0"/>
-          <w:sz w:val="24"/>
-          <w:szCs w:val="24"/>
-          <w:u w:val="none"/>
-          <w:rtl w:val="0"/>
-        </w:rPr>
-        <w:t xml:space="preserve">Use your chronicle to teleport to Varrock, buy one of each elemental staff from Zaff. </w:t>
+          <w:rtl w:val="0"/>
+        </w:rPr>
+        <w:t xml:space="preserve">B</w:t>
+      </w:r>
+      <w:r>
+        <w:rPr>
+          <w:b w:val="0"/>
+          <w:bCs w:val="0"/>
+          <w:i w:val="0"/>
+          <w:iCs w:val="0"/>
+          <w:strike w:val="0"/>
+          <w:sz w:val="24"/>
+          <w:szCs w:val="24"/>
+          <w:u w:val="none"/>
+          <w:rtl w:val="0"/>
+        </w:rPr>
+        <w:t xml:space="preserve">uy one of each elemental staff from Zaff. </w:t>
       </w:r>
       <w:r>
         <w:rPr>
@@ -9477,7 +9467,7 @@
         </w:rPr>
         <w:t xml:space="preserve">Oziris has made the following guide for safespotting the Captain fight in that quest: </w:t>
       </w:r>
-      <w:hyperlink r:id="rId12">
+      <w:hyperlink r:id="rId11">
         <w:r>
           <w:rPr>
             <w:b w:val="1"/>
@@ -9675,7 +9665,7 @@
         </w:rPr>
         <w:t xml:space="preserve">king has a high fail rate at low level, and this step is unpleasant. It gets much better around level 55-60, so hang in there. </w:t>
       </w:r>
-      <w:hyperlink r:id="rId13">
+      <w:hyperlink r:id="rId12">
         <w:r>
           <w:rPr>
             <w:rFonts w:ascii="Arial" w:cs="Arial" w:eastAsia="Arial" w:hAnsi="Arial"/>
@@ -10710,7 +10700,7 @@
         </w:rPr>
         <w:t xml:space="preserve"> (</w:t>
       </w:r>
-      <w:hyperlink r:id="rId14">
+      <w:hyperlink r:id="rId13">
         <w:r>
           <w:rPr>
             <w:color w:val="000080"/>
@@ -10867,7 +10857,7 @@
         </w:rPr>
         <w:t xml:space="preserve">Optionally you can stay for the fish barrel. It is a good item for barbarian fishing and for buying karambwans (Brimhaven POH method </w:t>
       </w:r>
-      <w:hyperlink r:id="rId15">
+      <w:hyperlink r:id="rId14">
         <w:r>
           <w:rPr>
             <w:rFonts w:ascii="Arial" w:cs="Arial" w:eastAsia="Arial" w:hAnsi="Arial"/>
@@ -12224,7 +12214,7 @@
         </w:rPr>
         <w:t xml:space="preserve">If you have more gp than required at this step, buy premade gnome food (all choc bombs, veg balls, ttl’s, worm holes and all battas) from the gnome waiter, banking the food for quests/generic use. This food only delays your attack by two ticks, as opposed to the 3 ticks delay from most food, so it is superior in many situations despite not healing as much. </w:t>
       </w:r>
-      <w:hyperlink r:id="rId16">
+      <w:hyperlink r:id="rId15">
         <w:r>
           <w:rPr>
             <w:color w:val="0000ee"/>
@@ -13245,7 +13235,7 @@
         </w:rPr>
         <w:t xml:space="preserve">). </w:t>
       </w:r>
-      <w:hyperlink r:id="rId17">
+      <w:hyperlink r:id="rId16">
         <w:r>
           <w:rPr>
             <w:rFonts w:ascii="Arial" w:cs="Arial" w:eastAsia="Arial" w:hAnsi="Arial"/>
@@ -15380,7 +15370,7 @@
         </w:rPr>
         <w:t xml:space="preserve"> </w:t>
       </w:r>
-      <w:hyperlink r:id="rId18">
+      <w:hyperlink r:id="rId17">
         <w:r>
           <w:rPr>
             <w:color w:val="1155cc"/>
@@ -20189,7 +20179,7 @@
           <w:u w:val="none"/>
         </w:rPr>
       </w:pPr>
-      <w:hyperlink r:id="rId19">
+      <w:hyperlink r:id="rId18">
         <w:r>
           <w:rPr>
             <w:color w:val="0000ee"/>
@@ -20205,7 +20195,7 @@
         </w:rPr>
         <w:t xml:space="preserve">this is the modern spot for sandstone mining, </w:t>
       </w:r>
-      <w:hyperlink r:id="rId20">
+      <w:hyperlink r:id="rId19">
         <w:r>
           <w:rPr>
             <w:rFonts w:ascii="Arial" w:cs="Arial" w:eastAsia="Arial" w:hAnsi="Arial"/>
@@ -20241,7 +20231,7 @@
         </w:rPr>
         <w:t xml:space="preserve">From here on, at your convenience, hunt for T4 or lower shooting stars using </w:t>
       </w:r>
-      <w:hyperlink r:id="rId21">
+      <w:hyperlink r:id="rId20">
         <w:r>
           <w:rPr>
             <w:color w:val="1155cc"/>
@@ -24459,7 +24449,7 @@
         </w:rPr>
         <w:t xml:space="preserve">For an example of a good bird run, see </w:t>
       </w:r>
-      <w:hyperlink r:id="rId22">
+      <w:hyperlink r:id="rId21">
         <w:r>
           <w:rPr>
             <w:color w:val="0000ee"/>
@@ -26245,7 +26235,7 @@
         </w:rPr>
         <w:t xml:space="preserve">ch </w:t>
       </w:r>
-      <w:hyperlink r:id="rId23">
+      <w:hyperlink r:id="rId22">
         <w:r>
           <w:rPr>
             <w:b w:val="1"/>
@@ -26702,7 +26692,7 @@
         </w:rPr>
         <w:t xml:space="preserve">(Oziris recommends this safespot for flinching: </w:t>
       </w:r>
-      <w:hyperlink r:id="rId24">
+      <w:hyperlink r:id="rId23">
         <w:r>
           <w:rPr>
             <w:b w:val="1"/>
@@ -28682,7 +28672,7 @@
           <w:u w:val="none"/>
         </w:rPr>
       </w:pPr>
-      <w:hyperlink r:id="rId25">
+      <w:hyperlink r:id="rId24">
         <w:r>
           <w:rPr>
             <w:color w:val="0000ee"/>
@@ -28716,7 +28706,7 @@
         </w:rPr>
         <w:t xml:space="preserve">Alternatively, use 2t oak cutting to train your woodcutting, see e.g. </w:t>
       </w:r>
-      <w:hyperlink r:id="rId26">
+      <w:hyperlink r:id="rId25">
         <w:r>
           <w:rPr>
             <w:color w:val="0000ee"/>
@@ -31313,7 +31303,7 @@
         </w:rPr>
         <w:t xml:space="preserve">. Go south to the general store near Tai Bwo Wannai village, buy a machete, a few bread and a few antipoisons. Using the snake boxing method (</w:t>
       </w:r>
-      <w:hyperlink r:id="rId27">
+      <w:hyperlink r:id="rId26">
         <w:r>
           <w:rPr>
             <w:color w:val="1155cc"/>
@@ -33248,7 +33238,7 @@
         </w:rPr>
         <w:t xml:space="preserve">Equip your best ranging gear, a ring of dueling, and your knives. Grab your lizardkickers and food. Go to the Tower of Life (Fishing Trawler minigame teleport) and kill imps outside there to collect all required beads for Imp Catcher. After killing the imps use the fairy ring to Zanaris to buy jars from Elnock if you haven’t yet, then fairy ring DIS to start and complete Imp Catcher. Minigame teleport to Shades of Mort’ton. Kill Loar Shades until at least 51,012 ranged xp (level 43). You can safespot them on obstacles in the village itself, such as here </w:t>
       </w:r>
-      <w:hyperlink r:id="rId28">
+      <w:hyperlink r:id="rId27">
         <w:r>
           <w:rPr>
             <w:color w:val="0000ee"/>
@@ -34447,7 +34437,7 @@
         </w:rPr>
         <w:t xml:space="preserve">Here is the best arteglass guide </w:t>
       </w:r>
-      <w:hyperlink r:id="rId29">
+      <w:hyperlink r:id="rId28">
         <w:r>
           <w:rPr>
             <w:color w:val="0000ee"/>
@@ -34463,7 +34453,7 @@
         </w:rPr>
         <w:t xml:space="preserve">, with a low level alternative here </w:t>
       </w:r>
-      <w:hyperlink r:id="rId30">
+      <w:hyperlink r:id="rId29">
         <w:r>
           <w:rPr>
             <w:color w:val="0000ee"/>
@@ -36078,7 +36068,7 @@
         </w:rPr>
         <w:t xml:space="preserve">If you are asked to complete a contract that you would like to do but for which you don’t have the seeds it is worth to pickpocket master farmers for a bit (for example in Draynor or north of Ardougne) to get it. The loot scales with your farming level (and the failure chance with your thieving level), but according to this Mod Ash tweet the farming scaling only has an impact on the ranarr, snapdragon and torstol rates so the other seeds are fine. </w:t>
       </w:r>
-      <w:hyperlink r:id="rId31">
+      <w:hyperlink r:id="rId30">
         <w:r>
           <w:rPr>
             <w:i w:val="1"/>
@@ -36276,7 +36266,7 @@
         </w:rPr>
         <w:t xml:space="preserve">The best method to do Tithe farming at this level is </w:t>
       </w:r>
-      <w:hyperlink r:id="rId32">
+      <w:hyperlink r:id="rId31">
         <w:r>
           <w:rPr>
             <w:color w:val="0000ee"/>
@@ -36306,7 +36296,7 @@
         </w:rPr>
         <w:t xml:space="preserve">. This may use energy potions at your agility level, despite the agility rework making it much more doable. As an alternative there is 20x5: </w:t>
       </w:r>
-      <w:hyperlink r:id="rId33">
+      <w:hyperlink r:id="rId32">
         <w:r>
           <w:rPr>
             <w:color w:val="0000ee"/>
@@ -36344,7 +36334,7 @@
         </w:rPr>
         <w:t xml:space="preserve">You can find a complete farming guide here: </w:t>
       </w:r>
-      <w:hyperlink r:id="rId34">
+      <w:hyperlink r:id="rId33">
         <w:r>
           <w:rPr>
             <w:b w:val="1"/>
@@ -37126,7 +37116,7 @@
         </w:rPr>
         <w:t xml:space="preserve">Dessous is harmless if you alternate between ranged and melee protection prayer every tick (</w:t>
       </w:r>
-      <w:hyperlink r:id="rId35">
+      <w:hyperlink r:id="rId34">
         <w:r>
           <w:rPr>
             <w:b w:val="0"/>
@@ -37616,6 +37606,566 @@
         </w:numPr>
         <w:ind w:left="1080" w:hanging="360"/>
       </w:pPr>
+      <w:hyperlink r:id="rId35">
+        <w:r>
+          <w:rPr>
+            <w:color w:val="0000ee"/>
+            <w:u w:val="single"/>
+            <w:rtl w:val="0"/>
+          </w:rPr>
+          <w:t xml:space="preserve">Low level earth orbs</w:t>
+        </w:r>
+      </w:hyperlink>
+      <w:r>
+        <w:rPr>
+          <w:rtl w:val="0"/>
+        </w:rPr>
+        <w:t xml:space="preserve"> shows a video guide with all the steps for charging orbs. Buy Shantay passes to get into the desert from the Ruins of Unkah (you won’t be able to pass freely unlike in the video):</w:t>
+      </w:r>
+    </w:p>
+    <w:p>
+      <w:pPr>
+        <w:numPr>
+          <w:ilvl w:val="2"/>
+          <w:numId w:val="3"/>
+        </w:numPr>
+        <w:ind w:left="1440" w:hanging="360"/>
+        <w:jc w:val="left"/>
+        <w:rPr/>
+      </w:pPr>
+      <w:r>
+        <w:rPr>
+          <w:rtl w:val="0"/>
+        </w:rPr>
+        <w:t xml:space="preserve">S</w:t>
+      </w:r>
+      <w:r>
+        <w:rPr>
+          <w:b w:val="0"/>
+          <w:bCs w:val="0"/>
+          <w:i w:val="0"/>
+          <w:iCs w:val="0"/>
+          <w:strike w:val="0"/>
+          <w:color w:val="000000"/>
+          <w:sz w:val="24"/>
+          <w:szCs w:val="24"/>
+          <w:u w:val="none"/>
+          <w:rtl w:val="0"/>
+        </w:rPr>
+        <w:t xml:space="preserve">wap to </w:t>
+      </w:r>
+      <w:r>
+        <w:rPr>
+          <w:rtl w:val="0"/>
+        </w:rPr>
+        <w:t xml:space="preserve">the Ancient spellbook</w:t>
+      </w:r>
+    </w:p>
+    <w:p>
+      <w:pPr>
+        <w:numPr>
+          <w:ilvl w:val="2"/>
+          <w:numId w:val="3"/>
+        </w:numPr>
+        <w:ind w:left="1440" w:hanging="360"/>
+        <w:jc w:val="left"/>
+        <w:rPr/>
+      </w:pPr>
+      <w:r>
+        <w:rPr>
+          <w:rtl w:val="0"/>
+        </w:rPr>
+        <w:t xml:space="preserve">M</w:t>
+      </w:r>
+      <w:r>
+        <w:rPr>
+          <w:b w:val="0"/>
+          <w:bCs w:val="0"/>
+          <w:i w:val="0"/>
+          <w:iCs w:val="0"/>
+          <w:strike w:val="0"/>
+          <w:color w:val="000000"/>
+          <w:sz w:val="24"/>
+          <w:szCs w:val="24"/>
+          <w:u w:val="none"/>
+          <w:rtl w:val="0"/>
+        </w:rPr>
+        <w:t xml:space="preserve">ake an inv, suicide outside the door of the final room inside the pyramid to an npc</w:t>
+      </w:r>
+      <w:r>
+        <w:rPr>
+          <w:rtl w:val="0"/>
+        </w:rPr>
+      </w:r>
+    </w:p>
+    <w:p>
+      <w:pPr>
+        <w:numPr>
+          <w:ilvl w:val="2"/>
+          <w:numId w:val="3"/>
+        </w:numPr>
+        <w:ind w:left="1440" w:hanging="360"/>
+        <w:jc w:val="left"/>
+        <w:rPr/>
+      </w:pPr>
+      <w:r>
+        <w:rPr>
+          <w:rtl w:val="0"/>
+        </w:rPr>
+        <w:t xml:space="preserve">Teleport to Paddewwa for the diary.</w:t>
+      </w:r>
+    </w:p>
+    <w:p>
+      <w:pPr>
+        <w:numPr>
+          <w:ilvl w:val="2"/>
+          <w:numId w:val="3"/>
+        </w:numPr>
+        <w:ind w:left="1440" w:hanging="360"/>
+        <w:jc w:val="left"/>
+        <w:rPr/>
+      </w:pPr>
+      <w:r>
+        <w:rPr>
+          <w:rtl w:val="0"/>
+        </w:rPr>
+        <w:t xml:space="preserve">S</w:t>
+      </w:r>
+      <w:r>
+        <w:rPr>
+          <w:b w:val="0"/>
+          <w:bCs w:val="0"/>
+          <w:i w:val="0"/>
+          <w:iCs w:val="0"/>
+          <w:strike w:val="0"/>
+          <w:color w:val="000000"/>
+          <w:sz w:val="24"/>
+          <w:szCs w:val="24"/>
+          <w:u w:val="none"/>
+          <w:rtl w:val="0"/>
+        </w:rPr>
+        <w:t xml:space="preserve">uicide at corp twice with 27 soft clay each</w:t>
+      </w:r>
+      <w:r>
+        <w:rPr>
+          <w:rtl w:val="0"/>
+        </w:rPr>
+      </w:r>
+    </w:p>
+    <w:p>
+      <w:pPr>
+        <w:numPr>
+          <w:ilvl w:val="3"/>
+          <w:numId w:val="3"/>
+        </w:numPr>
+        <w:ind w:left="1800" w:hanging="360"/>
+        <w:jc w:val="left"/>
+        <w:rPr>
+          <w:u w:val="none"/>
+        </w:rPr>
+      </w:pPr>
+      <w:r>
+        <w:rPr>
+          <w:rtl w:val="0"/>
+        </w:rPr>
+        <w:t xml:space="preserve">Save 6 soft clay for later use in the bank.</w:t>
+      </w:r>
+    </w:p>
+    <w:p>
+      <w:pPr>
+        <w:numPr>
+          <w:ilvl w:val="2"/>
+          <w:numId w:val="3"/>
+        </w:numPr>
+        <w:ind w:left="1440" w:hanging="360"/>
+        <w:jc w:val="left"/>
+        <w:rPr/>
+      </w:pPr>
+      <w:r>
+        <w:rPr>
+          <w:rtl w:val="0"/>
+        </w:rPr>
+        <w:t xml:space="preserve">Go back to the room under the pyramid, </w:t>
+      </w:r>
+      <w:r>
+        <w:rPr>
+          <w:b w:val="0"/>
+          <w:bCs w:val="0"/>
+          <w:i w:val="0"/>
+          <w:iCs w:val="0"/>
+          <w:strike w:val="0"/>
+          <w:color w:val="000000"/>
+          <w:sz w:val="24"/>
+          <w:szCs w:val="24"/>
+          <w:u w:val="none"/>
+          <w:rtl w:val="0"/>
+        </w:rPr>
+        <w:t xml:space="preserve">make three invs at once, collect all.</w:t>
+      </w:r>
+      <w:r>
+        <w:rPr>
+          <w:rtl w:val="0"/>
+        </w:rPr>
+      </w:r>
+    </w:p>
+    <w:p>
+      <w:pPr>
+        <w:numPr>
+          <w:ilvl w:val="2"/>
+          <w:numId w:val="3"/>
+        </w:numPr>
+        <w:ind w:left="1440" w:hanging="360"/>
+        <w:jc w:val="left"/>
+        <w:rPr>
+          <w:b w:val="1"/>
+          <w:bCs w:val="1"/>
+        </w:rPr>
+      </w:pPr>
+      <w:r>
+        <w:rPr>
+          <w:b w:val="1"/>
+          <w:bCs w:val="1"/>
+          <w:rtl w:val="0"/>
+        </w:rPr>
+        <w:t xml:space="preserve">Revert to the normal spellbook when you have made the last tab.</w:t>
+      </w:r>
+      <w:r>
+        <w:rPr>
+          <w:rtl w:val="0"/>
+        </w:rPr>
+      </w:r>
+    </w:p>
+    <w:p>
+      <w:pPr>
+        <w:numPr>
+          <w:ilvl w:val="2"/>
+          <w:numId w:val="3"/>
+        </w:numPr>
+        <w:ind w:left="1440" w:hanging="360"/>
+      </w:pPr>
+      <w:r>
+        <w:rPr>
+          <w:i w:val="1"/>
+          <w:iCs w:val="1"/>
+          <w:color w:val="ff4000"/>
+          <w:rtl w:val="0"/>
+        </w:rPr>
+        <w:t xml:space="preserve">HCIMs: unfortunately you have to run for all four inventories of tabs.</w:t>
+      </w:r>
+    </w:p>
+    <w:p>
+      <w:pPr>
+        <w:ind w:left="0" w:firstLine="0"/>
+        <w:rPr/>
+      </w:pPr>
+      <w:r>
+        <w:rPr>
+          <w:b w:val="1"/>
+          <w:bCs w:val="1"/>
+          <w:i w:val="0"/>
+          <w:iCs w:val="0"/>
+          <w:strike w:val="0"/>
+          <w:color w:val="8d1d75"/>
+          <w:sz w:val="24"/>
+          <w:szCs w:val="24"/>
+          <w:u w:val="none"/>
+          <w:rtl w:val="0"/>
+        </w:rPr>
+        <w:t xml:space="preserve">GP stack: </w:t>
+      </w:r>
+      <w:r>
+        <w:rPr>
+          <w:color w:val="8d1d75"/>
+          <w:rtl w:val="0"/>
+        </w:rPr>
+        <w:t xml:space="preserve">236201</w:t>
+      </w:r>
+      <w:r>
+        <w:rPr>
+          <w:b w:val="0"/>
+          <w:bCs w:val="0"/>
+          <w:i w:val="0"/>
+          <w:iCs w:val="0"/>
+          <w:strike w:val="0"/>
+          <w:color w:val="8d1d75"/>
+          <w:sz w:val="24"/>
+          <w:szCs w:val="24"/>
+          <w:u w:val="none"/>
+          <w:rtl w:val="0"/>
+        </w:rPr>
+        <w:t xml:space="preserve"> gp</w:t>
+      </w:r>
+      <w:r>
+        <w:rPr>
+          <w:rtl w:val="0"/>
+        </w:rPr>
+      </w:r>
+    </w:p>
+    <w:p>
+      <w:pPr>
+        <w:jc w:val="left"/>
+        <w:rPr/>
+      </w:pPr>
+      <w:r>
+        <w:rPr>
+          <w:b w:val="1"/>
+          <w:bCs w:val="1"/>
+          <w:i w:val="0"/>
+          <w:iCs w:val="0"/>
+          <w:strike w:val="0"/>
+          <w:color w:val="8d1d75"/>
+          <w:sz w:val="24"/>
+          <w:szCs w:val="24"/>
+          <w:u w:val="none"/>
+          <w:rtl w:val="0"/>
+        </w:rPr>
+        <w:t xml:space="preserve">Items needed: </w:t>
+      </w:r>
+      <w:r>
+        <w:rPr>
+          <w:b w:val="0"/>
+          <w:bCs w:val="0"/>
+          <w:i w:val="0"/>
+          <w:iCs w:val="0"/>
+          <w:strike w:val="0"/>
+          <w:color w:val="8d1d75"/>
+          <w:sz w:val="24"/>
+          <w:szCs w:val="24"/>
+          <w:u w:val="none"/>
+          <w:rtl w:val="0"/>
+        </w:rPr>
+        <w:t xml:space="preserve">108 soft clay, 108 air runes, 216 law runes, fire staff</w:t>
+      </w:r>
+      <w:r>
+        <w:rPr>
+          <w:rtl w:val="0"/>
+        </w:rPr>
+      </w:r>
+    </w:p>
+    <w:p>
+      <w:pPr>
+        <w:jc w:val="left"/>
+        <w:rPr/>
+      </w:pPr>
+      <w:r>
+        <w:rPr>
+          <w:b w:val="1"/>
+          <w:bCs w:val="1"/>
+          <w:i w:val="0"/>
+          <w:iCs w:val="0"/>
+          <w:strike w:val="0"/>
+          <w:color w:val="8d1d75"/>
+          <w:sz w:val="24"/>
+          <w:szCs w:val="24"/>
+          <w:u w:val="none"/>
+          <w:rtl w:val="0"/>
+        </w:rPr>
+        <w:t xml:space="preserve">Skills/quests met?:</w:t>
+      </w:r>
+      <w:r>
+        <w:rPr>
+          <w:b w:val="0"/>
+          <w:bCs w:val="0"/>
+          <w:i w:val="0"/>
+          <w:iCs w:val="0"/>
+          <w:strike w:val="0"/>
+          <w:color w:val="8d1d75"/>
+          <w:sz w:val="24"/>
+          <w:szCs w:val="24"/>
+          <w:u w:val="none"/>
+          <w:rtl w:val="0"/>
+        </w:rPr>
+        <w:t xml:space="preserve"> </w:t>
+      </w:r>
+      <w:r>
+        <w:rPr>
+          <w:b w:val="0"/>
+          <w:bCs w:val="0"/>
+          <w:i w:val="0"/>
+          <w:iCs w:val="0"/>
+          <w:strike w:val="0"/>
+          <w:color w:val="ffff00"/>
+          <w:sz w:val="24"/>
+          <w:szCs w:val="24"/>
+          <w:u w:val="none"/>
+          <w:rtl w:val="0"/>
+        </w:rPr>
+        <w:t xml:space="preserve">yes</w:t>
+      </w:r>
+      <w:r>
+        <w:rPr>
+          <w:rtl w:val="0"/>
+        </w:rPr>
+      </w:r>
+    </w:p>
+    <w:p>
+      <w:pPr>
+        <w:jc w:val="left"/>
+        <w:rPr>
+          <w:b w:val="0"/>
+          <w:bCs w:val="0"/>
+          <w:i w:val="0"/>
+          <w:iCs w:val="0"/>
+          <w:strike w:val="0"/>
+          <w:color w:val="8d1d75"/>
+          <w:sz w:val="24"/>
+          <w:szCs w:val="24"/>
+          <w:u w:val="none"/>
+        </w:rPr>
+      </w:pPr>
+      <w:r>
+        <w:rPr>
+          <w:b w:val="0"/>
+          <w:bCs w:val="0"/>
+          <w:i w:val="0"/>
+          <w:iCs w:val="0"/>
+          <w:strike w:val="0"/>
+          <w:color w:val="8d1d75"/>
+          <w:sz w:val="24"/>
+          <w:szCs w:val="24"/>
+          <w:u w:val="none"/>
+          <w:rtl w:val="0"/>
+        </w:rPr>
+        <w:t xml:space="preserve">Total time: </w:t>
+      </w:r>
+      <w:r>
+        <w:rPr>
+          <w:color w:val="8d1d75"/>
+          <w:rtl w:val="0"/>
+        </w:rPr>
+        <w:t xml:space="preserve">8d14h</w:t>
+      </w:r>
+      <w:r>
+        <w:rPr>
+          <w:rtl w:val="0"/>
+        </w:rPr>
+      </w:r>
+    </w:p>
+    <w:p>
+      <w:pPr>
+        <w:numPr>
+          <w:ilvl w:val="0"/>
+          <w:numId w:val="3"/>
+        </w:numPr>
+        <w:ind w:left="720" w:hanging="360"/>
+        <w:jc w:val="left"/>
+        <w:rPr/>
+      </w:pPr>
+      <w:r>
+        <w:rPr>
+          <w:rtl w:val="0"/>
+        </w:rPr>
+        <w:t xml:space="preserve">Teleport to Varrock, then run to the quetzal to travel to Civitas illa Fortis. Start and complete Twilight’s Promise - this requires two combat styles (mage and melee recommended). From this point on you can include the Kastori fruit tree and calquat tree patch in your tree runs (if you have the appropriate farming level and spare seeds). Travel to Tal Teklan by quetzal. If you have at least 37 construction, start and complete Scrambled!. </w:t>
+      </w:r>
+      <w:r>
+        <w:rPr>
+          <w:b w:val="0"/>
+          <w:bCs w:val="0"/>
+          <w:i w:val="0"/>
+          <w:iCs w:val="0"/>
+          <w:strike w:val="0"/>
+          <w:sz w:val="24"/>
+          <w:szCs w:val="24"/>
+          <w:u w:val="none"/>
+          <w:rtl w:val="0"/>
+        </w:rPr>
+        <w:t xml:space="preserve">Buy cosmic runes at t</w:t>
+      </w:r>
+      <w:r>
+        <w:rPr>
+          <w:rtl w:val="0"/>
+        </w:rPr>
+        <w:t xml:space="preserve">he Tal Teklan Rune Shop </w:t>
+      </w:r>
+      <w:r>
+        <w:rPr>
+          <w:b w:val="0"/>
+          <w:bCs w:val="0"/>
+          <w:i w:val="0"/>
+          <w:iCs w:val="0"/>
+          <w:strike w:val="0"/>
+          <w:sz w:val="24"/>
+          <w:szCs w:val="24"/>
+          <w:u w:val="none"/>
+          <w:rtl w:val="0"/>
+        </w:rPr>
+        <w:t xml:space="preserve">until you have 4900 total. Charge 1590 earth orbs (with corp suicide method. This costs ~33 tabs, 7 games necklaces and </w:t>
+      </w:r>
+      <w:r>
+        <w:rPr>
+          <w:rtl w:val="0"/>
+        </w:rPr>
+        <w:t xml:space="preserve">9</w:t>
+      </w:r>
+      <w:r>
+        <w:rPr>
+          <w:b w:val="0"/>
+          <w:bCs w:val="0"/>
+          <w:i w:val="0"/>
+          <w:iCs w:val="0"/>
+          <w:strike w:val="0"/>
+          <w:sz w:val="24"/>
+          <w:szCs w:val="24"/>
+          <w:u w:val="none"/>
+          <w:rtl w:val="0"/>
+        </w:rPr>
+        <w:t xml:space="preserve"> rings of dueling). If you (somehow?) aren</w:t>
+      </w:r>
+      <w:r>
+        <w:rPr>
+          <w:rtl w:val="0"/>
+        </w:rPr>
+        <w:t xml:space="preserve">’t 60 magic yet </w:t>
+      </w:r>
+      <w:r>
+        <w:rPr>
+          <w:b w:val="0"/>
+          <w:bCs w:val="0"/>
+          <w:i w:val="0"/>
+          <w:iCs w:val="0"/>
+          <w:strike w:val="0"/>
+          <w:sz w:val="24"/>
+          <w:szCs w:val="24"/>
+          <w:u w:val="none"/>
+          <w:rtl w:val="0"/>
+        </w:rPr>
+        <w:t xml:space="preserve">use your Wizard’s Mind Bombs to boost</w:t>
+      </w:r>
+      <w:r>
+        <w:rPr>
+          <w:rtl w:val="0"/>
+        </w:rPr>
+        <w:t xml:space="preserve"> </w:t>
+      </w:r>
+      <w:r>
+        <w:rPr>
+          <w:b w:val="0"/>
+          <w:bCs w:val="0"/>
+          <w:i w:val="0"/>
+          <w:iCs w:val="0"/>
+          <w:strike w:val="0"/>
+          <w:sz w:val="24"/>
+          <w:szCs w:val="24"/>
+          <w:u w:val="none"/>
+          <w:rtl w:val="0"/>
+        </w:rPr>
+        <w:t xml:space="preserve">at first.</w:t>
+      </w:r>
+      <w:r>
+        <w:rPr>
+          <w:rtl w:val="0"/>
+        </w:rPr>
+      </w:r>
+    </w:p>
+    <w:p>
+      <w:pPr>
+        <w:numPr>
+          <w:ilvl w:val="1"/>
+          <w:numId w:val="3"/>
+        </w:numPr>
+        <w:ind w:left="1080" w:hanging="360"/>
+        <w:rPr/>
+      </w:pPr>
       <w:hyperlink r:id="rId36">
         <w:r>
           <w:rPr>
@@ -37630,536 +38180,7 @@
         <w:rPr>
           <w:rtl w:val="0"/>
         </w:rPr>
-        <w:t xml:space="preserve"> shows a video guide with all the steps for charging orbs. Buy Shantay passes to get into the desert from the Ruins of Unkah (you won’t be able to pass freely unlike in the video):</w:t>
-      </w:r>
-    </w:p>
-    <w:p>
-      <w:pPr>
-        <w:numPr>
-          <w:ilvl w:val="2"/>
-          <w:numId w:val="3"/>
-        </w:numPr>
-        <w:ind w:left="1440" w:hanging="360"/>
-        <w:jc w:val="left"/>
-        <w:rPr/>
-      </w:pPr>
-      <w:r>
-        <w:rPr>
-          <w:rtl w:val="0"/>
-        </w:rPr>
-        <w:t xml:space="preserve">S</w:t>
-      </w:r>
-      <w:r>
-        <w:rPr>
-          <w:b w:val="0"/>
-          <w:bCs w:val="0"/>
-          <w:i w:val="0"/>
-          <w:iCs w:val="0"/>
-          <w:strike w:val="0"/>
-          <w:color w:val="000000"/>
-          <w:sz w:val="24"/>
-          <w:szCs w:val="24"/>
-          <w:u w:val="none"/>
-          <w:rtl w:val="0"/>
-        </w:rPr>
-        <w:t xml:space="preserve">wap to </w:t>
-      </w:r>
-      <w:r>
-        <w:rPr>
-          <w:rtl w:val="0"/>
-        </w:rPr>
-        <w:t xml:space="preserve">the Ancient spellbook</w:t>
-      </w:r>
-    </w:p>
-    <w:p>
-      <w:pPr>
-        <w:numPr>
-          <w:ilvl w:val="2"/>
-          <w:numId w:val="3"/>
-        </w:numPr>
-        <w:ind w:left="1440" w:hanging="360"/>
-        <w:jc w:val="left"/>
-        <w:rPr/>
-      </w:pPr>
-      <w:r>
-        <w:rPr>
-          <w:rtl w:val="0"/>
-        </w:rPr>
-        <w:t xml:space="preserve">M</w:t>
-      </w:r>
-      <w:r>
-        <w:rPr>
-          <w:b w:val="0"/>
-          <w:bCs w:val="0"/>
-          <w:i w:val="0"/>
-          <w:iCs w:val="0"/>
-          <w:strike w:val="0"/>
-          <w:color w:val="000000"/>
-          <w:sz w:val="24"/>
-          <w:szCs w:val="24"/>
-          <w:u w:val="none"/>
-          <w:rtl w:val="0"/>
-        </w:rPr>
-        <w:t xml:space="preserve">ake an inv, suicide outside the door of the final room inside the pyramid to an npc</w:t>
-      </w:r>
-      <w:r>
-        <w:rPr>
-          <w:rtl w:val="0"/>
-        </w:rPr>
-      </w:r>
-    </w:p>
-    <w:p>
-      <w:pPr>
-        <w:numPr>
-          <w:ilvl w:val="2"/>
-          <w:numId w:val="3"/>
-        </w:numPr>
-        <w:ind w:left="1440" w:hanging="360"/>
-        <w:jc w:val="left"/>
-        <w:rPr/>
-      </w:pPr>
-      <w:r>
-        <w:rPr>
-          <w:rtl w:val="0"/>
-        </w:rPr>
-        <w:t xml:space="preserve">Teleport to Paddewwa for the diary.</w:t>
-      </w:r>
-    </w:p>
-    <w:p>
-      <w:pPr>
-        <w:numPr>
-          <w:ilvl w:val="2"/>
-          <w:numId w:val="3"/>
-        </w:numPr>
-        <w:ind w:left="1440" w:hanging="360"/>
-        <w:jc w:val="left"/>
-        <w:rPr/>
-      </w:pPr>
-      <w:r>
-        <w:rPr>
-          <w:rtl w:val="0"/>
-        </w:rPr>
-        <w:t xml:space="preserve">S</w:t>
-      </w:r>
-      <w:r>
-        <w:rPr>
-          <w:b w:val="0"/>
-          <w:bCs w:val="0"/>
-          <w:i w:val="0"/>
-          <w:iCs w:val="0"/>
-          <w:strike w:val="0"/>
-          <w:color w:val="000000"/>
-          <w:sz w:val="24"/>
-          <w:szCs w:val="24"/>
-          <w:u w:val="none"/>
-          <w:rtl w:val="0"/>
-        </w:rPr>
-        <w:t xml:space="preserve">uicide at corp twice with 27 soft clay each</w:t>
-      </w:r>
-      <w:r>
-        <w:rPr>
-          <w:rtl w:val="0"/>
-        </w:rPr>
-      </w:r>
-    </w:p>
-    <w:p>
-      <w:pPr>
-        <w:numPr>
-          <w:ilvl w:val="3"/>
-          <w:numId w:val="3"/>
-        </w:numPr>
-        <w:ind w:left="1800" w:hanging="360"/>
-        <w:jc w:val="left"/>
-        <w:rPr>
-          <w:u w:val="none"/>
-        </w:rPr>
-      </w:pPr>
-      <w:r>
-        <w:rPr>
-          <w:rtl w:val="0"/>
-        </w:rPr>
-        <w:t xml:space="preserve">Save 6 soft clay for later use in the bank.</w:t>
-      </w:r>
-    </w:p>
-    <w:p>
-      <w:pPr>
-        <w:numPr>
-          <w:ilvl w:val="2"/>
-          <w:numId w:val="3"/>
-        </w:numPr>
-        <w:ind w:left="1440" w:hanging="360"/>
-        <w:jc w:val="left"/>
-        <w:rPr/>
-      </w:pPr>
-      <w:r>
-        <w:rPr>
-          <w:rtl w:val="0"/>
-        </w:rPr>
-        <w:t xml:space="preserve">Go back to the room under the pyramid, </w:t>
-      </w:r>
-      <w:r>
-        <w:rPr>
-          <w:b w:val="0"/>
-          <w:bCs w:val="0"/>
-          <w:i w:val="0"/>
-          <w:iCs w:val="0"/>
-          <w:strike w:val="0"/>
-          <w:color w:val="000000"/>
-          <w:sz w:val="24"/>
-          <w:szCs w:val="24"/>
-          <w:u w:val="none"/>
-          <w:rtl w:val="0"/>
-        </w:rPr>
-        <w:t xml:space="preserve">make three invs at once, collect all.</w:t>
-      </w:r>
-      <w:r>
-        <w:rPr>
-          <w:rtl w:val="0"/>
-        </w:rPr>
-      </w:r>
-    </w:p>
-    <w:p>
-      <w:pPr>
-        <w:numPr>
-          <w:ilvl w:val="2"/>
-          <w:numId w:val="3"/>
-        </w:numPr>
-        <w:ind w:left="1440" w:hanging="360"/>
-        <w:jc w:val="left"/>
-        <w:rPr>
-          <w:b w:val="1"/>
-          <w:bCs w:val="1"/>
-        </w:rPr>
-      </w:pPr>
-      <w:r>
-        <w:rPr>
-          <w:b w:val="1"/>
-          <w:bCs w:val="1"/>
-          <w:rtl w:val="0"/>
-        </w:rPr>
-        <w:t xml:space="preserve">Revert to the normal spellbook when you have made the last tab.</w:t>
-      </w:r>
-      <w:r>
-        <w:rPr>
-          <w:rtl w:val="0"/>
-        </w:rPr>
-      </w:r>
-    </w:p>
-    <w:p>
-      <w:pPr>
-        <w:numPr>
-          <w:ilvl w:val="2"/>
-          <w:numId w:val="3"/>
-        </w:numPr>
-        <w:ind w:left="1440" w:hanging="360"/>
-      </w:pPr>
-      <w:r>
-        <w:rPr>
-          <w:i w:val="1"/>
-          <w:iCs w:val="1"/>
-          <w:color w:val="ff4000"/>
-          <w:rtl w:val="0"/>
-        </w:rPr>
-        <w:t xml:space="preserve">HCIMs: unfortunately you have to run for all four inventories of tabs.</w:t>
-      </w:r>
-    </w:p>
-    <w:p>
-      <w:pPr>
-        <w:ind w:left="0" w:firstLine="0"/>
-        <w:rPr/>
-      </w:pPr>
-      <w:r>
-        <w:rPr>
-          <w:b w:val="1"/>
-          <w:bCs w:val="1"/>
-          <w:i w:val="0"/>
-          <w:iCs w:val="0"/>
-          <w:strike w:val="0"/>
-          <w:color w:val="8d1d75"/>
-          <w:sz w:val="24"/>
-          <w:szCs w:val="24"/>
-          <w:u w:val="none"/>
-          <w:rtl w:val="0"/>
-        </w:rPr>
-        <w:t xml:space="preserve">GP stack: </w:t>
-      </w:r>
-      <w:r>
-        <w:rPr>
-          <w:color w:val="8d1d75"/>
-          <w:rtl w:val="0"/>
-        </w:rPr>
-        <w:t xml:space="preserve">236201</w:t>
-      </w:r>
-      <w:r>
-        <w:rPr>
-          <w:b w:val="0"/>
-          <w:bCs w:val="0"/>
-          <w:i w:val="0"/>
-          <w:iCs w:val="0"/>
-          <w:strike w:val="0"/>
-          <w:color w:val="8d1d75"/>
-          <w:sz w:val="24"/>
-          <w:szCs w:val="24"/>
-          <w:u w:val="none"/>
-          <w:rtl w:val="0"/>
-        </w:rPr>
-        <w:t xml:space="preserve"> gp</w:t>
-      </w:r>
-      <w:r>
-        <w:rPr>
-          <w:rtl w:val="0"/>
-        </w:rPr>
-      </w:r>
-    </w:p>
-    <w:p>
-      <w:pPr>
-        <w:jc w:val="left"/>
-        <w:rPr/>
-      </w:pPr>
-      <w:r>
-        <w:rPr>
-          <w:b w:val="1"/>
-          <w:bCs w:val="1"/>
-          <w:i w:val="0"/>
-          <w:iCs w:val="0"/>
-          <w:strike w:val="0"/>
-          <w:color w:val="8d1d75"/>
-          <w:sz w:val="24"/>
-          <w:szCs w:val="24"/>
-          <w:u w:val="none"/>
-          <w:rtl w:val="0"/>
-        </w:rPr>
-        <w:t xml:space="preserve">Items needed: </w:t>
-      </w:r>
-      <w:r>
-        <w:rPr>
-          <w:b w:val="0"/>
-          <w:bCs w:val="0"/>
-          <w:i w:val="0"/>
-          <w:iCs w:val="0"/>
-          <w:strike w:val="0"/>
-          <w:color w:val="8d1d75"/>
-          <w:sz w:val="24"/>
-          <w:szCs w:val="24"/>
-          <w:u w:val="none"/>
-          <w:rtl w:val="0"/>
-        </w:rPr>
-        <w:t xml:space="preserve">108 soft clay, 108 air runes, 216 law runes, fire staff</w:t>
-      </w:r>
-      <w:r>
-        <w:rPr>
-          <w:rtl w:val="0"/>
-        </w:rPr>
-      </w:r>
-    </w:p>
-    <w:p>
-      <w:pPr>
-        <w:jc w:val="left"/>
-        <w:rPr/>
-      </w:pPr>
-      <w:r>
-        <w:rPr>
-          <w:b w:val="1"/>
-          <w:bCs w:val="1"/>
-          <w:i w:val="0"/>
-          <w:iCs w:val="0"/>
-          <w:strike w:val="0"/>
-          <w:color w:val="8d1d75"/>
-          <w:sz w:val="24"/>
-          <w:szCs w:val="24"/>
-          <w:u w:val="none"/>
-          <w:rtl w:val="0"/>
-        </w:rPr>
-        <w:t xml:space="preserve">Skills/quests met?:</w:t>
-      </w:r>
-      <w:r>
-        <w:rPr>
-          <w:b w:val="0"/>
-          <w:bCs w:val="0"/>
-          <w:i w:val="0"/>
-          <w:iCs w:val="0"/>
-          <w:strike w:val="0"/>
-          <w:color w:val="8d1d75"/>
-          <w:sz w:val="24"/>
-          <w:szCs w:val="24"/>
-          <w:u w:val="none"/>
-          <w:rtl w:val="0"/>
-        </w:rPr>
-        <w:t xml:space="preserve"> </w:t>
-      </w:r>
-      <w:r>
-        <w:rPr>
-          <w:b w:val="0"/>
-          <w:bCs w:val="0"/>
-          <w:i w:val="0"/>
-          <w:iCs w:val="0"/>
-          <w:strike w:val="0"/>
-          <w:color w:val="ffff00"/>
-          <w:sz w:val="24"/>
-          <w:szCs w:val="24"/>
-          <w:u w:val="none"/>
-          <w:rtl w:val="0"/>
-        </w:rPr>
-        <w:t xml:space="preserve">yes</w:t>
-      </w:r>
-      <w:r>
-        <w:rPr>
-          <w:rtl w:val="0"/>
-        </w:rPr>
-      </w:r>
-    </w:p>
-    <w:p>
-      <w:pPr>
-        <w:jc w:val="left"/>
-        <w:rPr>
-          <w:b w:val="0"/>
-          <w:bCs w:val="0"/>
-          <w:i w:val="0"/>
-          <w:iCs w:val="0"/>
-          <w:strike w:val="0"/>
-          <w:color w:val="8d1d75"/>
-          <w:sz w:val="24"/>
-          <w:szCs w:val="24"/>
-          <w:u w:val="none"/>
-        </w:rPr>
-      </w:pPr>
-      <w:r>
-        <w:rPr>
-          <w:b w:val="0"/>
-          <w:bCs w:val="0"/>
-          <w:i w:val="0"/>
-          <w:iCs w:val="0"/>
-          <w:strike w:val="0"/>
-          <w:color w:val="8d1d75"/>
-          <w:sz w:val="24"/>
-          <w:szCs w:val="24"/>
-          <w:u w:val="none"/>
-          <w:rtl w:val="0"/>
-        </w:rPr>
-        <w:t xml:space="preserve">Total time: </w:t>
-      </w:r>
-      <w:r>
-        <w:rPr>
-          <w:color w:val="8d1d75"/>
-          <w:rtl w:val="0"/>
-        </w:rPr>
-        <w:t xml:space="preserve">8d14h</w:t>
-      </w:r>
-      <w:r>
-        <w:rPr>
-          <w:rtl w:val="0"/>
-        </w:rPr>
-      </w:r>
-    </w:p>
-    <w:p>
-      <w:pPr>
-        <w:numPr>
-          <w:ilvl w:val="0"/>
-          <w:numId w:val="3"/>
-        </w:numPr>
-        <w:ind w:left="720" w:hanging="360"/>
-        <w:jc w:val="left"/>
-        <w:rPr/>
-      </w:pPr>
-      <w:r>
-        <w:rPr>
-          <w:rtl w:val="0"/>
-        </w:rPr>
-        <w:t xml:space="preserve">Teleport to Varrock, then run to the quetzal to travel to Civitas illa Fortis. Start and complete Twilight’s Promise - this requires two combat styles (mage and melee recommended). From this point on you can include the Kastori fruit tree and calquat tree patch in your tree runs (if you have the appropriate farming level and spare seeds). Travel to Tal Teklan by quetzal. If you have at least 37 construction, start and complete Scrambled!. </w:t>
-      </w:r>
-      <w:r>
-        <w:rPr>
-          <w:b w:val="0"/>
-          <w:bCs w:val="0"/>
-          <w:i w:val="0"/>
-          <w:iCs w:val="0"/>
-          <w:strike w:val="0"/>
-          <w:sz w:val="24"/>
-          <w:szCs w:val="24"/>
-          <w:u w:val="none"/>
-          <w:rtl w:val="0"/>
-        </w:rPr>
-        <w:t xml:space="preserve">Buy cosmic runes at t</w:t>
-      </w:r>
-      <w:r>
-        <w:rPr>
-          <w:rtl w:val="0"/>
-        </w:rPr>
-        <w:t xml:space="preserve">he Tal Teklan Rune Shop </w:t>
-      </w:r>
-      <w:r>
-        <w:rPr>
-          <w:b w:val="0"/>
-          <w:bCs w:val="0"/>
-          <w:i w:val="0"/>
-          <w:iCs w:val="0"/>
-          <w:strike w:val="0"/>
-          <w:sz w:val="24"/>
-          <w:szCs w:val="24"/>
-          <w:u w:val="none"/>
-          <w:rtl w:val="0"/>
-        </w:rPr>
-        <w:t xml:space="preserve">until you have 4900 total. Charge 1590 earth orbs (with corp suicide method. This costs ~33 tabs, 7 games necklaces and </w:t>
-      </w:r>
-      <w:r>
-        <w:rPr>
-          <w:rtl w:val="0"/>
-        </w:rPr>
-        <w:t xml:space="preserve">9</w:t>
-      </w:r>
-      <w:r>
-        <w:rPr>
-          <w:b w:val="0"/>
-          <w:bCs w:val="0"/>
-          <w:i w:val="0"/>
-          <w:iCs w:val="0"/>
-          <w:strike w:val="0"/>
-          <w:sz w:val="24"/>
-          <w:szCs w:val="24"/>
-          <w:u w:val="none"/>
-          <w:rtl w:val="0"/>
-        </w:rPr>
-        <w:t xml:space="preserve"> rings of dueling). If you (somehow?) aren</w:t>
-      </w:r>
-      <w:r>
-        <w:rPr>
-          <w:rtl w:val="0"/>
-        </w:rPr>
-        <w:t xml:space="preserve">’t 60 magic yet </w:t>
-      </w:r>
-      <w:r>
-        <w:rPr>
-          <w:b w:val="0"/>
-          <w:bCs w:val="0"/>
-          <w:i w:val="0"/>
-          <w:iCs w:val="0"/>
-          <w:strike w:val="0"/>
-          <w:sz w:val="24"/>
-          <w:szCs w:val="24"/>
-          <w:u w:val="none"/>
-          <w:rtl w:val="0"/>
-        </w:rPr>
-        <w:t xml:space="preserve">use your Wizard’s Mind Bombs to boost</w:t>
-      </w:r>
-      <w:r>
-        <w:rPr>
-          <w:rtl w:val="0"/>
-        </w:rPr>
-        <w:t xml:space="preserve"> </w:t>
-      </w:r>
-      <w:r>
-        <w:rPr>
-          <w:b w:val="0"/>
-          <w:bCs w:val="0"/>
-          <w:i w:val="0"/>
-          <w:iCs w:val="0"/>
-          <w:strike w:val="0"/>
-          <w:sz w:val="24"/>
-          <w:szCs w:val="24"/>
-          <w:u w:val="none"/>
-          <w:rtl w:val="0"/>
-        </w:rPr>
-        <w:t xml:space="preserve">at first.</w:t>
+        <w:t xml:space="preserve"> shows a video guide with all the steps for charging orbs.</w:t>
       </w:r>
       <w:r>
         <w:rPr>
@@ -38176,37 +38197,6 @@
         <w:ind w:left="1080" w:hanging="360"/>
         <w:rPr/>
       </w:pPr>
-      <w:hyperlink r:id="rId37">
-        <w:r>
-          <w:rPr>
-            <w:color w:val="0000ee"/>
-            <w:u w:val="single"/>
-            <w:rtl w:val="0"/>
-          </w:rPr>
-          <w:t xml:space="preserve">Low level earth orbs</w:t>
-        </w:r>
-      </w:hyperlink>
-      <w:r>
-        <w:rPr>
-          <w:rtl w:val="0"/>
-        </w:rPr>
-        <w:t xml:space="preserve"> shows a video guide with all the steps for charging orbs.</w:t>
-      </w:r>
-      <w:r>
-        <w:rPr>
-          <w:rtl w:val="0"/>
-        </w:rPr>
-      </w:r>
-    </w:p>
-    <w:p>
-      <w:pPr>
-        <w:numPr>
-          <w:ilvl w:val="1"/>
-          <w:numId w:val="3"/>
-        </w:numPr>
-        <w:ind w:left="1080" w:hanging="360"/>
-        <w:rPr/>
-      </w:pPr>
       <w:r>
         <w:rPr>
           <w:u w:val="single"/>
@@ -38361,7 +38351,7 @@
         </w:rPr>
         <w:t xml:space="preserve"> high level method with an edgeville respawn point, the above is a low-level alternative</w:t>
       </w:r>
-      <w:hyperlink r:id="rId38">
+      <w:hyperlink r:id="rId37">
         <w:r>
           <w:rPr>
             <w:color w:val="0000ee"/>
@@ -40035,7 +40025,7 @@
         </w:rPr>
         <w:t xml:space="preserve">Overview document: </w:t>
       </w:r>
-      <w:hyperlink r:id="rId39">
+      <w:hyperlink r:id="rId38">
         <w:r>
           <w:rPr>
             <w:color w:val="0000ee"/>
@@ -40062,7 +40052,7 @@
         </w:rPr>
         <w:t xml:space="preserve">Interactive version with checkboxes: </w:t>
       </w:r>
-      <w:hyperlink r:id="rId40">
+      <w:hyperlink r:id="rId39">
         <w:r>
           <w:rPr>
             <w:color w:val="1155cc"/>
@@ -40092,7 +40082,7 @@
         </w:rPr>
         <w:t xml:space="preserve">Chapter 1: </w:t>
       </w:r>
-      <w:hyperlink r:id="rId41">
+      <w:hyperlink r:id="rId40">
         <w:r>
           <w:rPr>
             <w:color w:val="0000ee"/>
@@ -40119,7 +40109,7 @@
         </w:rPr>
         <w:t xml:space="preserve">Chapter 2: </w:t>
       </w:r>
-      <w:hyperlink r:id="rId42">
+      <w:hyperlink r:id="rId41">
         <w:r>
           <w:rPr>
             <w:color w:val="0000ee"/>
@@ -40146,7 +40136,7 @@
         </w:rPr>
         <w:t xml:space="preserve">Chapter 3: </w:t>
       </w:r>
-      <w:hyperlink r:id="rId43">
+      <w:hyperlink r:id="rId42">
         <w:r>
           <w:rPr>
             <w:color w:val="0000ee"/>
@@ -40173,7 +40163,7 @@
         </w:rPr>
         <w:t xml:space="preserve">Detailed math on every single step: </w:t>
       </w:r>
-      <w:hyperlink r:id="rId44">
+      <w:hyperlink r:id="rId43">
         <w:r>
           <w:rPr>
             <w:color w:val="0000ee"/>
@@ -40202,7 +40192,7 @@
         </w:rPr>
         <w:t xml:space="preserve">Parasailer’s image folder: </w:t>
       </w:r>
-      <w:hyperlink r:id="rId45">
+      <w:hyperlink r:id="rId44">
         <w:r>
           <w:rPr>
             <w:color w:val="1155cc"/>
@@ -40229,7 +40219,7 @@
         </w:rPr>
         <w:t xml:space="preserve">Tool for comparing Landlubber and immediately-after-sailing: </w:t>
       </w:r>
-      <w:hyperlink r:id="rId46">
+      <w:hyperlink r:id="rId45">
         <w:r>
           <w:rPr>
             <w:rFonts w:ascii="Arial" w:cs="Arial" w:eastAsia="Arial" w:hAnsi="Arial"/>
@@ -40283,7 +40273,7 @@
           <w:rFonts w:ascii="Arial" w:cs="Arial" w:eastAsia="Arial" w:hAnsi="Arial"/>
         </w:rPr>
       </w:pPr>
-      <w:hyperlink r:id="rId47">
+      <w:hyperlink r:id="rId46">
         <w:r>
           <w:rPr>
             <w:rFonts w:ascii="Arial" w:cs="Arial" w:eastAsia="Arial" w:hAnsi="Arial"/>
@@ -40307,7 +40297,7 @@
           <w:rFonts w:ascii="Arial" w:cs="Arial" w:eastAsia="Arial" w:hAnsi="Arial"/>
         </w:rPr>
       </w:pPr>
-      <w:hyperlink r:id="rId48">
+      <w:hyperlink r:id="rId47">
         <w:r>
           <w:rPr>
             <w:rFonts w:ascii="Arial" w:cs="Arial" w:eastAsia="Arial" w:hAnsi="Arial"/>
@@ -40331,7 +40321,7 @@
           <w:rFonts w:ascii="Arial" w:cs="Arial" w:eastAsia="Arial" w:hAnsi="Arial"/>
         </w:rPr>
       </w:pPr>
-      <w:hyperlink r:id="rId49">
+      <w:hyperlink r:id="rId48">
         <w:r>
           <w:rPr>
             <w:rFonts w:ascii="Arial" w:cs="Arial" w:eastAsia="Arial" w:hAnsi="Arial"/>
@@ -40353,7 +40343,7 @@
         <w:spacing w:line="276" w:lineRule="auto"/>
         <w:rPr/>
       </w:pPr>
-      <w:hyperlink r:id="rId50">
+      <w:hyperlink r:id="rId49">
         <w:r>
           <w:rPr>
             <w:rFonts w:ascii="Arial" w:cs="Arial" w:eastAsia="Arial" w:hAnsi="Arial"/>
@@ -40408,7 +40398,7 @@
         </w:rPr>
         <w:t xml:space="preserve">Chapter 1: </w:t>
       </w:r>
-      <w:hyperlink r:id="rId51">
+      <w:hyperlink r:id="rId50">
         <w:r>
           <w:rPr>
             <w:color w:val="0000ee"/>
@@ -40434,7 +40424,7 @@
         </w:rPr>
         <w:t xml:space="preserve">Chapter 2: </w:t>
       </w:r>
-      <w:hyperlink r:id="rId52">
+      <w:hyperlink r:id="rId51">
         <w:r>
           <w:rPr>
             <w:color w:val="0000ee"/>
@@ -40460,7 +40450,7 @@
         </w:rPr>
         <w:t xml:space="preserve">Chapter 3: </w:t>
       </w:r>
-      <w:hyperlink r:id="rId53">
+      <w:hyperlink r:id="rId52">
         <w:r>
           <w:rPr>
             <w:color w:val="0000ee"/>
@@ -40486,7 +40476,7 @@
         </w:rPr>
         <w:t xml:space="preserve">Detailed math on every single step: </w:t>
       </w:r>
-      <w:hyperlink r:id="rId54">
+      <w:hyperlink r:id="rId53">
         <w:r>
           <w:rPr>
             <w:color w:val="0000ee"/>
@@ -40528,7 +40518,7 @@
           <w:szCs w:val="22"/>
         </w:rPr>
       </w:pPr>
-      <w:hyperlink r:id="rId55">
+      <w:hyperlink r:id="rId54">
         <w:r>
           <w:rPr>
             <w:color w:val="1155cc"/>
@@ -40552,7 +40542,7 @@
           <w:szCs w:val="28"/>
         </w:rPr>
       </w:pPr>
-      <w:hyperlink r:id="rId56">
+      <w:hyperlink r:id="rId55">
         <w:r>
           <w:rPr>
             <w:rFonts w:ascii="Arial" w:cs="Arial" w:eastAsia="Arial" w:hAnsi="Arial"/>
@@ -40574,7 +40564,7 @@
         <w:spacing w:line="276" w:lineRule="auto"/>
         <w:rPr/>
       </w:pPr>
-      <w:hyperlink r:id="rId57">
+      <w:hyperlink r:id="rId56">
         <w:r>
           <w:rPr>
             <w:rFonts w:ascii="Arial" w:cs="Arial" w:eastAsia="Arial" w:hAnsi="Arial"/>
@@ -40596,7 +40586,7 @@
         <w:spacing w:line="276" w:lineRule="auto"/>
         <w:rPr/>
       </w:pPr>
-      <w:hyperlink r:id="rId58">
+      <w:hyperlink r:id="rId57">
         <w:r>
           <w:rPr>
             <w:color w:val="1155cc"/>
@@ -40623,7 +40613,7 @@
           <w:szCs w:val="22"/>
         </w:rPr>
       </w:pPr>
-      <w:hyperlink r:id="rId59">
+      <w:hyperlink r:id="rId58">
         <w:r>
           <w:rPr>
             <w:rFonts w:ascii="Arial" w:cs="Arial" w:eastAsia="Arial" w:hAnsi="Arial"/>
@@ -40651,7 +40641,7 @@
           <w:szCs w:val="22"/>
         </w:rPr>
       </w:pPr>
-      <w:hyperlink r:id="rId60">
+      <w:hyperlink r:id="rId59">
         <w:r>
           <w:rPr>
             <w:rFonts w:ascii="Arial" w:cs="Arial" w:eastAsia="Arial" w:hAnsi="Arial"/>
@@ -40676,7 +40666,7 @@
           <w:szCs w:val="26"/>
         </w:rPr>
       </w:pPr>
-      <w:hyperlink r:id="rId61">
+      <w:hyperlink r:id="rId60">
         <w:r>
           <w:rPr>
             <w:rFonts w:ascii="Arial" w:cs="Arial" w:eastAsia="Arial" w:hAnsi="Arial"/>
@@ -40722,7 +40712,7 @@
           <w:iCs w:val="1"/>
         </w:rPr>
       </w:pPr>
-      <w:hyperlink r:id="rId62">
+      <w:hyperlink r:id="rId61">
         <w:r>
           <w:rPr>
             <w:rFonts w:ascii="Arial" w:cs="Arial" w:eastAsia="Arial" w:hAnsi="Arial"/>
@@ -40746,7 +40736,7 @@
           <w:rFonts w:ascii="Arial" w:cs="Arial" w:eastAsia="Arial" w:hAnsi="Arial"/>
         </w:rPr>
       </w:pPr>
-      <w:hyperlink r:id="rId63">
+      <w:hyperlink r:id="rId62">
         <w:r>
           <w:rPr>
             <w:color w:val="1155cc"/>
@@ -40767,7 +40757,7 @@
         <w:spacing w:line="276" w:lineRule="auto"/>
         <w:rPr/>
       </w:pPr>
-      <w:hyperlink r:id="rId64">
+      <w:hyperlink r:id="rId63">
         <w:r>
           <w:rPr>
             <w:rFonts w:ascii="Arial" w:cs="Arial" w:eastAsia="Arial" w:hAnsi="Arial"/>
@@ -40789,7 +40779,7 @@
         <w:spacing w:line="276" w:lineRule="auto"/>
         <w:rPr/>
       </w:pPr>
-      <w:hyperlink r:id="rId65">
+      <w:hyperlink r:id="rId64">
         <w:r>
           <w:rPr>
             <w:color w:val="1155cc"/>
@@ -40810,7 +40800,7 @@
         <w:spacing w:line="276" w:lineRule="auto"/>
         <w:rPr/>
       </w:pPr>
-      <w:hyperlink r:id="rId66">
+      <w:hyperlink r:id="rId65">
         <w:r>
           <w:rPr>
             <w:rFonts w:ascii="Arial" w:cs="Arial" w:eastAsia="Arial" w:hAnsi="Arial"/>
@@ -40839,7 +40829,7 @@
       </w:r>
     </w:p>
     <w:sectPr>
-      <w:footerReference r:id="rId67" w:type="default"/>
+      <w:footerReference r:id="rId66" w:type="default"/>
       <w:pgSz w:h="15840" w:w="12240" w:orient="portrait"/>
       <w:pgMar w:bottom="1693" w:top="1134" w:left="1134" w:right="1134" w:header="0" w:footer="1134"/>
       <w:pgNumType w:start="1"/>

--- a/source/Chapter1.docx
+++ b/source/Chapter1.docx
@@ -31347,28 +31347,49 @@
           <w:u w:val="none"/>
           <w:rtl w:val="0"/>
         </w:rPr>
-        <w:t xml:space="preserve">o to Ardougne and bank, grabbing a pickax</w:t>
-      </w:r>
-      <w:r>
-        <w:rPr>
-          <w:rtl w:val="0"/>
-        </w:rPr>
-        <w:t xml:space="preserve">, harralander seeds, Draynor manor teleport runes, a dramen staff and your farming tools if needed. H</w:t>
-      </w:r>
-      <w:r>
-        <w:rPr>
-          <w:b w:val="0"/>
-          <w:bCs w:val="0"/>
-          <w:i w:val="0"/>
-          <w:iCs w:val="0"/>
-          <w:strike w:val="0"/>
-          <w:color w:val="000000"/>
-          <w:sz w:val="24"/>
-          <w:szCs w:val="24"/>
-          <w:u w:val="none"/>
-          <w:rtl w:val="0"/>
-        </w:rPr>
-        <w:t xml:space="preserve">ead to the Witchhaven dungeon and mine two ‘perfect’ gold ores for Family Crest. Head back out and harvest your harralanders and plant new ones and speak with Kragen to progress Garden of Tranquillity. Lastly Draynor Manor teleport, run to the Falador allotment patch, harvest your harralanders and plant new ones and speak with Elstan to progress Garden of Tranquillity. Run to Taverley and collect the dirty robes for Eadgar’s Ruse. Salve teleport, fairy ring AJR, continue Eadgar’s Ruse. Boost your</w:t>
+        <w:t xml:space="preserve">o to Ardougne and bank, grabbing a pickaxe</w:t>
+      </w:r>
+      <w:r>
+        <w:rPr>
+          <w:rtl w:val="0"/>
+        </w:rPr>
+        <w:t xml:space="preserve">, harralander seeds, Draynor manor teleport runes and your farming tools if needed. H</w:t>
+      </w:r>
+      <w:r>
+        <w:rPr>
+          <w:b w:val="0"/>
+          <w:bCs w:val="0"/>
+          <w:i w:val="0"/>
+          <w:iCs w:val="0"/>
+          <w:strike w:val="0"/>
+          <w:color w:val="000000"/>
+          <w:sz w:val="24"/>
+          <w:szCs w:val="24"/>
+          <w:u w:val="none"/>
+          <w:rtl w:val="0"/>
+        </w:rPr>
+        <w:t xml:space="preserve">ead to the Witchhaven dungeon and mine two ‘perfect’ gold ores for Family Crest. Head back out and harvest your harralanders and plant new ones and speak with Kragen to progress Garden of Tranquillity. Lastly Draynor Manor teleport, run to the Falador allotment patch, harvest your harralanders and plant new ones and speak with Elstan to progress Garden of Tranquillity. Bank in </w:t>
+      </w:r>
+      <w:r>
+        <w:rPr>
+          <w:rtl w:val="0"/>
+        </w:rPr>
+        <w:t xml:space="preserve">Falador, grabbing salve teleport runes, a dramen staff, 5 raw chickens, 10 grain, logs, tinderbox, a ranarr potion (unf), a botanical pie, pestle and mortar and climbing boots. </w:t>
+      </w:r>
+      <w:r>
+        <w:rPr>
+          <w:b w:val="0"/>
+          <w:bCs w:val="0"/>
+          <w:i w:val="0"/>
+          <w:iCs w:val="0"/>
+          <w:strike w:val="0"/>
+          <w:color w:val="000000"/>
+          <w:sz w:val="24"/>
+          <w:szCs w:val="24"/>
+          <w:u w:val="none"/>
+          <w:rtl w:val="0"/>
+        </w:rPr>
+        <w:t xml:space="preserve">Run to Taverley and collect the dirty robes for Eadgar’s Ruse. Salve teleport, fairy ring AJR, continue Eadgar’s Ruse. Boost your</w:t>
       </w:r>
       <w:r>
         <w:rPr>
@@ -31514,7 +31535,29 @@
           <w:u w:val="none"/>
           <w:rtl w:val="0"/>
         </w:rPr>
-        <w:t xml:space="preserve">5203 gp, earth staff, law runes, soul runes, axe, tinderbox, knife, pickaxe, gnome amulet, mithril armour, seed dibber, spade, 5 compost, 3 harralander seeds, watering can, fire staff, air runes, water runes, rake, </w:t>
+        <w:t xml:space="preserve">5203 gp, earth staff, law runes, soul runes, axe, tinderbox, knife, pickaxe, gnome amulet, mithril armour, seed dibber, spade, 5 compost, 3 harralander seeds, watering can, fire staff, air runes, water runes, rake, salve teleport runes, a dramen staff, 5 raw chickens, 10 grain, logs, tinderbox, a ranarr potion (unf), a botanical pie, pestle and mortar</w:t>
+      </w:r>
+      <w:r>
+        <w:rPr>
+          <w:color w:val="8d1d75"/>
+          <w:rtl w:val="0"/>
+        </w:rPr>
+        <w:t xml:space="preserve">,</w:t>
+      </w:r>
+      <w:r>
+        <w:rPr>
+          <w:b w:val="0"/>
+          <w:bCs w:val="0"/>
+          <w:i w:val="0"/>
+          <w:iCs w:val="0"/>
+          <w:strike w:val="0"/>
+          <w:color w:val="8d1d75"/>
+          <w:sz w:val="24"/>
+          <w:szCs w:val="24"/>
+          <w:u w:val="none"/>
+          <w:rtl w:val="0"/>
+        </w:rPr>
+        <w:t xml:space="preserve"> climbing boots, varrock teleport runes, </w:t>
       </w:r>
       <w:r>
         <w:rPr>
@@ -31823,7 +31866,7 @@
         <w:rPr>
           <w:rtl w:val="0"/>
         </w:rPr>
-        <w:t xml:space="preserve">Leave 27 gold bars in the dispenser - you will only take these out at level 99 smithing. Having bars in there speeds up the smelting.</w:t>
+        <w:t xml:space="preserve">Leave 27 gold bars in the dispenser - you will only take these out at level 99 smithing. Having bars in there speeds up the smelting. Buy 6 mithril ore.</w:t>
       </w:r>
     </w:p>
     <w:p>

--- a/source/Chapter1.docx
+++ b/source/Chapter1.docx
@@ -28643,7 +28643,7 @@
         <w:rPr>
           <w:rtl w:val="0"/>
         </w:rPr>
-        <w:t xml:space="preserve"> can take a long time, long enough to cover multiple bird run timers). Take food, a rake and antipoison. Note: you may be able to get away with fewer than 5 caps and save some time here, but this is a bit of a gamble.</w:t>
+        <w:t xml:space="preserve"> can take a long time, long enough to cover multiple bird run timers). Take food, a rake and antipoison. Note: you may be able to get away with fewer than 5 caps and save some time here, but this is a bit of a gamble. Identify the fossils for filling in the Varrock Museum display cases at your convenience - you can do this whenever.</w:t>
       </w:r>
     </w:p>
     <w:p>

--- a/source/Chapter1.docx
+++ b/source/Chapter1.docx
@@ -36388,7 +36388,7 @@
             <w:u w:val="single"/>
             <w:rtl w:val="0"/>
           </w:rPr>
-          <w:t xml:space="preserve">20260717FarmingGuide</w:t>
+          <w:t xml:space="preserve">20260816FarmingGuide</w:t>
         </w:r>
       </w:hyperlink>
       <w:r>
@@ -40132,7 +40132,7 @@
             <w:u w:val="single"/>
             <w:rtl w:val="0"/>
           </w:rPr>
-          <w:t xml:space="preserve">20260717Chapter1</w:t>
+          <w:t xml:space="preserve">20260816Chapter1</w:t>
         </w:r>
       </w:hyperlink>
       <w:r>
@@ -40159,7 +40159,7 @@
             <w:u w:val="single"/>
             <w:rtl w:val="0"/>
           </w:rPr>
-          <w:t xml:space="preserve">20260717Chapter2</w:t>
+          <w:t xml:space="preserve">20260816Chapter2</w:t>
         </w:r>
       </w:hyperlink>
       <w:r>
@@ -40186,7 +40186,7 @@
             <w:u w:val="single"/>
             <w:rtl w:val="0"/>
           </w:rPr>
-          <w:t xml:space="preserve">20260717Chapter3</w:t>
+          <w:t xml:space="preserve">20260816Chapter3</w:t>
         </w:r>
       </w:hyperlink>
       <w:r>
@@ -40213,7 +40213,7 @@
             <w:u w:val="single"/>
             <w:rtl w:val="0"/>
           </w:rPr>
-          <w:t xml:space="preserve">20260717DetailedStepsGuide</w:t>
+          <w:t xml:space="preserve">20260816DetailedStepsGuide</w:t>
         </w:r>
       </w:hyperlink>
       <w:r>
@@ -40841,7 +40841,9 @@
     <w:p>
       <w:pPr>
         <w:spacing w:line="276" w:lineRule="auto"/>
-        <w:rPr/>
+        <w:rPr>
+          <w:rFonts w:ascii="Arial" w:cs="Arial" w:eastAsia="Arial" w:hAnsi="Arial"/>
+        </w:rPr>
       </w:pPr>
       <w:hyperlink r:id="rId65">
         <w:r>
@@ -40865,6 +40867,28 @@
         <w:spacing w:line="276" w:lineRule="auto"/>
         <w:rPr/>
       </w:pPr>
+      <w:hyperlink r:id="rId66">
+        <w:r>
+          <w:rPr>
+            <w:rFonts w:ascii="Arial" w:cs="Arial" w:eastAsia="Arial" w:hAnsi="Arial"/>
+            <w:color w:val="1155cc"/>
+            <w:u w:val="single"/>
+            <w:rtl w:val="0"/>
+          </w:rPr>
+          <w:t xml:space="preserve">20260816BRUHsailerChangelog.txt</w:t>
+        </w:r>
+      </w:hyperlink>
+      <w:r>
+        <w:rPr>
+          <w:rtl w:val="0"/>
+        </w:rPr>
+      </w:r>
+    </w:p>
+    <w:p>
+      <w:pPr>
+        <w:spacing w:line="276" w:lineRule="auto"/>
+        <w:rPr/>
+      </w:pPr>
       <w:r>
         <w:rPr>
           <w:rtl w:val="0"/>
@@ -40872,7 +40896,7 @@
       </w:r>
     </w:p>
     <w:sectPr>
-      <w:footerReference r:id="rId66" w:type="default"/>
+      <w:footerReference r:id="rId67" w:type="default"/>
       <w:pgSz w:h="15840" w:w="12240" w:orient="portrait"/>
       <w:pgMar w:bottom="1693" w:top="1134" w:left="1134" w:right="1134" w:header="0" w:footer="1134"/>
       <w:pgNumType w:start="1"/>

--- a/source/Chapter1.docx
+++ b/source/Chapter1.docx
@@ -6442,12 +6442,73 @@
           <w:u w:val="none"/>
           <w:rtl w:val="0"/>
         </w:rPr>
-        <w:t xml:space="preserve">The following logs for bird runs: 13 oak, 24 willow, 52 teak, 44 maple.</w:t>
-      </w:r>
-      <w:r>
-        <w:rPr>
-          <w:rtl w:val="0"/>
-        </w:rPr>
+        <w:t xml:space="preserve">The following logs for bird runs: 11 regular, </w:t>
+      </w:r>
+      <w:r>
+        <w:rPr>
+          <w:rtl w:val="0"/>
+        </w:rPr>
+        <w:t xml:space="preserve">33</w:t>
+      </w:r>
+      <w:r>
+        <w:rPr>
+          <w:b w:val="0"/>
+          <w:bCs w:val="0"/>
+          <w:i w:val="0"/>
+          <w:iCs w:val="0"/>
+          <w:strike w:val="0"/>
+          <w:sz w:val="24"/>
+          <w:szCs w:val="24"/>
+          <w:u w:val="none"/>
+          <w:rtl w:val="0"/>
+        </w:rPr>
+        <w:t xml:space="preserve"> oak, </w:t>
+      </w:r>
+      <w:r>
+        <w:rPr>
+          <w:rtl w:val="0"/>
+        </w:rPr>
+        <w:t xml:space="preserve">60</w:t>
+      </w:r>
+      <w:r>
+        <w:rPr>
+          <w:b w:val="0"/>
+          <w:bCs w:val="0"/>
+          <w:i w:val="0"/>
+          <w:iCs w:val="0"/>
+          <w:strike w:val="0"/>
+          <w:sz w:val="24"/>
+          <w:szCs w:val="24"/>
+          <w:u w:val="none"/>
+          <w:rtl w:val="0"/>
+        </w:rPr>
+        <w:t xml:space="preserve"> willow, </w:t>
+      </w:r>
+      <w:r>
+        <w:rPr>
+          <w:rtl w:val="0"/>
+        </w:rPr>
+        <w:t xml:space="preserve">92</w:t>
+      </w:r>
+      <w:r>
+        <w:rPr>
+          <w:b w:val="0"/>
+          <w:bCs w:val="0"/>
+          <w:i w:val="0"/>
+          <w:iCs w:val="0"/>
+          <w:strike w:val="0"/>
+          <w:sz w:val="24"/>
+          <w:szCs w:val="24"/>
+          <w:u w:val="none"/>
+          <w:rtl w:val="0"/>
+        </w:rPr>
+        <w:t xml:space="preserve"> teak. If you do not get enough of these logs, chop them </w:t>
+      </w:r>
+      <w:r>
+        <w:rPr>
+          <w:rtl w:val="0"/>
+        </w:rPr>
+        <w:t xml:space="preserve">at your convenience later (e.g. after getting the rune axe).</w:t>
       </w:r>
     </w:p>
     <w:p>
@@ -12531,7 +12592,7 @@
         <w:rPr>
           <w:rtl w:val="0"/>
         </w:rPr>
-        <w:t xml:space="preserve"> Death on the Isle. Collect the costume needle and the icon after the quest, using the icon to unlock the teleport on the pendant of ates. </w:t>
+        <w:t xml:space="preserve"> Death on the Isle. Collect the costume needle and the icon after the quest, using the icon to unlock the teleport on the pendant of ates. Buy 12 Blackbird red at the Moonrise Wines (the winery, not the pub). </w:t>
       </w:r>
       <w:r>
         <w:rPr>
@@ -14811,7 +14872,28 @@
           <w:u w:val="none"/>
           <w:rtl w:val="0"/>
         </w:rPr>
-        <w:t xml:space="preserve"> the barcrawl card from the bank. Charter a ship to Brimhaven, visit Dead Man’s Chest for the barcrawl, run south and pick up a seaweed and drop it 5 times (west of Jiminua’s shop) for the diary, keep it for later. Do Jungle Potion. During the quest collect 3 extra snake weed, 3 extra ardrigal, 1 extra volencia moss and 1 extra rogue’s purse.</w:t>
+        <w:t xml:space="preserve"> the barcrawl card from the bank. Charter a ship to Brimhaven, visit Dead Man’s Chest for the barcrawl, run south and pick up a seaweed and drop it 5 times (west of Jiminua’s shop) for the diary, keep it for later. Do Jungle Potion. During the quest collect 3 extra snake weed, </w:t>
+      </w:r>
+      <w:r>
+        <w:rPr>
+          <w:rtl w:val="0"/>
+        </w:rPr>
+        <w:t xml:space="preserve">1</w:t>
+      </w:r>
+      <w:r>
+        <w:rPr>
+          <w:b w:val="0"/>
+          <w:bCs w:val="0"/>
+          <w:i w:val="0"/>
+          <w:iCs w:val="0"/>
+          <w:strike w:val="0"/>
+          <w:color w:val="000000"/>
+          <w:sz w:val="24"/>
+          <w:szCs w:val="24"/>
+          <w:u w:val="none"/>
+          <w:rtl w:val="0"/>
+        </w:rPr>
+        <w:t xml:space="preserve"> extra ardrigal, 1 extra volencia moss and 1 extra rogue’s purse.</w:t>
       </w:r>
       <w:r>
         <w:rPr>
@@ -16577,7 +16659,28 @@
           <w:u w:val="none"/>
           <w:rtl w:val="0"/>
         </w:rPr>
-        <w:t xml:space="preserve">Teleport to Varrock and move your POH to Rellekka at the estate agent. Grab chisel, GP, earth runes from the bank along the way. Show your Level 3 certificate to the museum curator and claim ‘something to drink’ (make sure to go through the dialogue carefully!), take the museum quiz. Do </w:t>
+        <w:t xml:space="preserve">Teleport to Varrock and move your POH to Rellekka at the estate agent. Do not drop the certificat</w:t>
+      </w:r>
+      <w:r>
+        <w:rPr>
+          <w:rtl w:val="0"/>
+        </w:rPr>
+        <w:t xml:space="preserve">es.</w:t>
+      </w:r>
+      <w:r>
+        <w:rPr>
+          <w:b w:val="0"/>
+          <w:bCs w:val="0"/>
+          <w:i w:val="0"/>
+          <w:iCs w:val="0"/>
+          <w:strike w:val="0"/>
+          <w:color w:val="000000"/>
+          <w:sz w:val="24"/>
+          <w:szCs w:val="24"/>
+          <w:u w:val="none"/>
+          <w:rtl w:val="0"/>
+        </w:rPr>
+        <w:t xml:space="preserve"> Grab chisel, GP, earth runes from the bank along the way. Show your Level 3 certificate to the museum curator and claim ‘something to drink’ (make sure to go through the dialogue carefully!), take the museum quiz. Do </w:t>
       </w:r>
       <w:r>
         <w:rPr>
@@ -24469,6 +24572,29 @@
         <w:rPr>
           <w:rtl w:val="0"/>
         </w:rPr>
+      </w:r>
+    </w:p>
+    <w:p>
+      <w:pPr>
+        <w:numPr>
+          <w:ilvl w:val="1"/>
+          <w:numId w:val="3"/>
+        </w:numPr>
+        <w:ind w:left="1080" w:hanging="360"/>
+        <w:rPr>
+          <w:b w:val="0"/>
+          <w:bCs w:val="0"/>
+          <w:strike w:val="0"/>
+          <w:sz w:val="24"/>
+          <w:szCs w:val="24"/>
+          <w:u w:val="none"/>
+        </w:rPr>
+      </w:pPr>
+      <w:r>
+        <w:rPr>
+          <w:rtl w:val="0"/>
+        </w:rPr>
+        <w:t xml:space="preserve">Use the Blackbird red to boost to the next tier of logs at levels 14, 24, 34. Your goal is level 42 hunter from bird runs.</w:t>
       </w:r>
     </w:p>
     <w:p>
@@ -36922,22 +37048,41 @@
           <w:u w:val="none"/>
           <w:rtl w:val="0"/>
         </w:rPr>
-        <w:t xml:space="preserve">You should be at least level 42 hunter by now. </w:t>
-      </w:r>
-      <w:r>
-        <w:rPr>
-          <w:b w:val="0"/>
-          <w:bCs w:val="0"/>
-          <w:i w:val="0"/>
-          <w:iCs w:val="0"/>
-          <w:strike w:val="0"/>
-          <w:color w:val="000000"/>
-          <w:sz w:val="24"/>
-          <w:szCs w:val="24"/>
-          <w:u w:val="none"/>
-          <w:rtl w:val="0"/>
-        </w:rPr>
-        <w:t xml:space="preserve">Go to Puro Puro, camp a Young impling spawn for a yew longbow (keep a bow string) and catch an essence or eclectic impling for the diary. </w:t>
+        <w:t xml:space="preserve">You should be level 42 hunter by now. </w:t>
+      </w:r>
+      <w:r>
+        <w:rPr>
+          <w:b w:val="0"/>
+          <w:bCs w:val="0"/>
+          <w:strike w:val="0"/>
+          <w:color w:val="000000"/>
+          <w:sz w:val="24"/>
+          <w:szCs w:val="24"/>
+          <w:u w:val="none"/>
+          <w:rtl w:val="0"/>
+        </w:rPr>
+        <w:t xml:space="preserve">Bri</w:t>
+      </w:r>
+      <w:r>
+        <w:rPr>
+          <w:rtl w:val="0"/>
+        </w:rPr>
+        <w:t xml:space="preserve">nging all remaining Blackbird reds (at least 5) and at least 500gp, take fairy ring AKQ to the Piscatoris Hunter area. Boost to 43 and catch spotted kebbits to level 46 hunter. Take the fairy ring</w:t>
+      </w:r>
+      <w:r>
+        <w:rPr>
+          <w:b w:val="0"/>
+          <w:bCs w:val="0"/>
+          <w:i w:val="0"/>
+          <w:iCs w:val="0"/>
+          <w:strike w:val="0"/>
+          <w:color w:val="000000"/>
+          <w:sz w:val="24"/>
+          <w:szCs w:val="24"/>
+          <w:u w:val="none"/>
+          <w:rtl w:val="0"/>
+        </w:rPr>
+        <w:t xml:space="preserve"> to Zanaris and Puro Puro, camp a Young impling spawn for a yew longbow (keep a bow string) and catch an essence or eclectic impling for the diary. </w:t>
       </w:r>
       <w:r>
         <w:rPr>

--- a/source/Chapter1.docx
+++ b/source/Chapter1.docx
@@ -39837,14 +39837,14 @@
           <w:u w:val="none"/>
           <w:rtl w:val="0"/>
         </w:rPr>
-        <w:t xml:space="preserve">Hunt: 49</w:t>
+        <w:t xml:space="preserve">Hunt: </w:t>
       </w:r>
       <w:r>
         <w:rPr>
           <w:color w:val="069a2e"/>
           <w:rtl w:val="0"/>
         </w:rPr>
-        <w:t xml:space="preserve"> (depends on the amount of bird runs you need, lower is fine)</w:t>
+        <w:t xml:space="preserve">46</w:t>
       </w:r>
       <w:r>
         <w:rPr>
@@ -40277,7 +40277,7 @@
             <w:u w:val="single"/>
             <w:rtl w:val="0"/>
           </w:rPr>
-          <w:t xml:space="preserve">20260816Chapter1</w:t>
+          <w:t xml:space="preserve">20260830Chapter1</w:t>
         </w:r>
       </w:hyperlink>
       <w:r>
@@ -40304,7 +40304,7 @@
             <w:u w:val="single"/>
             <w:rtl w:val="0"/>
           </w:rPr>
-          <w:t xml:space="preserve">20260816Chapter2</w:t>
+          <w:t xml:space="preserve">20260830Chapter2</w:t>
         </w:r>
       </w:hyperlink>
       <w:r>
@@ -40331,7 +40331,7 @@
             <w:u w:val="single"/>
             <w:rtl w:val="0"/>
           </w:rPr>
-          <w:t xml:space="preserve">20260816Chapter3</w:t>
+          <w:t xml:space="preserve">20260830Chapter3</w:t>
         </w:r>
       </w:hyperlink>
       <w:r>
@@ -40358,7 +40358,7 @@
             <w:u w:val="single"/>
             <w:rtl w:val="0"/>
           </w:rPr>
-          <w:t xml:space="preserve">20260816DetailedStepsGuide</w:t>
+          <w:t xml:space="preserve">20260830DetailedStepsGuide</w:t>
         </w:r>
       </w:hyperlink>
       <w:r>
@@ -41010,7 +41010,10 @@
     <w:p>
       <w:pPr>
         <w:spacing w:line="276" w:lineRule="auto"/>
-        <w:rPr/>
+        <w:rPr>
+          <w:sz w:val="30"/>
+          <w:szCs w:val="30"/>
+        </w:rPr>
       </w:pPr>
       <w:hyperlink r:id="rId66">
         <w:r>
@@ -41034,6 +41037,27 @@
         <w:spacing w:line="276" w:lineRule="auto"/>
         <w:rPr/>
       </w:pPr>
+      <w:hyperlink r:id="rId67">
+        <w:r>
+          <w:rPr>
+            <w:color w:val="1155cc"/>
+            <w:u w:val="single"/>
+            <w:rtl w:val="0"/>
+          </w:rPr>
+          <w:t xml:space="preserve">20260830BRUHsailerChangelog.txt</w:t>
+        </w:r>
+      </w:hyperlink>
+      <w:r>
+        <w:rPr>
+          <w:rtl w:val="0"/>
+        </w:rPr>
+      </w:r>
+    </w:p>
+    <w:p>
+      <w:pPr>
+        <w:spacing w:line="276" w:lineRule="auto"/>
+        <w:rPr/>
+      </w:pPr>
       <w:r>
         <w:rPr>
           <w:rtl w:val="0"/>
@@ -41041,7 +41065,7 @@
       </w:r>
     </w:p>
     <w:sectPr>
-      <w:footerReference r:id="rId67" w:type="default"/>
+      <w:footerReference r:id="rId68" w:type="default"/>
       <w:pgSz w:h="15840" w:w="12240" w:orient="portrait"/>
       <w:pgMar w:bottom="1693" w:top="1134" w:left="1134" w:right="1134" w:header="0" w:footer="1134"/>
       <w:pgNumType w:start="1"/>
